--- a/sharayu-bhute-resume.docx
+++ b/sharayu-bhute-resume.docx
@@ -47,14 +47,7 @@
           <w:rFonts w:ascii="Aptos Display" w:hAnsi="Aptos Display" w:cs="AngsanaUPC"/>
           <w:color w:val="404040" w:themeColor="text1" w:themeTint="BF"/>
         </w:rPr>
-        <w:t>Computer Science student focused on Machine Learning and AI, with an interest in Cybersecurity. Building intelligent and</w:t>
-      </w:r>
-      <w:r>
-        <w:rPr>
-          <w:rFonts w:ascii="Aptos Display" w:hAnsi="Aptos Display" w:cs="AngsanaUPC"/>
-          <w:color w:val="404040" w:themeColor="text1" w:themeTint="BF"/>
-        </w:rPr>
-        <w:t xml:space="preserve"> secure real-world applications.</w:t>
+        <w:t>Computer Science student with hands-on experience in Machine Learning and backend development, seeking to build intelligent, real-world solutions using data-driven approaches and scalable systems.</w:t>
       </w:r>
     </w:p>
     <w:p>
@@ -73,13 +66,1083 @@
         <mc:AlternateContent>
           <mc:Choice Requires="wps">
             <w:drawing>
-              <wp:anchor distT="0" distB="0" distL="114300" distR="114300" simplePos="0" relativeHeight="251659264" behindDoc="0" locked="0" layoutInCell="1" allowOverlap="1" wp14:anchorId="00D2AECC" wp14:editId="17A3317D">
+              <wp:anchor distT="0" distB="0" distL="114300" distR="114300" simplePos="0" relativeHeight="251661312" behindDoc="0" locked="0" layoutInCell="1" allowOverlap="1" wp14:anchorId="3D97591F" wp14:editId="3A3E4C6F">
                 <wp:simplePos x="0" y="0"/>
                 <wp:positionH relativeFrom="column">
-                  <wp:posOffset>-498687</wp:posOffset>
+                  <wp:posOffset>2161309</wp:posOffset>
                 </wp:positionH>
                 <wp:positionV relativeFrom="paragraph">
-                  <wp:posOffset>98425</wp:posOffset>
+                  <wp:posOffset>368242</wp:posOffset>
+                </wp:positionV>
+                <wp:extent cx="4364355" cy="8347075"/>
+                <wp:effectExtent l="0" t="0" r="0" b="0"/>
+                <wp:wrapNone/>
+                <wp:docPr id="1408674310" name="Text Box 3"/>
+                <wp:cNvGraphicFramePr/>
+                <a:graphic xmlns:a="http://schemas.openxmlformats.org/drawingml/2006/main">
+                  <a:graphicData uri="http://schemas.microsoft.com/office/word/2010/wordprocessingShape">
+                    <wps:wsp>
+                      <wps:cNvSpPr txBox="1"/>
+                      <wps:spPr>
+                        <a:xfrm>
+                          <a:off x="0" y="0"/>
+                          <a:ext cx="4364355" cy="8347075"/>
+                        </a:xfrm>
+                        <a:prstGeom prst="rect">
+                          <a:avLst/>
+                        </a:prstGeom>
+                        <a:noFill/>
+                        <a:ln>
+                          <a:noFill/>
+                        </a:ln>
+                      </wps:spPr>
+                      <wps:style>
+                        <a:lnRef idx="0">
+                          <a:scrgbClr r="0" g="0" b="0"/>
+                        </a:lnRef>
+                        <a:fillRef idx="0">
+                          <a:scrgbClr r="0" g="0" b="0"/>
+                        </a:fillRef>
+                        <a:effectRef idx="0">
+                          <a:scrgbClr r="0" g="0" b="0"/>
+                        </a:effectRef>
+                        <a:fontRef idx="minor">
+                          <a:schemeClr val="dk1"/>
+                        </a:fontRef>
+                      </wps:style>
+                      <wps:txbx>
+                        <w:txbxContent>
+                          <w:p>
+                            <w:pPr>
+                              <w:rPr>
+                                <w:rFonts w:ascii="Garamond" w:hAnsi="Garamond"/>
+                                <w:b/>
+                                <w:bCs/>
+                                <w:sz w:val="32"/>
+                                <w:szCs w:val="32"/>
+                              </w:rPr>
+                            </w:pPr>
+                            <w:r>
+                              <w:rPr>
+                                <w:rFonts w:ascii="Garamond" w:hAnsi="Garamond"/>
+                                <w:b/>
+                                <w:bCs/>
+                                <w:sz w:val="32"/>
+                                <w:szCs w:val="32"/>
+                              </w:rPr>
+                              <w:t>Projects</w:t>
+                            </w:r>
+                            <w:r>
+                              <w:rPr>
+                                <w:rFonts w:ascii="Garamond" w:hAnsi="Garamond"/>
+                                <w:b/>
+                                <w:bCs/>
+                                <w:sz w:val="32"/>
+                                <w:szCs w:val="32"/>
+                              </w:rPr>
+                              <w:t>:</w:t>
+                            </w:r>
+                          </w:p>
+                          <w:p>
+                            <w:pPr>
+                              <w:pStyle w:val="ListParagraph"/>
+                              <w:numPr>
+                                <w:ilvl w:val="0"/>
+                                <w:numId w:val="16"/>
+                              </w:numPr>
+                              <w:spacing w:after="0"/>
+                              <w:ind w:left="0"/>
+                              <w:rPr>
+                                <w:b/>
+                                <w:bCs/>
+                              </w:rPr>
+                            </w:pPr>
+                            <w:r>
+                              <w:rPr>
+                                <w:b/>
+                                <w:bCs/>
+                              </w:rPr>
+                              <w:t xml:space="preserve">1. </w:t>
+                            </w:r>
+                            <w:r>
+                              <w:rPr>
+                                <w:b/>
+                                <w:bCs/>
+                              </w:rPr>
+                              <w:t>Smart Interview – AI-Powered Interview System</w:t>
+                            </w:r>
+                          </w:p>
+                          <w:p>
+                            <w:pPr>
+                              <w:spacing w:after="0"/>
+                              <w:rPr>
+                                <w:i/>
+                                <w:iCs/>
+                              </w:rPr>
+                            </w:pPr>
+                            <w:r>
+                              <w:rPr>
+                                <w:i/>
+                                <w:iCs/>
+                              </w:rPr>
+                              <w:t xml:space="preserve">   </w:t>
+                            </w:r>
+                            <w:r>
+                              <w:rPr>
+                                <w:i/>
+                                <w:iCs/>
+                              </w:rPr>
+                              <w:t xml:space="preserve">    </w:t>
+                            </w:r>
+                            <w:r>
+                              <w:rPr>
+                                <w:i/>
+                                <w:iCs/>
+                              </w:rPr>
+                              <w:t xml:space="preserve"> </w:t>
+                            </w:r>
+                            <w:proofErr w:type="spellStart"/>
+                            <w:r>
+                              <w:rPr>
+                                <w:i/>
+                                <w:iCs/>
+                              </w:rPr>
+                              <w:t>FastAPI</w:t>
+                            </w:r>
+                            <w:proofErr w:type="spellEnd"/>
+                            <w:r>
+                              <w:rPr>
+                                <w:i/>
+                                <w:iCs/>
+                              </w:rPr>
+                              <w:t xml:space="preserve"> | NLP | Python</w:t>
+                            </w:r>
+                          </w:p>
+                          <w:p>
+                            <w:pPr>
+                              <w:numPr>
+                                <w:ilvl w:val="0"/>
+                                <w:numId w:val="14"/>
+                              </w:numPr>
+                              <w:tabs>
+                                <w:tab w:val="clear" w:pos="720"/>
+                                <w:tab w:val="num" w:pos="360"/>
+                              </w:tabs>
+                              <w:spacing w:after="0"/>
+                              <w:ind w:left="360"/>
+                            </w:pPr>
+                            <w:r>
+                              <w:t xml:space="preserve">Built an AI-powered system to generate personalized technical and HR interview questions </w:t>
+                            </w:r>
+                          </w:p>
+                          <w:p>
+                            <w:pPr>
+                              <w:numPr>
+                                <w:ilvl w:val="0"/>
+                                <w:numId w:val="14"/>
+                              </w:numPr>
+                              <w:tabs>
+                                <w:tab w:val="clear" w:pos="720"/>
+                                <w:tab w:val="num" w:pos="360"/>
+                              </w:tabs>
+                              <w:spacing w:after="0"/>
+                              <w:ind w:left="360"/>
+                            </w:pPr>
+                            <w:r>
+                              <w:t xml:space="preserve">Implemented NLP techniques to extract skills from resumes </w:t>
+                            </w:r>
+                          </w:p>
+                          <w:p>
+                            <w:pPr>
+                              <w:numPr>
+                                <w:ilvl w:val="0"/>
+                                <w:numId w:val="14"/>
+                              </w:numPr>
+                              <w:tabs>
+                                <w:tab w:val="clear" w:pos="720"/>
+                                <w:tab w:val="num" w:pos="360"/>
+                              </w:tabs>
+                              <w:spacing w:after="0"/>
+                              <w:ind w:left="360"/>
+                            </w:pPr>
+                            <w:r>
+                              <w:t xml:space="preserve">Designed features to track responses and suggest improvements </w:t>
+                            </w:r>
+                          </w:p>
+                          <w:p>
+                            <w:pPr>
+                              <w:numPr>
+                                <w:ilvl w:val="0"/>
+                                <w:numId w:val="14"/>
+                              </w:numPr>
+                              <w:tabs>
+                                <w:tab w:val="clear" w:pos="720"/>
+                                <w:tab w:val="num" w:pos="360"/>
+                              </w:tabs>
+                              <w:spacing w:after="0"/>
+                              <w:ind w:left="360"/>
+                            </w:pPr>
+                            <w:r>
+                              <w:t xml:space="preserve">Developed REST APIs using </w:t>
+                            </w:r>
+                            <w:proofErr w:type="spellStart"/>
+                            <w:r>
+                              <w:t>FastAPI</w:t>
+                            </w:r>
+                            <w:proofErr w:type="spellEnd"/>
+                            <w:r>
+                              <w:t xml:space="preserve"> for seamless interaction</w:t>
+                            </w:r>
+                          </w:p>
+                          <w:p>
+                            <w:pPr>
+                              <w:spacing w:after="0" w:line="276" w:lineRule="auto"/>
+                            </w:pPr>
+                            <w:hyperlink r:id="rId5" w:history="1">
+                              <w:r>
+                                <w:rPr>
+                                  <w:rStyle w:val="Hyperlink"/>
+                                </w:rPr>
+                                <w:t>demo links</w:t>
+                              </w:r>
+                            </w:hyperlink>
+                          </w:p>
+                          <w:p>
+                            <w:pPr>
+                              <w:spacing w:after="0" w:line="240" w:lineRule="auto"/>
+                            </w:pPr>
+                          </w:p>
+                          <w:p>
+                            <w:pPr>
+                              <w:pStyle w:val="ListParagraph"/>
+                              <w:numPr>
+                                <w:ilvl w:val="0"/>
+                                <w:numId w:val="16"/>
+                              </w:numPr>
+                              <w:spacing w:after="0" w:line="276" w:lineRule="auto"/>
+                              <w:rPr>
+                                <w:b/>
+                                <w:bCs/>
+                              </w:rPr>
+                            </w:pPr>
+                            <w:r>
+                              <w:rPr>
+                                <w:b/>
+                                <w:bCs/>
+                              </w:rPr>
+                              <w:t>Customer Segmentation using K-Means Clustering</w:t>
+                            </w:r>
+                          </w:p>
+                          <w:p>
+                            <w:pPr>
+                              <w:spacing w:after="0" w:line="276" w:lineRule="auto"/>
+                            </w:pPr>
+                            <w:r>
+                              <w:rPr>
+                                <w:i/>
+                                <w:iCs/>
+                              </w:rPr>
+                              <w:t xml:space="preserve">               </w:t>
+                            </w:r>
+                            <w:r>
+                              <w:rPr>
+                                <w:i/>
+                                <w:iCs/>
+                              </w:rPr>
+                              <w:t>Machine Learning | Unsupervised Learning</w:t>
+                            </w:r>
+                          </w:p>
+                          <w:p>
+                            <w:pPr>
+                              <w:numPr>
+                                <w:ilvl w:val="0"/>
+                                <w:numId w:val="17"/>
+                              </w:numPr>
+                              <w:tabs>
+                                <w:tab w:val="num" w:pos="720"/>
+                              </w:tabs>
+                              <w:spacing w:after="0" w:line="276" w:lineRule="auto"/>
+                            </w:pPr>
+                            <w:r>
+                              <w:t xml:space="preserve">Implemented K-Means clustering to segment customers based on income and spending </w:t>
+                            </w:r>
+                            <w:proofErr w:type="spellStart"/>
+                            <w:r>
+                              <w:t>behavior</w:t>
+                            </w:r>
+                            <w:proofErr w:type="spellEnd"/>
+                            <w:r>
+                              <w:t xml:space="preserve"> </w:t>
+                            </w:r>
+                          </w:p>
+                          <w:p>
+                            <w:pPr>
+                              <w:numPr>
+                                <w:ilvl w:val="0"/>
+                                <w:numId w:val="17"/>
+                              </w:numPr>
+                              <w:tabs>
+                                <w:tab w:val="num" w:pos="720"/>
+                              </w:tabs>
+                              <w:spacing w:after="0" w:line="276" w:lineRule="auto"/>
+                            </w:pPr>
+                            <w:r>
+                              <w:t xml:space="preserve">Used the Elbow Method to determine the optimal number of clusters </w:t>
+                            </w:r>
+                          </w:p>
+                          <w:p>
+                            <w:pPr>
+                              <w:numPr>
+                                <w:ilvl w:val="0"/>
+                                <w:numId w:val="17"/>
+                              </w:numPr>
+                              <w:tabs>
+                                <w:tab w:val="num" w:pos="720"/>
+                              </w:tabs>
+                              <w:spacing w:after="0" w:line="276" w:lineRule="auto"/>
+                            </w:pPr>
+                            <w:r>
+                              <w:t>Enabled data-driven business insights for targeted marketing strategies</w:t>
+                            </w:r>
+                          </w:p>
+                          <w:p>
+                            <w:pPr>
+                              <w:spacing w:after="0" w:line="276" w:lineRule="auto"/>
+                            </w:pPr>
+                            <w:r>
+                              <w:t xml:space="preserve"> </w:t>
+                            </w:r>
+                            <w:hyperlink r:id="rId6" w:history="1">
+                              <w:r>
+                                <w:rPr>
+                                  <w:rStyle w:val="Hyperlink"/>
+                                </w:rPr>
+                                <w:t>demo links</w:t>
+                              </w:r>
+                            </w:hyperlink>
+                            <w:r>
+                              <w:t xml:space="preserve"> </w:t>
+                            </w:r>
+                          </w:p>
+                          <w:p>
+                            <w:pPr>
+                              <w:spacing w:after="0" w:line="276" w:lineRule="auto"/>
+                            </w:pPr>
+                            <w:r>
+                              <w:t>Additional Projects All projects available here</w:t>
+                            </w:r>
+                            <w:r>
+                              <w:rPr>
+                                <w:b/>
+                                <w:bCs/>
+                              </w:rPr>
+                              <w:t xml:space="preserve">: </w:t>
+                            </w:r>
+                            <w:hyperlink r:id="rId7" w:history="1">
+                              <w:proofErr w:type="spellStart"/>
+                              <w:r>
+                                <w:rPr>
+                                  <w:rStyle w:val="Hyperlink"/>
+                                  <w:b/>
+                                  <w:bCs/>
+                                </w:rPr>
+                                <w:t>github</w:t>
+                              </w:r>
+                              <w:proofErr w:type="spellEnd"/>
+                            </w:hyperlink>
+                            <w:r>
+                              <w:t xml:space="preserve"> </w:t>
+                            </w:r>
+                          </w:p>
+                          <w:p>
+                            <w:pPr>
+                              <w:spacing w:after="0" w:line="276" w:lineRule="auto"/>
+                            </w:pPr>
+                          </w:p>
+                          <w:p>
+                            <w:pPr>
+                              <w:rPr>
+                                <w:rFonts w:ascii="Times New Roman" w:hAnsi="Times New Roman" w:cs="Times New Roman"/>
+                                <w:b/>
+                                <w:bCs/>
+                                <w:sz w:val="28"/>
+                                <w:szCs w:val="28"/>
+                              </w:rPr>
+                            </w:pPr>
+                            <w:r>
+                              <w:rPr>
+                                <w:rFonts w:ascii="Times New Roman" w:hAnsi="Times New Roman" w:cs="Times New Roman"/>
+                                <w:b/>
+                                <w:bCs/>
+                                <w:sz w:val="28"/>
+                                <w:szCs w:val="28"/>
+                              </w:rPr>
+                              <w:t>Achievements &amp; Certifications</w:t>
+                            </w:r>
+                            <w:r>
+                              <w:rPr>
+                                <w:rFonts w:ascii="Times New Roman" w:hAnsi="Times New Roman" w:cs="Times New Roman"/>
+                                <w:b/>
+                                <w:bCs/>
+                                <w:sz w:val="28"/>
+                                <w:szCs w:val="28"/>
+                              </w:rPr>
+                              <w:t>:</w:t>
+                            </w:r>
+                          </w:p>
+                          <w:p>
+                            <w:pPr>
+                              <w:rPr>
+                                <w:sz w:val="22"/>
+                                <w:szCs w:val="22"/>
+                              </w:rPr>
+                            </w:pPr>
+                            <w:r>
+                              <w:rPr>
+                                <w:b/>
+                                <w:bCs/>
+                                <w:sz w:val="22"/>
+                                <w:szCs w:val="22"/>
+                              </w:rPr>
+                              <w:t>Deloitte Australia Data Analytics Job Simulation (Forage)</w:t>
+                            </w:r>
+                            <w:r>
+                              <w:rPr>
+                                <w:sz w:val="22"/>
+                                <w:szCs w:val="22"/>
+                              </w:rPr>
+                              <w:t xml:space="preserve"> — Dec 2025</w:t>
+                            </w:r>
+                          </w:p>
+                          <w:p>
+                            <w:pPr>
+                              <w:numPr>
+                                <w:ilvl w:val="0"/>
+                                <w:numId w:val="8"/>
+                              </w:numPr>
+                              <w:tabs>
+                                <w:tab w:val="num" w:pos="720"/>
+                              </w:tabs>
+                              <w:spacing w:after="0"/>
+                              <w:rPr>
+                                <w:sz w:val="22"/>
+                                <w:szCs w:val="22"/>
+                              </w:rPr>
+                            </w:pPr>
+                            <w:r>
+                              <w:rPr>
+                                <w:sz w:val="22"/>
+                                <w:szCs w:val="22"/>
+                              </w:rPr>
+                              <w:t xml:space="preserve">Completed a virtual job simulation focused on data analysis and forensic technology </w:t>
+                            </w:r>
+                          </w:p>
+                          <w:p>
+                            <w:pPr>
+                              <w:numPr>
+                                <w:ilvl w:val="0"/>
+                                <w:numId w:val="8"/>
+                              </w:numPr>
+                              <w:tabs>
+                                <w:tab w:val="num" w:pos="720"/>
+                              </w:tabs>
+                              <w:spacing w:after="0"/>
+                              <w:rPr>
+                                <w:sz w:val="22"/>
+                                <w:szCs w:val="22"/>
+                              </w:rPr>
+                            </w:pPr>
+                            <w:r>
+                              <w:rPr>
+                                <w:sz w:val="22"/>
+                                <w:szCs w:val="22"/>
+                              </w:rPr>
+                              <w:t xml:space="preserve">Built an interactive dashboard using Tableau </w:t>
+                            </w:r>
+                          </w:p>
+                          <w:p>
+                            <w:pPr>
+                              <w:numPr>
+                                <w:ilvl w:val="0"/>
+                                <w:numId w:val="8"/>
+                              </w:numPr>
+                              <w:tabs>
+                                <w:tab w:val="num" w:pos="720"/>
+                              </w:tabs>
+                              <w:spacing w:after="0"/>
+                              <w:rPr>
+                                <w:sz w:val="22"/>
+                                <w:szCs w:val="22"/>
+                              </w:rPr>
+                            </w:pPr>
+                            <w:r>
+                              <w:rPr>
+                                <w:sz w:val="22"/>
+                                <w:szCs w:val="22"/>
+                              </w:rPr>
+                              <w:t xml:space="preserve">Performed data classification and derived business insights using Excel </w:t>
+                            </w:r>
+                            <w:r>
+                              <w:rPr>
+                                <w:sz w:val="22"/>
+                                <w:szCs w:val="22"/>
+                              </w:rPr>
+                              <w:t xml:space="preserve">- </w:t>
+                            </w:r>
+                            <w:hyperlink r:id="rId8" w:history="1">
+                              <w:r>
+                                <w:rPr>
+                                  <w:rStyle w:val="Hyperlink"/>
+                                  <w:sz w:val="22"/>
+                                  <w:szCs w:val="22"/>
+                                </w:rPr>
+                                <w:t>Certificate</w:t>
+                              </w:r>
+                            </w:hyperlink>
+                          </w:p>
+                          <w:p/>
+                          <w:p/>
+                        </w:txbxContent>
+                      </wps:txbx>
+                      <wps:bodyPr rot="0" spcFirstLastPara="0" vertOverflow="overflow" horzOverflow="overflow" vert="horz" wrap="square" lIns="91440" tIns="45720" rIns="91440" bIns="45720" numCol="1" spcCol="0" rtlCol="0" fromWordArt="0" anchor="t" anchorCtr="0" forceAA="0" compatLnSpc="1">
+                        <a:prstTxWarp prst="textNoShape">
+                          <a:avLst/>
+                        </a:prstTxWarp>
+                        <a:noAutofit/>
+                      </wps:bodyPr>
+                    </wps:wsp>
+                  </a:graphicData>
+                </a:graphic>
+                <wp14:sizeRelH relativeFrom="margin">
+                  <wp14:pctWidth>0</wp14:pctWidth>
+                </wp14:sizeRelH>
+                <wp14:sizeRelV relativeFrom="margin">
+                  <wp14:pctHeight>0</wp14:pctHeight>
+                </wp14:sizeRelV>
+              </wp:anchor>
+            </w:drawing>
+          </mc:Choice>
+          <mc:Fallback>
+            <w:pict>
+              <v:shapetype w14:anchorId="3D97591F" id="_x0000_t202" coordsize="21600,21600" o:spt="202" path="m,l,21600r21600,l21600,xe">
+                <v:stroke joinstyle="miter"/>
+                <v:path gradientshapeok="t" o:connecttype="rect"/>
+              </v:shapetype>
+              <v:shape id="Text Box 3" o:spid="_x0000_s1026" type="#_x0000_t202" style="position:absolute;left:0;text-align:left;margin-left:170.2pt;margin-top:29pt;width:343.65pt;height:657.25pt;z-index:251661312;visibility:visible;mso-wrap-style:square;mso-width-percent:0;mso-height-percent:0;mso-wrap-distance-left:9pt;mso-wrap-distance-top:0;mso-wrap-distance-right:9pt;mso-wrap-distance-bottom:0;mso-position-horizontal:absolute;mso-position-horizontal-relative:text;mso-position-vertical:absolute;mso-position-vertical-relative:text;mso-width-percent:0;mso-height-percent:0;mso-width-relative:margin;mso-height-relative:margin;v-text-anchor:top" o:gfxdata="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" filled="f" stroked="f">
+                <v:textbox>
+                  <w:txbxContent>
+                    <w:p>
+                      <w:pPr>
+                        <w:rPr>
+                          <w:rFonts w:ascii="Garamond" w:hAnsi="Garamond"/>
+                          <w:b/>
+                          <w:bCs/>
+                          <w:sz w:val="32"/>
+                          <w:szCs w:val="32"/>
+                        </w:rPr>
+                      </w:pPr>
+                      <w:r>
+                        <w:rPr>
+                          <w:rFonts w:ascii="Garamond" w:hAnsi="Garamond"/>
+                          <w:b/>
+                          <w:bCs/>
+                          <w:sz w:val="32"/>
+                          <w:szCs w:val="32"/>
+                        </w:rPr>
+                        <w:t>Projects</w:t>
+                      </w:r>
+                      <w:r>
+                        <w:rPr>
+                          <w:rFonts w:ascii="Garamond" w:hAnsi="Garamond"/>
+                          <w:b/>
+                          <w:bCs/>
+                          <w:sz w:val="32"/>
+                          <w:szCs w:val="32"/>
+                        </w:rPr>
+                        <w:t>:</w:t>
+                      </w:r>
+                    </w:p>
+                    <w:p>
+                      <w:pPr>
+                        <w:pStyle w:val="ListParagraph"/>
+                        <w:numPr>
+                          <w:ilvl w:val="0"/>
+                          <w:numId w:val="16"/>
+                        </w:numPr>
+                        <w:spacing w:after="0"/>
+                        <w:ind w:left="0"/>
+                        <w:rPr>
+                          <w:b/>
+                          <w:bCs/>
+                        </w:rPr>
+                      </w:pPr>
+                      <w:r>
+                        <w:rPr>
+                          <w:b/>
+                          <w:bCs/>
+                        </w:rPr>
+                        <w:t xml:space="preserve">1. </w:t>
+                      </w:r>
+                      <w:r>
+                        <w:rPr>
+                          <w:b/>
+                          <w:bCs/>
+                        </w:rPr>
+                        <w:t>Smart Interview – AI-Powered Interview System</w:t>
+                      </w:r>
+                    </w:p>
+                    <w:p>
+                      <w:pPr>
+                        <w:spacing w:after="0"/>
+                        <w:rPr>
+                          <w:i/>
+                          <w:iCs/>
+                        </w:rPr>
+                      </w:pPr>
+                      <w:r>
+                        <w:rPr>
+                          <w:i/>
+                          <w:iCs/>
+                        </w:rPr>
+                        <w:t xml:space="preserve">   </w:t>
+                      </w:r>
+                      <w:r>
+                        <w:rPr>
+                          <w:i/>
+                          <w:iCs/>
+                        </w:rPr>
+                        <w:t xml:space="preserve">    </w:t>
+                      </w:r>
+                      <w:r>
+                        <w:rPr>
+                          <w:i/>
+                          <w:iCs/>
+                        </w:rPr>
+                        <w:t xml:space="preserve"> </w:t>
+                      </w:r>
+                      <w:proofErr w:type="spellStart"/>
+                      <w:r>
+                        <w:rPr>
+                          <w:i/>
+                          <w:iCs/>
+                        </w:rPr>
+                        <w:t>FastAPI</w:t>
+                      </w:r>
+                      <w:proofErr w:type="spellEnd"/>
+                      <w:r>
+                        <w:rPr>
+                          <w:i/>
+                          <w:iCs/>
+                        </w:rPr>
+                        <w:t xml:space="preserve"> | NLP | Python</w:t>
+                      </w:r>
+                    </w:p>
+                    <w:p>
+                      <w:pPr>
+                        <w:numPr>
+                          <w:ilvl w:val="0"/>
+                          <w:numId w:val="14"/>
+                        </w:numPr>
+                        <w:tabs>
+                          <w:tab w:val="clear" w:pos="720"/>
+                          <w:tab w:val="num" w:pos="360"/>
+                        </w:tabs>
+                        <w:spacing w:after="0"/>
+                        <w:ind w:left="360"/>
+                      </w:pPr>
+                      <w:r>
+                        <w:t xml:space="preserve">Built an AI-powered system to generate personalized technical and HR interview questions </w:t>
+                      </w:r>
+                    </w:p>
+                    <w:p>
+                      <w:pPr>
+                        <w:numPr>
+                          <w:ilvl w:val="0"/>
+                          <w:numId w:val="14"/>
+                        </w:numPr>
+                        <w:tabs>
+                          <w:tab w:val="clear" w:pos="720"/>
+                          <w:tab w:val="num" w:pos="360"/>
+                        </w:tabs>
+                        <w:spacing w:after="0"/>
+                        <w:ind w:left="360"/>
+                      </w:pPr>
+                      <w:r>
+                        <w:t xml:space="preserve">Implemented NLP techniques to extract skills from resumes </w:t>
+                      </w:r>
+                    </w:p>
+                    <w:p>
+                      <w:pPr>
+                        <w:numPr>
+                          <w:ilvl w:val="0"/>
+                          <w:numId w:val="14"/>
+                        </w:numPr>
+                        <w:tabs>
+                          <w:tab w:val="clear" w:pos="720"/>
+                          <w:tab w:val="num" w:pos="360"/>
+                        </w:tabs>
+                        <w:spacing w:after="0"/>
+                        <w:ind w:left="360"/>
+                      </w:pPr>
+                      <w:r>
+                        <w:t xml:space="preserve">Designed features to track responses and suggest improvements </w:t>
+                      </w:r>
+                    </w:p>
+                    <w:p>
+                      <w:pPr>
+                        <w:numPr>
+                          <w:ilvl w:val="0"/>
+                          <w:numId w:val="14"/>
+                        </w:numPr>
+                        <w:tabs>
+                          <w:tab w:val="clear" w:pos="720"/>
+                          <w:tab w:val="num" w:pos="360"/>
+                        </w:tabs>
+                        <w:spacing w:after="0"/>
+                        <w:ind w:left="360"/>
+                      </w:pPr>
+                      <w:r>
+                        <w:t xml:space="preserve">Developed REST APIs using </w:t>
+                      </w:r>
+                      <w:proofErr w:type="spellStart"/>
+                      <w:r>
+                        <w:t>FastAPI</w:t>
+                      </w:r>
+                      <w:proofErr w:type="spellEnd"/>
+                      <w:r>
+                        <w:t xml:space="preserve"> for seamless interaction</w:t>
+                      </w:r>
+                    </w:p>
+                    <w:p>
+                      <w:pPr>
+                        <w:spacing w:after="0" w:line="276" w:lineRule="auto"/>
+                      </w:pPr>
+                      <w:hyperlink r:id="rId9" w:history="1">
+                        <w:r>
+                          <w:rPr>
+                            <w:rStyle w:val="Hyperlink"/>
+                          </w:rPr>
+                          <w:t>demo links</w:t>
+                        </w:r>
+                      </w:hyperlink>
+                    </w:p>
+                    <w:p>
+                      <w:pPr>
+                        <w:spacing w:after="0" w:line="240" w:lineRule="auto"/>
+                      </w:pPr>
+                    </w:p>
+                    <w:p>
+                      <w:pPr>
+                        <w:pStyle w:val="ListParagraph"/>
+                        <w:numPr>
+                          <w:ilvl w:val="0"/>
+                          <w:numId w:val="16"/>
+                        </w:numPr>
+                        <w:spacing w:after="0" w:line="276" w:lineRule="auto"/>
+                        <w:rPr>
+                          <w:b/>
+                          <w:bCs/>
+                        </w:rPr>
+                      </w:pPr>
+                      <w:r>
+                        <w:rPr>
+                          <w:b/>
+                          <w:bCs/>
+                        </w:rPr>
+                        <w:t>Customer Segmentation using K-Means Clustering</w:t>
+                      </w:r>
+                    </w:p>
+                    <w:p>
+                      <w:pPr>
+                        <w:spacing w:after="0" w:line="276" w:lineRule="auto"/>
+                      </w:pPr>
+                      <w:r>
+                        <w:rPr>
+                          <w:i/>
+                          <w:iCs/>
+                        </w:rPr>
+                        <w:t xml:space="preserve">               </w:t>
+                      </w:r>
+                      <w:r>
+                        <w:rPr>
+                          <w:i/>
+                          <w:iCs/>
+                        </w:rPr>
+                        <w:t>Machine Learning | Unsupervised Learning</w:t>
+                      </w:r>
+                    </w:p>
+                    <w:p>
+                      <w:pPr>
+                        <w:numPr>
+                          <w:ilvl w:val="0"/>
+                          <w:numId w:val="17"/>
+                        </w:numPr>
+                        <w:tabs>
+                          <w:tab w:val="num" w:pos="720"/>
+                        </w:tabs>
+                        <w:spacing w:after="0" w:line="276" w:lineRule="auto"/>
+                      </w:pPr>
+                      <w:r>
+                        <w:t xml:space="preserve">Implemented K-Means clustering to segment customers based on income and spending </w:t>
+                      </w:r>
+                      <w:proofErr w:type="spellStart"/>
+                      <w:r>
+                        <w:t>behavior</w:t>
+                      </w:r>
+                      <w:proofErr w:type="spellEnd"/>
+                      <w:r>
+                        <w:t xml:space="preserve"> </w:t>
+                      </w:r>
+                    </w:p>
+                    <w:p>
+                      <w:pPr>
+                        <w:numPr>
+                          <w:ilvl w:val="0"/>
+                          <w:numId w:val="17"/>
+                        </w:numPr>
+                        <w:tabs>
+                          <w:tab w:val="num" w:pos="720"/>
+                        </w:tabs>
+                        <w:spacing w:after="0" w:line="276" w:lineRule="auto"/>
+                      </w:pPr>
+                      <w:r>
+                        <w:t xml:space="preserve">Used the Elbow Method to determine the optimal number of clusters </w:t>
+                      </w:r>
+                    </w:p>
+                    <w:p>
+                      <w:pPr>
+                        <w:numPr>
+                          <w:ilvl w:val="0"/>
+                          <w:numId w:val="17"/>
+                        </w:numPr>
+                        <w:tabs>
+                          <w:tab w:val="num" w:pos="720"/>
+                        </w:tabs>
+                        <w:spacing w:after="0" w:line="276" w:lineRule="auto"/>
+                      </w:pPr>
+                      <w:r>
+                        <w:t>Enabled data-driven business insights for targeted marketing strategies</w:t>
+                      </w:r>
+                    </w:p>
+                    <w:p>
+                      <w:pPr>
+                        <w:spacing w:after="0" w:line="276" w:lineRule="auto"/>
+                      </w:pPr>
+                      <w:r>
+                        <w:t xml:space="preserve"> </w:t>
+                      </w:r>
+                      <w:hyperlink r:id="rId10" w:history="1">
+                        <w:r>
+                          <w:rPr>
+                            <w:rStyle w:val="Hyperlink"/>
+                          </w:rPr>
+                          <w:t>demo links</w:t>
+                        </w:r>
+                      </w:hyperlink>
+                      <w:r>
+                        <w:t xml:space="preserve"> </w:t>
+                      </w:r>
+                    </w:p>
+                    <w:p>
+                      <w:pPr>
+                        <w:spacing w:after="0" w:line="276" w:lineRule="auto"/>
+                      </w:pPr>
+                      <w:r>
+                        <w:t>Additional Projects All projects available here</w:t>
+                      </w:r>
+                      <w:r>
+                        <w:rPr>
+                          <w:b/>
+                          <w:bCs/>
+                        </w:rPr>
+                        <w:t xml:space="preserve">: </w:t>
+                      </w:r>
+                      <w:hyperlink r:id="rId11" w:history="1">
+                        <w:proofErr w:type="spellStart"/>
+                        <w:r>
+                          <w:rPr>
+                            <w:rStyle w:val="Hyperlink"/>
+                            <w:b/>
+                            <w:bCs/>
+                          </w:rPr>
+                          <w:t>github</w:t>
+                        </w:r>
+                        <w:proofErr w:type="spellEnd"/>
+                      </w:hyperlink>
+                      <w:r>
+                        <w:t xml:space="preserve"> </w:t>
+                      </w:r>
+                    </w:p>
+                    <w:p>
+                      <w:pPr>
+                        <w:spacing w:after="0" w:line="276" w:lineRule="auto"/>
+                      </w:pPr>
+                    </w:p>
+                    <w:p>
+                      <w:pPr>
+                        <w:rPr>
+                          <w:rFonts w:ascii="Times New Roman" w:hAnsi="Times New Roman" w:cs="Times New Roman"/>
+                          <w:b/>
+                          <w:bCs/>
+                          <w:sz w:val="28"/>
+                          <w:szCs w:val="28"/>
+                        </w:rPr>
+                      </w:pPr>
+                      <w:r>
+                        <w:rPr>
+                          <w:rFonts w:ascii="Times New Roman" w:hAnsi="Times New Roman" w:cs="Times New Roman"/>
+                          <w:b/>
+                          <w:bCs/>
+                          <w:sz w:val="28"/>
+                          <w:szCs w:val="28"/>
+                        </w:rPr>
+                        <w:t>Achievements &amp; Certifications</w:t>
+                      </w:r>
+                      <w:r>
+                        <w:rPr>
+                          <w:rFonts w:ascii="Times New Roman" w:hAnsi="Times New Roman" w:cs="Times New Roman"/>
+                          <w:b/>
+                          <w:bCs/>
+                          <w:sz w:val="28"/>
+                          <w:szCs w:val="28"/>
+                        </w:rPr>
+                        <w:t>:</w:t>
+                      </w:r>
+                    </w:p>
+                    <w:p>
+                      <w:pPr>
+                        <w:rPr>
+                          <w:sz w:val="22"/>
+                          <w:szCs w:val="22"/>
+                        </w:rPr>
+                      </w:pPr>
+                      <w:r>
+                        <w:rPr>
+                          <w:b/>
+                          <w:bCs/>
+                          <w:sz w:val="22"/>
+                          <w:szCs w:val="22"/>
+                        </w:rPr>
+                        <w:t>Deloitte Australia Data Analytics Job Simulation (Forage)</w:t>
+                      </w:r>
+                      <w:r>
+                        <w:rPr>
+                          <w:sz w:val="22"/>
+                          <w:szCs w:val="22"/>
+                        </w:rPr>
+                        <w:t xml:space="preserve"> — Dec 2025</w:t>
+                      </w:r>
+                    </w:p>
+                    <w:p>
+                      <w:pPr>
+                        <w:numPr>
+                          <w:ilvl w:val="0"/>
+                          <w:numId w:val="8"/>
+                        </w:numPr>
+                        <w:tabs>
+                          <w:tab w:val="num" w:pos="720"/>
+                        </w:tabs>
+                        <w:spacing w:after="0"/>
+                        <w:rPr>
+                          <w:sz w:val="22"/>
+                          <w:szCs w:val="22"/>
+                        </w:rPr>
+                      </w:pPr>
+                      <w:r>
+                        <w:rPr>
+                          <w:sz w:val="22"/>
+                          <w:szCs w:val="22"/>
+                        </w:rPr>
+                        <w:t xml:space="preserve">Completed a virtual job simulation focused on data analysis and forensic technology </w:t>
+                      </w:r>
+                    </w:p>
+                    <w:p>
+                      <w:pPr>
+                        <w:numPr>
+                          <w:ilvl w:val="0"/>
+                          <w:numId w:val="8"/>
+                        </w:numPr>
+                        <w:tabs>
+                          <w:tab w:val="num" w:pos="720"/>
+                        </w:tabs>
+                        <w:spacing w:after="0"/>
+                        <w:rPr>
+                          <w:sz w:val="22"/>
+                          <w:szCs w:val="22"/>
+                        </w:rPr>
+                      </w:pPr>
+                      <w:r>
+                        <w:rPr>
+                          <w:sz w:val="22"/>
+                          <w:szCs w:val="22"/>
+                        </w:rPr>
+                        <w:t xml:space="preserve">Built an interactive dashboard using Tableau </w:t>
+                      </w:r>
+                    </w:p>
+                    <w:p>
+                      <w:pPr>
+                        <w:numPr>
+                          <w:ilvl w:val="0"/>
+                          <w:numId w:val="8"/>
+                        </w:numPr>
+                        <w:tabs>
+                          <w:tab w:val="num" w:pos="720"/>
+                        </w:tabs>
+                        <w:spacing w:after="0"/>
+                        <w:rPr>
+                          <w:sz w:val="22"/>
+                          <w:szCs w:val="22"/>
+                        </w:rPr>
+                      </w:pPr>
+                      <w:r>
+                        <w:rPr>
+                          <w:sz w:val="22"/>
+                          <w:szCs w:val="22"/>
+                        </w:rPr>
+                        <w:t xml:space="preserve">Performed data classification and derived business insights using Excel </w:t>
+                      </w:r>
+                      <w:r>
+                        <w:rPr>
+                          <w:sz w:val="22"/>
+                          <w:szCs w:val="22"/>
+                        </w:rPr>
+                        <w:t xml:space="preserve">- </w:t>
+                      </w:r>
+                      <w:hyperlink r:id="rId12" w:history="1">
+                        <w:r>
+                          <w:rPr>
+                            <w:rStyle w:val="Hyperlink"/>
+                            <w:sz w:val="22"/>
+                            <w:szCs w:val="22"/>
+                          </w:rPr>
+                          <w:t>Certificate</w:t>
+                        </w:r>
+                      </w:hyperlink>
+                    </w:p>
+                    <w:p/>
+                    <w:p/>
+                  </w:txbxContent>
+                </v:textbox>
+              </v:shape>
+            </w:pict>
+          </mc:Fallback>
+        </mc:AlternateContent>
+      </w:r>
+      <w:r>
+        <w:rPr>
+          <w:rFonts w:ascii="Garamond" w:hAnsi="Garamond" w:cs="AngsanaUPC"/>
+          <w:noProof/>
+        </w:rPr>
+        <mc:AlternateContent>
+          <mc:Choice Requires="wps">
+            <w:drawing>
+              <wp:anchor distT="0" distB="0" distL="114300" distR="114300" simplePos="0" relativeHeight="251659264" behindDoc="0" locked="0" layoutInCell="1" allowOverlap="1" wp14:anchorId="00D2AECC" wp14:editId="4D43D932">
+                <wp:simplePos x="0" y="0"/>
+                <wp:positionH relativeFrom="margin">
+                  <wp:align>center</wp:align>
+                </wp:positionH>
+                <wp:positionV relativeFrom="paragraph">
+                  <wp:posOffset>112279</wp:posOffset>
                 </wp:positionV>
                 <wp:extent cx="6959600" cy="0"/>
                 <wp:effectExtent l="0" t="0" r="0" b="0"/>
@@ -128,8 +1191,9 @@
           </mc:Choice>
           <mc:Fallback>
             <w:pict>
-              <v:line w14:anchorId="2B53EC1B" id="Straight Connector 1" o:spid="_x0000_s1026" style="position:absolute;flip:y;z-index:251659264;visibility:visible;mso-wrap-style:square;mso-width-percent:0;mso-height-percent:0;mso-wrap-distance-left:9pt;mso-wrap-distance-top:0;mso-wrap-distance-right:9pt;mso-wrap-distance-bottom:0;mso-position-horizontal:absolute;mso-position-horizontal-relative:text;mso-position-vertical:absolute;mso-position-vertical-relative:text;mso-width-percent:0;mso-height-percent:0;mso-width-relative:margin;mso-height-relative:margin" from="-39.25pt,7.75pt" to="508.75pt,7.75pt" o:gfxdata="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" strokecolor="black [3200]" strokeweight="1pt">
+              <v:line w14:anchorId="5DDF230A" id="Straight Connector 1" o:spid="_x0000_s1026" style="position:absolute;flip:y;z-index:251659264;visibility:visible;mso-wrap-style:square;mso-width-percent:0;mso-height-percent:0;mso-wrap-distance-left:9pt;mso-wrap-distance-top:0;mso-wrap-distance-right:9pt;mso-wrap-distance-bottom:0;mso-position-horizontal:center;mso-position-horizontal-relative:margin;mso-position-vertical:absolute;mso-position-vertical-relative:text;mso-width-percent:0;mso-height-percent:0;mso-width-relative:margin;mso-height-relative:margin" from="0,8.85pt" to="548pt,8.85pt" o:gfxdata="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" strokecolor="black [3200]" strokeweight="1pt">
                 <v:stroke joinstyle="miter"/>
+                <w10:wrap anchorx="margin"/>
               </v:line>
             </w:pict>
           </mc:Fallback>
@@ -143,18 +1207,18 @@
         <mc:AlternateContent>
           <mc:Choice Requires="wps">
             <w:drawing>
-              <wp:anchor distT="0" distB="0" distL="114300" distR="114300" simplePos="0" relativeHeight="251661312" behindDoc="0" locked="0" layoutInCell="1" allowOverlap="1" wp14:anchorId="3D97591F" wp14:editId="61293D5A">
+              <wp:anchor distT="0" distB="0" distL="114300" distR="114300" simplePos="0" relativeHeight="251660288" behindDoc="0" locked="0" layoutInCell="1" allowOverlap="1" wp14:anchorId="614C4AC6" wp14:editId="622BFEE5">
                 <wp:simplePos x="0" y="0"/>
                 <wp:positionH relativeFrom="column">
-                  <wp:posOffset>1936326</wp:posOffset>
+                  <wp:posOffset>-579120</wp:posOffset>
                 </wp:positionH>
                 <wp:positionV relativeFrom="paragraph">
-                  <wp:posOffset>370205</wp:posOffset>
+                  <wp:posOffset>353695</wp:posOffset>
                 </wp:positionV>
-                <wp:extent cx="4593186" cy="8347364"/>
-                <wp:effectExtent l="0" t="0" r="0" b="0"/>
+                <wp:extent cx="2438400" cy="8375015"/>
+                <wp:effectExtent l="0" t="0" r="0" b="6985"/>
                 <wp:wrapNone/>
-                <wp:docPr id="1408674310" name="Text Box 3"/>
+                <wp:docPr id="2087041635" name="Text Box 2"/>
                 <wp:cNvGraphicFramePr/>
                 <a:graphic xmlns:a="http://schemas.openxmlformats.org/drawingml/2006/main">
                   <a:graphicData uri="http://schemas.microsoft.com/office/word/2010/wordprocessingShape">
@@ -163,7 +1227,7 @@
                       <wps:spPr>
                         <a:xfrm>
                           <a:off x="0" y="0"/>
-                          <a:ext cx="4593186" cy="8347364"/>
+                          <a:ext cx="2438400" cy="8375015"/>
                         </a:xfrm>
                         <a:prstGeom prst="rect">
                           <a:avLst/>
@@ -207,7 +1271,7 @@
                                 <w:sz w:val="32"/>
                                 <w:szCs w:val="32"/>
                               </w:rPr>
-                              <w:t>Projects</w:t>
+                              <w:t>Skills</w:t>
                             </w:r>
                             <w:r>
                               <w:rPr>
@@ -222,932 +1286,267 @@
                           </w:p>
                           <w:p>
                             <w:pPr>
-                              <w:spacing w:after="0" w:line="240" w:lineRule="auto"/>
-                              <w:rPr>
-                                <w:b/>
-                                <w:bCs/>
+                              <w:spacing w:after="0"/>
+                              <w:rPr>
+                                <w:rFonts w:asciiTheme="majorHAnsi" w:hAnsiTheme="majorHAnsi"/>
                               </w:rPr>
                             </w:pPr>
                             <w:r>
                               <w:rPr>
-                                <w:b/>
-                                <w:bCs/>
-                              </w:rPr>
-                              <w:t xml:space="preserve">1.Smart Interview – an AI-powered interview </w:t>
-                            </w:r>
-                          </w:p>
-                          <w:p>
-                            <w:pPr>
-                              <w:spacing w:after="0" w:line="276" w:lineRule="auto"/>
-                            </w:pPr>
-                            <w:r>
-                              <w:t xml:space="preserve">Tech stack: </w:t>
-                            </w:r>
-                            <w:proofErr w:type="spellStart"/>
-                            <w:r>
-                              <w:t>FastAPI</w:t>
-                            </w:r>
-                            <w:proofErr w:type="spellEnd"/>
-                            <w:r>
-                              <w:t xml:space="preserve">, NLP, Python </w:t>
-                            </w:r>
-                          </w:p>
-                          <w:p>
-                            <w:pPr>
-                              <w:spacing w:after="0" w:line="276" w:lineRule="auto"/>
-                            </w:pPr>
-                            <w:r>
-                              <w:t>I built an app that automatically generates tech + HR interview questions tailored for practice.</w:t>
-                            </w:r>
-                          </w:p>
-                          <w:p>
-                            <w:pPr>
-                              <w:spacing w:after="0" w:line="276" w:lineRule="auto"/>
-                            </w:pPr>
-                            <w:r>
-                              <w:t xml:space="preserve"> Key Features: </w:t>
-                            </w:r>
-                          </w:p>
-                          <w:p>
-                            <w:pPr>
-                              <w:spacing w:after="0" w:line="276" w:lineRule="auto"/>
-                              <w:ind w:left="720"/>
-                            </w:pPr>
-                            <w:r>
-                              <w:t xml:space="preserve">1. Extract your skills from your resume. </w:t>
-                            </w:r>
-                          </w:p>
-                          <w:p>
-                            <w:pPr>
-                              <w:spacing w:after="0" w:line="276" w:lineRule="auto"/>
-                              <w:ind w:left="720"/>
-                            </w:pPr>
-                            <w:r>
-                              <w:t>2. Generates HR &amp; technical questions using AI.</w:t>
-                            </w:r>
-                          </w:p>
-                          <w:p>
-                            <w:pPr>
-                              <w:spacing w:after="0" w:line="276" w:lineRule="auto"/>
-                              <w:ind w:left="720"/>
-                            </w:pPr>
-                            <w:r>
-                              <w:t>3</w:t>
-                            </w:r>
-                            <w:r>
-                              <w:t>. Tracks your responses to suggest improvements.</w:t>
-                            </w:r>
-                          </w:p>
-                          <w:p>
-                            <w:pPr>
-                              <w:spacing w:after="0" w:line="276" w:lineRule="auto"/>
-                              <w:ind w:left="720"/>
-                            </w:pPr>
-                            <w:r>
-                              <w:t>4</w:t>
-                            </w:r>
-                            <w:r>
-                              <w:t xml:space="preserve">. Built with </w:t>
-                            </w:r>
-                            <w:proofErr w:type="spellStart"/>
-                            <w:r>
-                              <w:t>FastAPI</w:t>
-                            </w:r>
-                            <w:proofErr w:type="spellEnd"/>
-                            <w:r>
-                              <w:t xml:space="preserve"> &amp;</w:t>
-                            </w:r>
-                            <w:r>
-                              <w:t xml:space="preserve"> NLP techniques. </w:t>
-                            </w:r>
-                            <w:hyperlink r:id="rId5" w:history="1">
-                              <w:r>
-                                <w:rPr>
-                                  <w:rStyle w:val="Hyperlink"/>
-                                </w:rPr>
-                                <w:t>View</w:t>
-                              </w:r>
-                            </w:hyperlink>
-                          </w:p>
-                          <w:p>
-                            <w:pPr>
-                              <w:spacing w:after="0" w:line="240" w:lineRule="auto"/>
-                            </w:pPr>
-                          </w:p>
-                          <w:p>
-                            <w:pPr>
-                              <w:spacing w:after="0" w:line="276" w:lineRule="auto"/>
-                              <w:rPr>
-                                <w:b/>
-                                <w:bCs/>
-                              </w:rPr>
-                            </w:pPr>
-                            <w:r>
-                              <w:rPr>
-                                <w:b/>
-                                <w:bCs/>
-                              </w:rPr>
-                              <w:t xml:space="preserve"> 2. Customer Segmentation using K-Means Clustering | Machine Learning Project </w:t>
-                            </w:r>
-                          </w:p>
-                          <w:p>
-                            <w:pPr>
-                              <w:spacing w:after="0" w:line="276" w:lineRule="auto"/>
-                            </w:pPr>
-                            <w:r>
-                              <w:t>Tech Stack: Data preprocessing, K-Means Clustering for unsupervised segmentation, Elbow Method to determine the optimal number of clusters.</w:t>
-                            </w:r>
-                          </w:p>
-                          <w:p>
-                            <w:pPr>
-                              <w:spacing w:after="0" w:line="276" w:lineRule="auto"/>
-                            </w:pPr>
-                            <w:r>
-                              <w:t xml:space="preserve"> To identify different types of customers based on their spending </w:t>
-                            </w:r>
-                            <w:proofErr w:type="spellStart"/>
-                            <w:r>
-                              <w:t>behavior</w:t>
-                            </w:r>
-                            <w:proofErr w:type="spellEnd"/>
-                            <w:r>
-                              <w:t xml:space="preserve"> and income levels — helping businesses tailor marketing strategies effectively.</w:t>
-                            </w:r>
-                          </w:p>
-                          <w:p>
-                            <w:pPr>
-                              <w:spacing w:after="0" w:line="276" w:lineRule="auto"/>
-                            </w:pPr>
-                            <w:r>
-                              <w:t xml:space="preserve"> </w:t>
-                            </w:r>
-                            <w:hyperlink r:id="rId6" w:history="1">
-                              <w:r>
-                                <w:rPr>
-                                  <w:rStyle w:val="Hyperlink"/>
-                                </w:rPr>
-                                <w:t>View</w:t>
-                              </w:r>
-                            </w:hyperlink>
-                            <w:r>
-                              <w:t xml:space="preserve"> </w:t>
-                            </w:r>
-                          </w:p>
-                          <w:p>
-                            <w:pPr>
-                              <w:spacing w:after="0" w:line="276" w:lineRule="auto"/>
-                            </w:pPr>
-                          </w:p>
-                          <w:p>
-                            <w:pPr>
-                              <w:spacing w:after="0" w:line="276" w:lineRule="auto"/>
-                            </w:pPr>
-                            <w:r>
-                              <w:t>Additional Projects All projects available here</w:t>
-                            </w:r>
-                            <w:r>
-                              <w:rPr>
-                                <w:b/>
-                                <w:bCs/>
-                              </w:rPr>
-                              <w:t xml:space="preserve">: </w:t>
-                            </w:r>
-                            <w:hyperlink r:id="rId7" w:history="1">
-                              <w:proofErr w:type="spellStart"/>
-                              <w:r>
-                                <w:rPr>
-                                  <w:rStyle w:val="Hyperlink"/>
-                                  <w:b/>
-                                  <w:bCs/>
-                                </w:rPr>
-                                <w:t>github</w:t>
-                              </w:r>
-                              <w:proofErr w:type="spellEnd"/>
-                            </w:hyperlink>
-                            <w:r>
-                              <w:t xml:space="preserve"> </w:t>
-                            </w:r>
-                          </w:p>
-                          <w:p>
-                            <w:pPr>
-                              <w:spacing w:after="0" w:line="276" w:lineRule="auto"/>
-                            </w:pPr>
-                          </w:p>
-                          <w:p>
-                            <w:pPr>
-                              <w:rPr>
-                                <w:rFonts w:ascii="Garamond" w:hAnsi="Garamond"/>
-                                <w:b/>
-                                <w:bCs/>
-                                <w:sz w:val="28"/>
-                                <w:szCs w:val="28"/>
-                              </w:rPr>
-                            </w:pPr>
-                            <w:r>
-                              <w:rPr>
-                                <w:rFonts w:ascii="Garamond" w:hAnsi="Garamond"/>
-                                <w:b/>
-                                <w:bCs/>
-                                <w:sz w:val="28"/>
-                                <w:szCs w:val="28"/>
-                              </w:rPr>
-                              <w:t>ACHIEVEMENTS &amp; PARTICIPATION</w:t>
-                            </w:r>
-                            <w:r>
-                              <w:rPr>
-                                <w:rFonts w:ascii="Garamond" w:hAnsi="Garamond"/>
-                                <w:b/>
-                                <w:bCs/>
-                                <w:sz w:val="28"/>
-                                <w:szCs w:val="28"/>
-                              </w:rPr>
-                              <w:t>:</w:t>
-                            </w:r>
-                          </w:p>
-                          <w:p>
-                            <w:pPr>
-                              <w:spacing w:after="0" w:line="276" w:lineRule="auto"/>
-                            </w:pPr>
-                            <w:r>
-                              <w:rPr>
-                                <w:b/>
-                                <w:bCs/>
-                              </w:rPr>
-                              <w:t>Deloitte Australia Data Analytics Job Simulation on Forage - December 2025</w:t>
+                                <w:rFonts w:asciiTheme="majorHAnsi" w:hAnsiTheme="majorHAnsi"/>
+                              </w:rPr>
+                              <w:t>Programming:</w:t>
                             </w:r>
                           </w:p>
                           <w:p>
                             <w:pPr>
                               <w:numPr>
                                 <w:ilvl w:val="0"/>
-                                <w:numId w:val="2"/>
+                                <w:numId w:val="10"/>
                               </w:numPr>
-                              <w:spacing w:after="0" w:line="276" w:lineRule="auto"/>
+                              <w:tabs>
+                                <w:tab w:val="clear" w:pos="720"/>
+                                <w:tab w:val="num" w:pos="360"/>
+                              </w:tabs>
+                              <w:spacing w:after="0"/>
+                              <w:ind w:left="360"/>
+                              <w:rPr>
+                                <w:rFonts w:asciiTheme="majorHAnsi" w:hAnsiTheme="majorHAnsi"/>
+                                <w:sz w:val="22"/>
+                                <w:szCs w:val="22"/>
+                              </w:rPr>
                             </w:pPr>
                             <w:r>
-                              <w:t>Completed a Deloitte job simulation involving data analysis and forensic technology </w:t>
+                              <w:rPr>
+                                <w:rFonts w:asciiTheme="majorHAnsi" w:hAnsiTheme="majorHAnsi"/>
+                                <w:sz w:val="22"/>
+                                <w:szCs w:val="22"/>
+                              </w:rPr>
+                              <w:t xml:space="preserve">Python </w:t>
+                            </w:r>
+                          </w:p>
+                          <w:p>
+                            <w:pPr>
+                              <w:spacing w:after="0"/>
+                              <w:rPr>
+                                <w:rFonts w:asciiTheme="majorHAnsi" w:hAnsiTheme="majorHAnsi"/>
+                              </w:rPr>
+                            </w:pPr>
+                            <w:r>
+                              <w:rPr>
+                                <w:rFonts w:asciiTheme="majorHAnsi" w:hAnsiTheme="majorHAnsi"/>
+                              </w:rPr>
+                              <w:t>Machine Learning &amp; AI:</w:t>
                             </w:r>
                           </w:p>
                           <w:p>
                             <w:pPr>
                               <w:numPr>
                                 <w:ilvl w:val="0"/>
-                                <w:numId w:val="2"/>
+                                <w:numId w:val="11"/>
                               </w:numPr>
-                              <w:spacing w:after="0" w:line="276" w:lineRule="auto"/>
+                              <w:tabs>
+                                <w:tab w:val="clear" w:pos="720"/>
+                                <w:tab w:val="num" w:pos="360"/>
+                              </w:tabs>
+                              <w:spacing w:after="0"/>
+                              <w:ind w:left="360"/>
+                              <w:rPr>
+                                <w:rFonts w:asciiTheme="majorHAnsi" w:hAnsiTheme="majorHAnsi"/>
+                                <w:sz w:val="22"/>
+                                <w:szCs w:val="22"/>
+                              </w:rPr>
                             </w:pPr>
                             <w:r>
-                              <w:t>Created a data dashboard using Tableau </w:t>
+                              <w:rPr>
+                                <w:rFonts w:asciiTheme="majorHAnsi" w:hAnsiTheme="majorHAnsi"/>
+                                <w:sz w:val="22"/>
+                                <w:szCs w:val="22"/>
+                              </w:rPr>
+                              <w:t xml:space="preserve">Regression, Classification, Clustering </w:t>
                             </w:r>
                           </w:p>
                           <w:p>
                             <w:pPr>
                               <w:numPr>
                                 <w:ilvl w:val="0"/>
-                                <w:numId w:val="2"/>
+                                <w:numId w:val="11"/>
                               </w:numPr>
-                              <w:spacing w:after="0" w:line="276" w:lineRule="auto"/>
+                              <w:tabs>
+                                <w:tab w:val="clear" w:pos="720"/>
+                                <w:tab w:val="num" w:pos="360"/>
+                              </w:tabs>
+                              <w:spacing w:after="0"/>
+                              <w:ind w:left="360"/>
+                              <w:rPr>
+                                <w:rFonts w:asciiTheme="majorHAnsi" w:hAnsiTheme="majorHAnsi"/>
+                                <w:sz w:val="22"/>
+                                <w:szCs w:val="22"/>
+                              </w:rPr>
                             </w:pPr>
                             <w:r>
-                              <w:t>Used Excel to classify data and draw business conclusions</w:t>
+                              <w:rPr>
+                                <w:rFonts w:asciiTheme="majorHAnsi" w:hAnsiTheme="majorHAnsi"/>
+                                <w:sz w:val="22"/>
+                                <w:szCs w:val="22"/>
+                              </w:rPr>
+                              <w:t xml:space="preserve">Natural Language Processing (NLP) </w:t>
                             </w:r>
                           </w:p>
                           <w:p>
                             <w:pPr>
-                              <w:spacing w:after="0" w:line="276" w:lineRule="auto"/>
+                              <w:numPr>
+                                <w:ilvl w:val="0"/>
+                                <w:numId w:val="11"/>
+                              </w:numPr>
+                              <w:tabs>
+                                <w:tab w:val="clear" w:pos="720"/>
+                                <w:tab w:val="num" w:pos="360"/>
+                              </w:tabs>
+                              <w:spacing w:after="0"/>
                               <w:ind w:left="360"/>
+                              <w:rPr>
+                                <w:rFonts w:asciiTheme="majorHAnsi" w:hAnsiTheme="majorHAnsi"/>
+                                <w:sz w:val="22"/>
+                                <w:szCs w:val="22"/>
+                              </w:rPr>
                             </w:pPr>
-                            <w:hyperlink r:id="rId8" w:history="1">
-                              <w:r>
-                                <w:rPr>
-                                  <w:rStyle w:val="Hyperlink"/>
-                                </w:rPr>
-                                <w:t>Certificate link</w:t>
-                              </w:r>
-                            </w:hyperlink>
+                            <w:r>
+                              <w:rPr>
+                                <w:rFonts w:asciiTheme="majorHAnsi" w:hAnsiTheme="majorHAnsi"/>
+                                <w:sz w:val="22"/>
+                                <w:szCs w:val="22"/>
+                              </w:rPr>
+                              <w:t xml:space="preserve">Model Building &amp; Evaluation (scikit-learn) </w:t>
+                            </w:r>
                           </w:p>
                           <w:p>
                             <w:pPr>
-                              <w:spacing w:after="0" w:line="276" w:lineRule="auto"/>
+                              <w:spacing w:after="0"/>
+                              <w:rPr>
+                                <w:rFonts w:asciiTheme="majorHAnsi" w:hAnsiTheme="majorHAnsi"/>
+                              </w:rPr>
                             </w:pPr>
-                          </w:p>
-                          <w:p>
-                            <w:r>
-                              <w:t xml:space="preserve">Participant, Flipkart </w:t>
-                            </w:r>
-                            <w:proofErr w:type="spellStart"/>
-                            <w:r>
-                              <w:t>GRiD</w:t>
-                            </w:r>
-                            <w:proofErr w:type="spellEnd"/>
-                            <w:r>
-                              <w:t xml:space="preserve"> 7.0 Hackathon (2025) </w:t>
-                            </w:r>
-                          </w:p>
-                          <w:p>
-                            <w:r>
-                              <w:t>Consistent academic performer with CGPA above 8.0</w:t>
-                            </w:r>
-                          </w:p>
-                          <w:p/>
-                          <w:p/>
-                        </w:txbxContent>
-                      </wps:txbx>
-                      <wps:bodyPr rot="0" spcFirstLastPara="0" vertOverflow="overflow" horzOverflow="overflow" vert="horz" wrap="square" lIns="91440" tIns="45720" rIns="91440" bIns="45720" numCol="1" spcCol="0" rtlCol="0" fromWordArt="0" anchor="t" anchorCtr="0" forceAA="0" compatLnSpc="1">
-                        <a:prstTxWarp prst="textNoShape">
-                          <a:avLst/>
-                        </a:prstTxWarp>
-                        <a:noAutofit/>
-                      </wps:bodyPr>
-                    </wps:wsp>
-                  </a:graphicData>
-                </a:graphic>
-                <wp14:sizeRelV relativeFrom="margin">
-                  <wp14:pctHeight>0</wp14:pctHeight>
-                </wp14:sizeRelV>
-              </wp:anchor>
-            </w:drawing>
-          </mc:Choice>
-          <mc:Fallback>
-            <w:pict>
-              <v:shapetype w14:anchorId="3D97591F" id="_x0000_t202" coordsize="21600,21600" o:spt="202" path="m,l,21600r21600,l21600,xe">
-                <v:stroke joinstyle="miter"/>
-                <v:path gradientshapeok="t" o:connecttype="rect"/>
-              </v:shapetype>
-              <v:shape id="Text Box 3" o:spid="_x0000_s1026" type="#_x0000_t202" style="position:absolute;left:0;text-align:left;margin-left:152.45pt;margin-top:29.15pt;width:361.65pt;height:657.25pt;z-index:251661312;visibility:visible;mso-wrap-style:square;mso-height-percent:0;mso-wrap-distance-left:9pt;mso-wrap-distance-top:0;mso-wrap-distance-right:9pt;mso-wrap-distance-bottom:0;mso-position-horizontal:absolute;mso-position-horizontal-relative:text;mso-position-vertical:absolute;mso-position-vertical-relative:text;mso-height-percent:0;mso-height-relative:margin;v-text-anchor:top" o:gfxdata="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" filled="f" stroked="f">
-                <v:textbox>
-                  <w:txbxContent>
-                    <w:p>
-                      <w:pPr>
-                        <w:rPr>
-                          <w:rFonts w:ascii="Garamond" w:hAnsi="Garamond"/>
-                          <w:b/>
-                          <w:bCs/>
-                          <w:sz w:val="32"/>
-                          <w:szCs w:val="32"/>
-                        </w:rPr>
-                      </w:pPr>
-                      <w:r>
-                        <w:rPr>
-                          <w:rFonts w:ascii="Garamond" w:hAnsi="Garamond"/>
-                          <w:b/>
-                          <w:bCs/>
-                          <w:sz w:val="32"/>
-                          <w:szCs w:val="32"/>
-                        </w:rPr>
-                        <w:t>Projects</w:t>
-                      </w:r>
-                      <w:r>
-                        <w:rPr>
-                          <w:rFonts w:ascii="Garamond" w:hAnsi="Garamond"/>
-                          <w:b/>
-                          <w:bCs/>
-                          <w:sz w:val="32"/>
-                          <w:szCs w:val="32"/>
-                        </w:rPr>
-                        <w:t>:</w:t>
-                      </w:r>
-                    </w:p>
-                    <w:p>
-                      <w:pPr>
-                        <w:spacing w:after="0" w:line="240" w:lineRule="auto"/>
-                        <w:rPr>
-                          <w:b/>
-                          <w:bCs/>
-                        </w:rPr>
-                      </w:pPr>
-                      <w:r>
-                        <w:rPr>
-                          <w:b/>
-                          <w:bCs/>
-                        </w:rPr>
-                        <w:t xml:space="preserve">1.Smart Interview – an AI-powered interview </w:t>
-                      </w:r>
-                    </w:p>
-                    <w:p>
-                      <w:pPr>
-                        <w:spacing w:after="0" w:line="276" w:lineRule="auto"/>
-                      </w:pPr>
-                      <w:r>
-                        <w:t xml:space="preserve">Tech stack: </w:t>
-                      </w:r>
-                      <w:proofErr w:type="spellStart"/>
-                      <w:r>
-                        <w:t>FastAPI</w:t>
-                      </w:r>
-                      <w:proofErr w:type="spellEnd"/>
-                      <w:r>
-                        <w:t xml:space="preserve">, NLP, Python </w:t>
-                      </w:r>
-                    </w:p>
-                    <w:p>
-                      <w:pPr>
-                        <w:spacing w:after="0" w:line="276" w:lineRule="auto"/>
-                      </w:pPr>
-                      <w:r>
-                        <w:t>I built an app that automatically generates tech + HR interview questions tailored for practice.</w:t>
-                      </w:r>
-                    </w:p>
-                    <w:p>
-                      <w:pPr>
-                        <w:spacing w:after="0" w:line="276" w:lineRule="auto"/>
-                      </w:pPr>
-                      <w:r>
-                        <w:t xml:space="preserve"> Key Features: </w:t>
-                      </w:r>
-                    </w:p>
-                    <w:p>
-                      <w:pPr>
-                        <w:spacing w:after="0" w:line="276" w:lineRule="auto"/>
-                        <w:ind w:left="720"/>
-                      </w:pPr>
-                      <w:r>
-                        <w:t xml:space="preserve">1. Extract your skills from your resume. </w:t>
-                      </w:r>
-                    </w:p>
-                    <w:p>
-                      <w:pPr>
-                        <w:spacing w:after="0" w:line="276" w:lineRule="auto"/>
-                        <w:ind w:left="720"/>
-                      </w:pPr>
-                      <w:r>
-                        <w:t>2. Generates HR &amp; technical questions using AI.</w:t>
-                      </w:r>
-                    </w:p>
-                    <w:p>
-                      <w:pPr>
-                        <w:spacing w:after="0" w:line="276" w:lineRule="auto"/>
-                        <w:ind w:left="720"/>
-                      </w:pPr>
-                      <w:r>
-                        <w:t>3</w:t>
-                      </w:r>
-                      <w:r>
-                        <w:t>. Tracks your responses to suggest improvements.</w:t>
-                      </w:r>
-                    </w:p>
-                    <w:p>
-                      <w:pPr>
-                        <w:spacing w:after="0" w:line="276" w:lineRule="auto"/>
-                        <w:ind w:left="720"/>
-                      </w:pPr>
-                      <w:r>
-                        <w:t>4</w:t>
-                      </w:r>
-                      <w:r>
-                        <w:t xml:space="preserve">. Built with </w:t>
-                      </w:r>
-                      <w:proofErr w:type="spellStart"/>
-                      <w:r>
-                        <w:t>FastAPI</w:t>
-                      </w:r>
-                      <w:proofErr w:type="spellEnd"/>
-                      <w:r>
-                        <w:t xml:space="preserve"> &amp;</w:t>
-                      </w:r>
-                      <w:r>
-                        <w:t xml:space="preserve"> NLP techniques. </w:t>
-                      </w:r>
-                      <w:hyperlink r:id="rId9" w:history="1">
-                        <w:r>
-                          <w:rPr>
-                            <w:rStyle w:val="Hyperlink"/>
-                          </w:rPr>
-                          <w:t>View</w:t>
-                        </w:r>
-                      </w:hyperlink>
-                    </w:p>
-                    <w:p>
-                      <w:pPr>
-                        <w:spacing w:after="0" w:line="240" w:lineRule="auto"/>
-                      </w:pPr>
-                    </w:p>
-                    <w:p>
-                      <w:pPr>
-                        <w:spacing w:after="0" w:line="276" w:lineRule="auto"/>
-                        <w:rPr>
-                          <w:b/>
-                          <w:bCs/>
-                        </w:rPr>
-                      </w:pPr>
-                      <w:r>
-                        <w:rPr>
-                          <w:b/>
-                          <w:bCs/>
-                        </w:rPr>
-                        <w:t xml:space="preserve"> 2. Customer Segmentation using K-Means Clustering | Machine Learning Project </w:t>
-                      </w:r>
-                    </w:p>
-                    <w:p>
-                      <w:pPr>
-                        <w:spacing w:after="0" w:line="276" w:lineRule="auto"/>
-                      </w:pPr>
-                      <w:r>
-                        <w:t>Tech Stack: Data preprocessing, K-Means Clustering for unsupervised segmentation, Elbow Method to determine the optimal number of clusters.</w:t>
-                      </w:r>
-                    </w:p>
-                    <w:p>
-                      <w:pPr>
-                        <w:spacing w:after="0" w:line="276" w:lineRule="auto"/>
-                      </w:pPr>
-                      <w:r>
-                        <w:t xml:space="preserve"> To identify different types of customers based on their spending </w:t>
-                      </w:r>
-                      <w:proofErr w:type="spellStart"/>
-                      <w:r>
-                        <w:t>behavior</w:t>
-                      </w:r>
-                      <w:proofErr w:type="spellEnd"/>
-                      <w:r>
-                        <w:t xml:space="preserve"> and income levels — helping businesses tailor marketing strategies effectively.</w:t>
-                      </w:r>
-                    </w:p>
-                    <w:p>
-                      <w:pPr>
-                        <w:spacing w:after="0" w:line="276" w:lineRule="auto"/>
-                      </w:pPr>
-                      <w:r>
-                        <w:t xml:space="preserve"> </w:t>
-                      </w:r>
-                      <w:hyperlink r:id="rId10" w:history="1">
-                        <w:r>
-                          <w:rPr>
-                            <w:rStyle w:val="Hyperlink"/>
-                          </w:rPr>
-                          <w:t>View</w:t>
-                        </w:r>
-                      </w:hyperlink>
-                      <w:r>
-                        <w:t xml:space="preserve"> </w:t>
-                      </w:r>
-                    </w:p>
-                    <w:p>
-                      <w:pPr>
-                        <w:spacing w:after="0" w:line="276" w:lineRule="auto"/>
-                      </w:pPr>
-                    </w:p>
-                    <w:p>
-                      <w:pPr>
-                        <w:spacing w:after="0" w:line="276" w:lineRule="auto"/>
-                      </w:pPr>
-                      <w:r>
-                        <w:t>Additional Projects All projects available here</w:t>
-                      </w:r>
-                      <w:r>
-                        <w:rPr>
-                          <w:b/>
-                          <w:bCs/>
-                        </w:rPr>
-                        <w:t xml:space="preserve">: </w:t>
-                      </w:r>
-                      <w:hyperlink r:id="rId11" w:history="1">
-                        <w:proofErr w:type="spellStart"/>
-                        <w:r>
-                          <w:rPr>
-                            <w:rStyle w:val="Hyperlink"/>
-                            <w:b/>
-                            <w:bCs/>
-                          </w:rPr>
-                          <w:t>github</w:t>
-                        </w:r>
-                        <w:proofErr w:type="spellEnd"/>
-                      </w:hyperlink>
-                      <w:r>
-                        <w:t xml:space="preserve"> </w:t>
-                      </w:r>
-                    </w:p>
-                    <w:p>
-                      <w:pPr>
-                        <w:spacing w:after="0" w:line="276" w:lineRule="auto"/>
-                      </w:pPr>
-                    </w:p>
-                    <w:p>
-                      <w:pPr>
-                        <w:rPr>
-                          <w:rFonts w:ascii="Garamond" w:hAnsi="Garamond"/>
-                          <w:b/>
-                          <w:bCs/>
-                          <w:sz w:val="28"/>
-                          <w:szCs w:val="28"/>
-                        </w:rPr>
-                      </w:pPr>
-                      <w:r>
-                        <w:rPr>
-                          <w:rFonts w:ascii="Garamond" w:hAnsi="Garamond"/>
-                          <w:b/>
-                          <w:bCs/>
-                          <w:sz w:val="28"/>
-                          <w:szCs w:val="28"/>
-                        </w:rPr>
-                        <w:t>ACHIEVEMENTS &amp; PARTICIPATION</w:t>
-                      </w:r>
-                      <w:r>
-                        <w:rPr>
-                          <w:rFonts w:ascii="Garamond" w:hAnsi="Garamond"/>
-                          <w:b/>
-                          <w:bCs/>
-                          <w:sz w:val="28"/>
-                          <w:szCs w:val="28"/>
-                        </w:rPr>
-                        <w:t>:</w:t>
-                      </w:r>
-                    </w:p>
-                    <w:p>
-                      <w:pPr>
-                        <w:spacing w:after="0" w:line="276" w:lineRule="auto"/>
-                      </w:pPr>
-                      <w:r>
-                        <w:rPr>
-                          <w:b/>
-                          <w:bCs/>
-                        </w:rPr>
-                        <w:t>Deloitte Australia Data Analytics Job Simulation on Forage - December 2025</w:t>
-                      </w:r>
-                    </w:p>
-                    <w:p>
-                      <w:pPr>
-                        <w:numPr>
-                          <w:ilvl w:val="0"/>
-                          <w:numId w:val="2"/>
-                        </w:numPr>
-                        <w:spacing w:after="0" w:line="276" w:lineRule="auto"/>
-                      </w:pPr>
-                      <w:r>
-                        <w:t>Completed a Deloitte job simulation involving data analysis and forensic technology </w:t>
-                      </w:r>
-                    </w:p>
-                    <w:p>
-                      <w:pPr>
-                        <w:numPr>
-                          <w:ilvl w:val="0"/>
-                          <w:numId w:val="2"/>
-                        </w:numPr>
-                        <w:spacing w:after="0" w:line="276" w:lineRule="auto"/>
-                      </w:pPr>
-                      <w:r>
-                        <w:t>Created a data dashboard using Tableau </w:t>
-                      </w:r>
-                    </w:p>
-                    <w:p>
-                      <w:pPr>
-                        <w:numPr>
-                          <w:ilvl w:val="0"/>
-                          <w:numId w:val="2"/>
-                        </w:numPr>
-                        <w:spacing w:after="0" w:line="276" w:lineRule="auto"/>
-                      </w:pPr>
-                      <w:r>
-                        <w:t>Used Excel to classify data and draw business conclusions</w:t>
-                      </w:r>
-                    </w:p>
-                    <w:p>
-                      <w:pPr>
-                        <w:spacing w:after="0" w:line="276" w:lineRule="auto"/>
-                        <w:ind w:left="360"/>
-                      </w:pPr>
-                      <w:hyperlink r:id="rId12" w:history="1">
-                        <w:r>
-                          <w:rPr>
-                            <w:rStyle w:val="Hyperlink"/>
-                          </w:rPr>
-                          <w:t>Certificate link</w:t>
-                        </w:r>
-                      </w:hyperlink>
-                    </w:p>
-                    <w:p>
-                      <w:pPr>
-                        <w:spacing w:after="0" w:line="276" w:lineRule="auto"/>
-                      </w:pPr>
-                    </w:p>
-                    <w:p>
-                      <w:r>
-                        <w:t xml:space="preserve">Participant, Flipkart </w:t>
-                      </w:r>
-                      <w:proofErr w:type="spellStart"/>
-                      <w:r>
-                        <w:t>GRiD</w:t>
-                      </w:r>
-                      <w:proofErr w:type="spellEnd"/>
-                      <w:r>
-                        <w:t xml:space="preserve"> 7.0 Hackathon (2025) </w:t>
-                      </w:r>
-                    </w:p>
-                    <w:p>
-                      <w:r>
-                        <w:t>Consistent academic performer with CGPA above 8.0</w:t>
-                      </w:r>
-                    </w:p>
-                    <w:p/>
-                    <w:p/>
-                  </w:txbxContent>
-                </v:textbox>
-              </v:shape>
-            </w:pict>
-          </mc:Fallback>
-        </mc:AlternateContent>
-      </w:r>
-      <w:r>
-        <w:rPr>
-          <w:rFonts w:ascii="Garamond" w:hAnsi="Garamond" w:cs="AngsanaUPC"/>
-          <w:noProof/>
-        </w:rPr>
-        <mc:AlternateContent>
-          <mc:Choice Requires="wps">
-            <w:drawing>
-              <wp:anchor distT="0" distB="0" distL="114300" distR="114300" simplePos="0" relativeHeight="251660288" behindDoc="0" locked="0" layoutInCell="1" allowOverlap="1" wp14:anchorId="614C4AC6" wp14:editId="09AE6B1F">
-                <wp:simplePos x="0" y="0"/>
-                <wp:positionH relativeFrom="column">
-                  <wp:posOffset>-581448</wp:posOffset>
-                </wp:positionH>
-                <wp:positionV relativeFrom="paragraph">
-                  <wp:posOffset>354118</wp:posOffset>
-                </wp:positionV>
-                <wp:extent cx="2313709" cy="8375072"/>
-                <wp:effectExtent l="0" t="0" r="0" b="6985"/>
-                <wp:wrapNone/>
-                <wp:docPr id="2087041635" name="Text Box 2"/>
-                <wp:cNvGraphicFramePr/>
-                <a:graphic xmlns:a="http://schemas.openxmlformats.org/drawingml/2006/main">
-                  <a:graphicData uri="http://schemas.microsoft.com/office/word/2010/wordprocessingShape">
-                    <wps:wsp>
-                      <wps:cNvSpPr txBox="1"/>
-                      <wps:spPr>
-                        <a:xfrm>
-                          <a:off x="0" y="0"/>
-                          <a:ext cx="2313709" cy="8375072"/>
-                        </a:xfrm>
-                        <a:prstGeom prst="rect">
-                          <a:avLst/>
-                        </a:prstGeom>
-                        <a:noFill/>
-                        <a:ln>
-                          <a:noFill/>
-                        </a:ln>
-                      </wps:spPr>
-                      <wps:style>
-                        <a:lnRef idx="0">
-                          <a:scrgbClr r="0" g="0" b="0"/>
-                        </a:lnRef>
-                        <a:fillRef idx="0">
-                          <a:scrgbClr r="0" g="0" b="0"/>
-                        </a:fillRef>
-                        <a:effectRef idx="0">
-                          <a:scrgbClr r="0" g="0" b="0"/>
-                        </a:effectRef>
-                        <a:fontRef idx="minor">
-                          <a:schemeClr val="dk1"/>
-                        </a:fontRef>
-                      </wps:style>
-                      <wps:txbx>
-                        <w:txbxContent>
-                          <w:p>
-                            <w:pPr>
-                              <w:rPr>
-                                <w:rFonts w:ascii="Garamond" w:hAnsi="Garamond"/>
-                                <w:b/>
-                                <w:bCs/>
-                                <w:sz w:val="36"/>
-                                <w:szCs w:val="36"/>
-                              </w:rPr>
-                            </w:pPr>
-                            <w:r>
-                              <w:rPr>
-                                <w:rFonts w:ascii="Garamond" w:hAnsi="Garamond"/>
-                                <w:b/>
-                                <w:bCs/>
-                                <w:sz w:val="36"/>
-                                <w:szCs w:val="36"/>
-                              </w:rPr>
-                              <w:t>Skills</w:t>
-                            </w:r>
-                            <w:r>
-                              <w:rPr>
-                                <w:rFonts w:ascii="Garamond" w:hAnsi="Garamond"/>
-                                <w:b/>
-                                <w:bCs/>
-                                <w:sz w:val="36"/>
-                                <w:szCs w:val="36"/>
-                              </w:rPr>
-                              <w:t>:</w:t>
+                            <w:r>
+                              <w:rPr>
+                                <w:rFonts w:asciiTheme="majorHAnsi" w:hAnsiTheme="majorHAnsi"/>
+                              </w:rPr>
+                              <w:t>Data Science &amp; Visualization:</w:t>
                             </w:r>
                           </w:p>
                           <w:p>
                             <w:pPr>
-                              <w:spacing w:after="0" w:line="240" w:lineRule="auto"/>
-                              <w:rPr>
-                                <w:b/>
-                                <w:bCs/>
-                                <w:color w:val="404040" w:themeColor="text1" w:themeTint="BF"/>
+                              <w:numPr>
+                                <w:ilvl w:val="0"/>
+                                <w:numId w:val="12"/>
+                              </w:numPr>
+                              <w:tabs>
+                                <w:tab w:val="clear" w:pos="720"/>
+                                <w:tab w:val="num" w:pos="360"/>
+                              </w:tabs>
+                              <w:spacing w:after="0"/>
+                              <w:ind w:left="360"/>
+                              <w:rPr>
+                                <w:rFonts w:asciiTheme="majorHAnsi" w:hAnsiTheme="majorHAnsi"/>
+                                <w:sz w:val="22"/>
+                                <w:szCs w:val="22"/>
                               </w:rPr>
                             </w:pPr>
                             <w:r>
                               <w:rPr>
-                                <w:b/>
-                                <w:bCs/>
-                                <w:color w:val="404040" w:themeColor="text1" w:themeTint="BF"/>
-                              </w:rPr>
-                              <w:t xml:space="preserve">Programming: </w:t>
+                                <w:rFonts w:asciiTheme="majorHAnsi" w:hAnsiTheme="majorHAnsi"/>
+                                <w:sz w:val="22"/>
+                                <w:szCs w:val="22"/>
+                              </w:rPr>
+                              <w:t xml:space="preserve">Pandas, NumPy, Matplotlib </w:t>
                             </w:r>
                           </w:p>
                           <w:p>
                             <w:pPr>
-                              <w:spacing w:after="0" w:line="240" w:lineRule="auto"/>
+                              <w:spacing w:after="0"/>
+                              <w:rPr>
+                                <w:rFonts w:asciiTheme="majorHAnsi" w:hAnsiTheme="majorHAnsi"/>
+                              </w:rPr>
                             </w:pPr>
                             <w:r>
-                              <w:t>Python, C, SQL, Java (Basics</w:t>
+                              <w:rPr>
+                                <w:rFonts w:asciiTheme="majorHAnsi" w:hAnsiTheme="majorHAnsi"/>
+                              </w:rPr>
+                              <w:t>Tools &amp; Platforms:</w:t>
                             </w:r>
                           </w:p>
                           <w:p>
                             <w:pPr>
-                              <w:spacing w:after="0" w:line="240" w:lineRule="auto"/>
+                              <w:numPr>
+                                <w:ilvl w:val="0"/>
+                                <w:numId w:val="13"/>
+                              </w:numPr>
+                              <w:tabs>
+                                <w:tab w:val="clear" w:pos="720"/>
+                                <w:tab w:val="num" w:pos="360"/>
+                              </w:tabs>
+                              <w:spacing w:after="0"/>
+                              <w:ind w:left="360"/>
+                              <w:rPr>
+                                <w:rFonts w:asciiTheme="majorHAnsi" w:hAnsiTheme="majorHAnsi"/>
+                                <w:sz w:val="22"/>
+                                <w:szCs w:val="22"/>
+                              </w:rPr>
                             </w:pPr>
+                            <w:r>
+                              <w:rPr>
+                                <w:rFonts w:asciiTheme="majorHAnsi" w:hAnsiTheme="majorHAnsi"/>
+                                <w:sz w:val="22"/>
+                                <w:szCs w:val="22"/>
+                              </w:rPr>
+                              <w:t xml:space="preserve">Git, GitHub, Google </w:t>
+                            </w:r>
+                            <w:proofErr w:type="spellStart"/>
+                            <w:r>
+                              <w:rPr>
+                                <w:rFonts w:asciiTheme="majorHAnsi" w:hAnsiTheme="majorHAnsi"/>
+                                <w:sz w:val="22"/>
+                                <w:szCs w:val="22"/>
+                              </w:rPr>
+                              <w:t>Colab</w:t>
+                            </w:r>
+                            <w:proofErr w:type="spellEnd"/>
+                            <w:r>
+                              <w:rPr>
+                                <w:rFonts w:asciiTheme="majorHAnsi" w:hAnsiTheme="majorHAnsi"/>
+                                <w:sz w:val="22"/>
+                                <w:szCs w:val="22"/>
+                              </w:rPr>
+                              <w:t xml:space="preserve">, </w:t>
+                            </w:r>
+                            <w:proofErr w:type="spellStart"/>
+                            <w:r>
+                              <w:rPr>
+                                <w:rFonts w:asciiTheme="majorHAnsi" w:hAnsiTheme="majorHAnsi"/>
+                                <w:sz w:val="22"/>
+                                <w:szCs w:val="22"/>
+                              </w:rPr>
+                              <w:t>FastAPI</w:t>
+                            </w:r>
+                            <w:proofErr w:type="spellEnd"/>
+                            <w:r>
+                              <w:rPr>
+                                <w:rFonts w:asciiTheme="majorHAnsi" w:hAnsiTheme="majorHAnsi"/>
+                                <w:sz w:val="22"/>
+                                <w:szCs w:val="22"/>
+                              </w:rPr>
+                              <w:t>, Docker</w:t>
+                            </w:r>
                           </w:p>
                           <w:p>
                             <w:pPr>
-                              <w:spacing w:after="0" w:line="240" w:lineRule="auto"/>
-                            </w:pPr>
-                            <w:r>
-                              <w:rPr>
-                                <w:b/>
-                                <w:bCs/>
-                                <w:color w:val="595959" w:themeColor="text1" w:themeTint="A6"/>
-                              </w:rPr>
-                              <w:t>Data Science &amp; Visualization:</w:t>
-                            </w:r>
-                            <w:r>
-                              <w:rPr>
-                                <w:color w:val="595959" w:themeColor="text1" w:themeTint="A6"/>
-                              </w:rPr>
-                              <w:t xml:space="preserve"> </w:t>
-                            </w:r>
-                            <w:r>
-                              <w:t>Pandas, NumPy, Matplotlib</w:t>
-                            </w:r>
-                            <w:r>
-                              <w:t>.</w:t>
-                            </w:r>
-                          </w:p>
-                          <w:p>
-                            <w:pPr>
-                              <w:spacing w:after="0" w:line="240" w:lineRule="auto"/>
-                            </w:pPr>
-                          </w:p>
-                          <w:p>
-                            <w:pPr>
-                              <w:spacing w:after="0" w:line="240" w:lineRule="auto"/>
-                              <w:rPr>
-                                <w:b/>
-                                <w:bCs/>
-                                <w:color w:val="595959" w:themeColor="text1" w:themeTint="A6"/>
-                              </w:rPr>
-                            </w:pPr>
-                            <w:r>
-                              <w:rPr>
-                                <w:b/>
-                                <w:bCs/>
-                                <w:color w:val="595959" w:themeColor="text1" w:themeTint="A6"/>
-                              </w:rPr>
-                              <w:t xml:space="preserve">Tools &amp; Platforms: </w:t>
-                            </w:r>
-                          </w:p>
-                          <w:p>
-                            <w:pPr>
-                              <w:spacing w:after="0" w:line="240" w:lineRule="auto"/>
-                            </w:pPr>
-                            <w:r>
-                              <w:t xml:space="preserve">Git, GitHub, Google </w:t>
-                            </w:r>
-                            <w:proofErr w:type="spellStart"/>
-                            <w:r>
-                              <w:t>Colab</w:t>
-                            </w:r>
-                            <w:proofErr w:type="spellEnd"/>
-                            <w:r>
-                              <w:t>,</w:t>
-                            </w:r>
-                            <w:r>
-                              <w:t xml:space="preserve"> </w:t>
-                            </w:r>
-                            <w:proofErr w:type="spellStart"/>
-                            <w:r>
-                              <w:t>FastAPI</w:t>
-                            </w:r>
-                            <w:proofErr w:type="spellEnd"/>
-                            <w:r>
-                              <w:t>, Docker.</w:t>
-                            </w:r>
-                            <w:r>
-                              <w:t xml:space="preserve"> </w:t>
-                            </w:r>
-                          </w:p>
-                          <w:p>
-                            <w:pPr>
-                              <w:spacing w:after="0" w:line="240" w:lineRule="auto"/>
-                            </w:pPr>
-                          </w:p>
-                          <w:p>
-                            <w:pPr>
-                              <w:spacing w:after="0" w:line="240" w:lineRule="auto"/>
+                              <w:spacing w:after="0"/>
+                              <w:ind w:left="360"/>
+                              <w:rPr>
+                                <w:rFonts w:asciiTheme="majorHAnsi" w:hAnsiTheme="majorHAnsi"/>
+                                <w:sz w:val="22"/>
+                                <w:szCs w:val="22"/>
+                              </w:rPr>
                             </w:pPr>
                           </w:p>
                           <w:p>
@@ -1183,6 +1582,11 @@
                           </w:p>
                           <w:p>
                             <w:pPr>
+                              <w:pStyle w:val="ListParagraph"/>
+                              <w:numPr>
+                                <w:ilvl w:val="0"/>
+                                <w:numId w:val="7"/>
+                              </w:numPr>
                               <w:spacing w:after="0"/>
                             </w:pPr>
                             <w:r>
@@ -1191,6 +1595,11 @@
                           </w:p>
                           <w:p>
                             <w:pPr>
+                              <w:pStyle w:val="ListParagraph"/>
+                              <w:numPr>
+                                <w:ilvl w:val="0"/>
+                                <w:numId w:val="7"/>
+                              </w:numPr>
                               <w:spacing w:after="0"/>
                             </w:pPr>
                             <w:r>
@@ -1199,6 +1608,11 @@
                           </w:p>
                           <w:p>
                             <w:pPr>
+                              <w:pStyle w:val="ListParagraph"/>
+                              <w:numPr>
+                                <w:ilvl w:val="0"/>
+                                <w:numId w:val="7"/>
+                              </w:numPr>
                               <w:spacing w:after="0"/>
                             </w:pPr>
                             <w:hyperlink r:id="rId13" w:history="1">
@@ -1220,13 +1634,35 @@
                             <w:r>
                               <w:t xml:space="preserve"> </w:t>
                             </w:r>
+                          </w:p>
+                          <w:p>
+                            <w:pPr>
+                              <w:pStyle w:val="ListParagraph"/>
+                              <w:numPr>
+                                <w:ilvl w:val="0"/>
+                                <w:numId w:val="7"/>
+                              </w:numPr>
+                              <w:spacing w:after="0"/>
+                            </w:pPr>
                             <w:hyperlink r:id="rId14" w:history="1">
                               <w:proofErr w:type="spellStart"/>
                               <w:r>
                                 <w:rPr>
                                   <w:rStyle w:val="Hyperlink"/>
                                 </w:rPr>
-                                <w:t>github</w:t>
+                                <w:t>git</w:t>
+                              </w:r>
+                              <w:r>
+                                <w:rPr>
+                                  <w:rStyle w:val="Hyperlink"/>
+                                </w:rPr>
+                                <w:t>h</w:t>
+                              </w:r>
+                              <w:r>
+                                <w:rPr>
+                                  <w:rStyle w:val="Hyperlink"/>
+                                </w:rPr>
+                                <w:t>ub</w:t>
                               </w:r>
                               <w:proofErr w:type="spellEnd"/>
                               <w:r>
@@ -1242,7 +1678,12 @@
                           </w:p>
                           <w:p>
                             <w:pPr>
-                              <w:spacing w:before="240"/>
+                              <w:spacing w:after="0"/>
+                            </w:pPr>
+                          </w:p>
+                          <w:p>
+                            <w:pPr>
+                              <w:spacing w:after="0"/>
                             </w:pPr>
                           </w:p>
                           <w:p>
@@ -1312,7 +1753,10 @@
                               <w:spacing w:after="0" w:line="276" w:lineRule="auto"/>
                             </w:pPr>
                             <w:r>
-                              <w:t>CGPA: 8.29</w:t>
+                              <w:t>CGPA: 8.</w:t>
+                            </w:r>
+                            <w:r>
+                              <w:t>00+</w:t>
                             </w:r>
                           </w:p>
                         </w:txbxContent>
@@ -1337,159 +1781,9 @@
           </mc:Choice>
           <mc:Fallback>
             <w:pict>
-              <v:shape w14:anchorId="614C4AC6" id="Text Box 2" o:spid="_x0000_s1027" type="#_x0000_t202" style="position:absolute;left:0;text-align:left;margin-left:-45.8pt;margin-top:27.9pt;width:182.2pt;height:659.45pt;z-index:251660288;visibility:visible;mso-wrap-style:square;mso-width-percent:0;mso-height-percent:0;mso-wrap-distance-left:9pt;mso-wrap-distance-top:0;mso-wrap-distance-right:9pt;mso-wrap-distance-bottom:0;mso-position-horizontal:absolute;mso-position-horizontal-relative:text;mso-position-vertical:absolute;mso-position-vertical-relative:text;mso-width-percent:0;mso-height-percent:0;mso-width-relative:margin;mso-height-relative:margin;v-text-anchor:top" o:gfxdata="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" filled="f" stroked="f">
+              <v:shape w14:anchorId="614C4AC6" id="Text Box 2" o:spid="_x0000_s1027" type="#_x0000_t202" style="position:absolute;left:0;text-align:left;margin-left:-45.6pt;margin-top:27.85pt;width:192pt;height:659.45pt;z-index:251660288;visibility:visible;mso-wrap-style:square;mso-width-percent:0;mso-height-percent:0;mso-wrap-distance-left:9pt;mso-wrap-distance-top:0;mso-wrap-distance-right:9pt;mso-wrap-distance-bottom:0;mso-position-horizontal:absolute;mso-position-horizontal-relative:text;mso-position-vertical:absolute;mso-position-vertical-relative:text;mso-width-percent:0;mso-height-percent:0;mso-width-relative:margin;mso-height-relative:margin;v-text-anchor:top" o:gfxdata="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" filled="f" stroked="f">
                 <v:textbox>
                   <w:txbxContent>
-                    <w:p>
-                      <w:pPr>
-                        <w:rPr>
-                          <w:rFonts w:ascii="Garamond" w:hAnsi="Garamond"/>
-                          <w:b/>
-                          <w:bCs/>
-                          <w:sz w:val="36"/>
-                          <w:szCs w:val="36"/>
-                        </w:rPr>
-                      </w:pPr>
-                      <w:r>
-                        <w:rPr>
-                          <w:rFonts w:ascii="Garamond" w:hAnsi="Garamond"/>
-                          <w:b/>
-                          <w:bCs/>
-                          <w:sz w:val="36"/>
-                          <w:szCs w:val="36"/>
-                        </w:rPr>
-                        <w:t>Skills</w:t>
-                      </w:r>
-                      <w:r>
-                        <w:rPr>
-                          <w:rFonts w:ascii="Garamond" w:hAnsi="Garamond"/>
-                          <w:b/>
-                          <w:bCs/>
-                          <w:sz w:val="36"/>
-                          <w:szCs w:val="36"/>
-                        </w:rPr>
-                        <w:t>:</w:t>
-                      </w:r>
-                    </w:p>
-                    <w:p>
-                      <w:pPr>
-                        <w:spacing w:after="0" w:line="240" w:lineRule="auto"/>
-                        <w:rPr>
-                          <w:b/>
-                          <w:bCs/>
-                          <w:color w:val="404040" w:themeColor="text1" w:themeTint="BF"/>
-                        </w:rPr>
-                      </w:pPr>
-                      <w:r>
-                        <w:rPr>
-                          <w:b/>
-                          <w:bCs/>
-                          <w:color w:val="404040" w:themeColor="text1" w:themeTint="BF"/>
-                        </w:rPr>
-                        <w:t xml:space="preserve">Programming: </w:t>
-                      </w:r>
-                    </w:p>
-                    <w:p>
-                      <w:pPr>
-                        <w:spacing w:after="0" w:line="240" w:lineRule="auto"/>
-                      </w:pPr>
-                      <w:r>
-                        <w:t>Python, C, SQL, Java (Basics</w:t>
-                      </w:r>
-                    </w:p>
-                    <w:p>
-                      <w:pPr>
-                        <w:spacing w:after="0" w:line="240" w:lineRule="auto"/>
-                      </w:pPr>
-                    </w:p>
-                    <w:p>
-                      <w:pPr>
-                        <w:spacing w:after="0" w:line="240" w:lineRule="auto"/>
-                      </w:pPr>
-                      <w:r>
-                        <w:rPr>
-                          <w:b/>
-                          <w:bCs/>
-                          <w:color w:val="595959" w:themeColor="text1" w:themeTint="A6"/>
-                        </w:rPr>
-                        <w:t>Data Science &amp; Visualization:</w:t>
-                      </w:r>
-                      <w:r>
-                        <w:rPr>
-                          <w:color w:val="595959" w:themeColor="text1" w:themeTint="A6"/>
-                        </w:rPr>
-                        <w:t xml:space="preserve"> </w:t>
-                      </w:r>
-                      <w:r>
-                        <w:t>Pandas, NumPy, Matplotlib</w:t>
-                      </w:r>
-                      <w:r>
-                        <w:t>.</w:t>
-                      </w:r>
-                    </w:p>
-                    <w:p>
-                      <w:pPr>
-                        <w:spacing w:after="0" w:line="240" w:lineRule="auto"/>
-                      </w:pPr>
-                    </w:p>
-                    <w:p>
-                      <w:pPr>
-                        <w:spacing w:after="0" w:line="240" w:lineRule="auto"/>
-                        <w:rPr>
-                          <w:b/>
-                          <w:bCs/>
-                          <w:color w:val="595959" w:themeColor="text1" w:themeTint="A6"/>
-                        </w:rPr>
-                      </w:pPr>
-                      <w:r>
-                        <w:rPr>
-                          <w:b/>
-                          <w:bCs/>
-                          <w:color w:val="595959" w:themeColor="text1" w:themeTint="A6"/>
-                        </w:rPr>
-                        <w:t xml:space="preserve">Tools &amp; Platforms: </w:t>
-                      </w:r>
-                    </w:p>
-                    <w:p>
-                      <w:pPr>
-                        <w:spacing w:after="0" w:line="240" w:lineRule="auto"/>
-                      </w:pPr>
-                      <w:r>
-                        <w:t xml:space="preserve">Git, GitHub, Google </w:t>
-                      </w:r>
-                      <w:proofErr w:type="spellStart"/>
-                      <w:r>
-                        <w:t>Colab</w:t>
-                      </w:r>
-                      <w:proofErr w:type="spellEnd"/>
-                      <w:r>
-                        <w:t>,</w:t>
-                      </w:r>
-                      <w:r>
-                        <w:t xml:space="preserve"> </w:t>
-                      </w:r>
-                      <w:proofErr w:type="spellStart"/>
-                      <w:r>
-                        <w:t>FastAPI</w:t>
-                      </w:r>
-                      <w:proofErr w:type="spellEnd"/>
-                      <w:r>
-                        <w:t>, Docker.</w:t>
-                      </w:r>
-                      <w:r>
-                        <w:t xml:space="preserve"> </w:t>
-                      </w:r>
-                    </w:p>
-                    <w:p>
-                      <w:pPr>
-                        <w:spacing w:after="0" w:line="240" w:lineRule="auto"/>
-                      </w:pPr>
-                    </w:p>
-                    <w:p>
-                      <w:pPr>
-                        <w:spacing w:after="0" w:line="240" w:lineRule="auto"/>
-                      </w:pPr>
-                    </w:p>
                     <w:p>
                       <w:pPr>
                         <w:rPr>
@@ -1508,7 +1802,7 @@
                           <w:sz w:val="32"/>
                           <w:szCs w:val="32"/>
                         </w:rPr>
-                        <w:t>Contact</w:t>
+                        <w:t>Skills</w:t>
                       </w:r>
                       <w:r>
                         <w:rPr>
@@ -1524,21 +1818,332 @@
                     <w:p>
                       <w:pPr>
                         <w:spacing w:after="0"/>
+                        <w:rPr>
+                          <w:rFonts w:asciiTheme="majorHAnsi" w:hAnsiTheme="majorHAnsi"/>
+                        </w:rPr>
                       </w:pPr>
                       <w:r>
-                        <w:t xml:space="preserve">Maharashtra, India </w:t>
+                        <w:rPr>
+                          <w:rFonts w:asciiTheme="majorHAnsi" w:hAnsiTheme="majorHAnsi"/>
+                        </w:rPr>
+                        <w:t>Programming:</w:t>
+                      </w:r>
+                    </w:p>
+                    <w:p>
+                      <w:pPr>
+                        <w:numPr>
+                          <w:ilvl w:val="0"/>
+                          <w:numId w:val="10"/>
+                        </w:numPr>
+                        <w:tabs>
+                          <w:tab w:val="clear" w:pos="720"/>
+                          <w:tab w:val="num" w:pos="360"/>
+                        </w:tabs>
+                        <w:spacing w:after="0"/>
+                        <w:ind w:left="360"/>
+                        <w:rPr>
+                          <w:rFonts w:asciiTheme="majorHAnsi" w:hAnsiTheme="majorHAnsi"/>
+                          <w:sz w:val="22"/>
+                          <w:szCs w:val="22"/>
+                        </w:rPr>
+                      </w:pPr>
+                      <w:r>
+                        <w:rPr>
+                          <w:rFonts w:asciiTheme="majorHAnsi" w:hAnsiTheme="majorHAnsi"/>
+                          <w:sz w:val="22"/>
+                          <w:szCs w:val="22"/>
+                        </w:rPr>
+                        <w:t xml:space="preserve">Python </w:t>
                       </w:r>
                     </w:p>
                     <w:p>
                       <w:pPr>
                         <w:spacing w:after="0"/>
+                        <w:rPr>
+                          <w:rFonts w:asciiTheme="majorHAnsi" w:hAnsiTheme="majorHAnsi"/>
+                        </w:rPr>
                       </w:pPr>
                       <w:r>
-                        <w:t>sharayubhute22@gmail.com</w:t>
+                        <w:rPr>
+                          <w:rFonts w:asciiTheme="majorHAnsi" w:hAnsiTheme="majorHAnsi"/>
+                        </w:rPr>
+                        <w:t>Machine Learning &amp; AI:</w:t>
                       </w:r>
                     </w:p>
                     <w:p>
                       <w:pPr>
+                        <w:numPr>
+                          <w:ilvl w:val="0"/>
+                          <w:numId w:val="11"/>
+                        </w:numPr>
+                        <w:tabs>
+                          <w:tab w:val="clear" w:pos="720"/>
+                          <w:tab w:val="num" w:pos="360"/>
+                        </w:tabs>
+                        <w:spacing w:after="0"/>
+                        <w:ind w:left="360"/>
+                        <w:rPr>
+                          <w:rFonts w:asciiTheme="majorHAnsi" w:hAnsiTheme="majorHAnsi"/>
+                          <w:sz w:val="22"/>
+                          <w:szCs w:val="22"/>
+                        </w:rPr>
+                      </w:pPr>
+                      <w:r>
+                        <w:rPr>
+                          <w:rFonts w:asciiTheme="majorHAnsi" w:hAnsiTheme="majorHAnsi"/>
+                          <w:sz w:val="22"/>
+                          <w:szCs w:val="22"/>
+                        </w:rPr>
+                        <w:t xml:space="preserve">Regression, Classification, Clustering </w:t>
+                      </w:r>
+                    </w:p>
+                    <w:p>
+                      <w:pPr>
+                        <w:numPr>
+                          <w:ilvl w:val="0"/>
+                          <w:numId w:val="11"/>
+                        </w:numPr>
+                        <w:tabs>
+                          <w:tab w:val="clear" w:pos="720"/>
+                          <w:tab w:val="num" w:pos="360"/>
+                        </w:tabs>
+                        <w:spacing w:after="0"/>
+                        <w:ind w:left="360"/>
+                        <w:rPr>
+                          <w:rFonts w:asciiTheme="majorHAnsi" w:hAnsiTheme="majorHAnsi"/>
+                          <w:sz w:val="22"/>
+                          <w:szCs w:val="22"/>
+                        </w:rPr>
+                      </w:pPr>
+                      <w:r>
+                        <w:rPr>
+                          <w:rFonts w:asciiTheme="majorHAnsi" w:hAnsiTheme="majorHAnsi"/>
+                          <w:sz w:val="22"/>
+                          <w:szCs w:val="22"/>
+                        </w:rPr>
+                        <w:t xml:space="preserve">Natural Language Processing (NLP) </w:t>
+                      </w:r>
+                    </w:p>
+                    <w:p>
+                      <w:pPr>
+                        <w:numPr>
+                          <w:ilvl w:val="0"/>
+                          <w:numId w:val="11"/>
+                        </w:numPr>
+                        <w:tabs>
+                          <w:tab w:val="clear" w:pos="720"/>
+                          <w:tab w:val="num" w:pos="360"/>
+                        </w:tabs>
+                        <w:spacing w:after="0"/>
+                        <w:ind w:left="360"/>
+                        <w:rPr>
+                          <w:rFonts w:asciiTheme="majorHAnsi" w:hAnsiTheme="majorHAnsi"/>
+                          <w:sz w:val="22"/>
+                          <w:szCs w:val="22"/>
+                        </w:rPr>
+                      </w:pPr>
+                      <w:r>
+                        <w:rPr>
+                          <w:rFonts w:asciiTheme="majorHAnsi" w:hAnsiTheme="majorHAnsi"/>
+                          <w:sz w:val="22"/>
+                          <w:szCs w:val="22"/>
+                        </w:rPr>
+                        <w:t xml:space="preserve">Model Building &amp; Evaluation (scikit-learn) </w:t>
+                      </w:r>
+                    </w:p>
+                    <w:p>
+                      <w:pPr>
+                        <w:spacing w:after="0"/>
+                        <w:rPr>
+                          <w:rFonts w:asciiTheme="majorHAnsi" w:hAnsiTheme="majorHAnsi"/>
+                        </w:rPr>
+                      </w:pPr>
+                      <w:r>
+                        <w:rPr>
+                          <w:rFonts w:asciiTheme="majorHAnsi" w:hAnsiTheme="majorHAnsi"/>
+                        </w:rPr>
+                        <w:t>Data Science &amp; Visualization:</w:t>
+                      </w:r>
+                    </w:p>
+                    <w:p>
+                      <w:pPr>
+                        <w:numPr>
+                          <w:ilvl w:val="0"/>
+                          <w:numId w:val="12"/>
+                        </w:numPr>
+                        <w:tabs>
+                          <w:tab w:val="clear" w:pos="720"/>
+                          <w:tab w:val="num" w:pos="360"/>
+                        </w:tabs>
+                        <w:spacing w:after="0"/>
+                        <w:ind w:left="360"/>
+                        <w:rPr>
+                          <w:rFonts w:asciiTheme="majorHAnsi" w:hAnsiTheme="majorHAnsi"/>
+                          <w:sz w:val="22"/>
+                          <w:szCs w:val="22"/>
+                        </w:rPr>
+                      </w:pPr>
+                      <w:r>
+                        <w:rPr>
+                          <w:rFonts w:asciiTheme="majorHAnsi" w:hAnsiTheme="majorHAnsi"/>
+                          <w:sz w:val="22"/>
+                          <w:szCs w:val="22"/>
+                        </w:rPr>
+                        <w:t xml:space="preserve">Pandas, NumPy, Matplotlib </w:t>
+                      </w:r>
+                    </w:p>
+                    <w:p>
+                      <w:pPr>
+                        <w:spacing w:after="0"/>
+                        <w:rPr>
+                          <w:rFonts w:asciiTheme="majorHAnsi" w:hAnsiTheme="majorHAnsi"/>
+                        </w:rPr>
+                      </w:pPr>
+                      <w:r>
+                        <w:rPr>
+                          <w:rFonts w:asciiTheme="majorHAnsi" w:hAnsiTheme="majorHAnsi"/>
+                        </w:rPr>
+                        <w:t>Tools &amp; Platforms:</w:t>
+                      </w:r>
+                    </w:p>
+                    <w:p>
+                      <w:pPr>
+                        <w:numPr>
+                          <w:ilvl w:val="0"/>
+                          <w:numId w:val="13"/>
+                        </w:numPr>
+                        <w:tabs>
+                          <w:tab w:val="clear" w:pos="720"/>
+                          <w:tab w:val="num" w:pos="360"/>
+                        </w:tabs>
+                        <w:spacing w:after="0"/>
+                        <w:ind w:left="360"/>
+                        <w:rPr>
+                          <w:rFonts w:asciiTheme="majorHAnsi" w:hAnsiTheme="majorHAnsi"/>
+                          <w:sz w:val="22"/>
+                          <w:szCs w:val="22"/>
+                        </w:rPr>
+                      </w:pPr>
+                      <w:r>
+                        <w:rPr>
+                          <w:rFonts w:asciiTheme="majorHAnsi" w:hAnsiTheme="majorHAnsi"/>
+                          <w:sz w:val="22"/>
+                          <w:szCs w:val="22"/>
+                        </w:rPr>
+                        <w:t xml:space="preserve">Git, GitHub, Google </w:t>
+                      </w:r>
+                      <w:proofErr w:type="spellStart"/>
+                      <w:r>
+                        <w:rPr>
+                          <w:rFonts w:asciiTheme="majorHAnsi" w:hAnsiTheme="majorHAnsi"/>
+                          <w:sz w:val="22"/>
+                          <w:szCs w:val="22"/>
+                        </w:rPr>
+                        <w:t>Colab</w:t>
+                      </w:r>
+                      <w:proofErr w:type="spellEnd"/>
+                      <w:r>
+                        <w:rPr>
+                          <w:rFonts w:asciiTheme="majorHAnsi" w:hAnsiTheme="majorHAnsi"/>
+                          <w:sz w:val="22"/>
+                          <w:szCs w:val="22"/>
+                        </w:rPr>
+                        <w:t xml:space="preserve">, </w:t>
+                      </w:r>
+                      <w:proofErr w:type="spellStart"/>
+                      <w:r>
+                        <w:rPr>
+                          <w:rFonts w:asciiTheme="majorHAnsi" w:hAnsiTheme="majorHAnsi"/>
+                          <w:sz w:val="22"/>
+                          <w:szCs w:val="22"/>
+                        </w:rPr>
+                        <w:t>FastAPI</w:t>
+                      </w:r>
+                      <w:proofErr w:type="spellEnd"/>
+                      <w:r>
+                        <w:rPr>
+                          <w:rFonts w:asciiTheme="majorHAnsi" w:hAnsiTheme="majorHAnsi"/>
+                          <w:sz w:val="22"/>
+                          <w:szCs w:val="22"/>
+                        </w:rPr>
+                        <w:t>, Docker</w:t>
+                      </w:r>
+                    </w:p>
+                    <w:p>
+                      <w:pPr>
+                        <w:spacing w:after="0"/>
+                        <w:ind w:left="360"/>
+                        <w:rPr>
+                          <w:rFonts w:asciiTheme="majorHAnsi" w:hAnsiTheme="majorHAnsi"/>
+                          <w:sz w:val="22"/>
+                          <w:szCs w:val="22"/>
+                        </w:rPr>
+                      </w:pPr>
+                    </w:p>
+                    <w:p>
+                      <w:pPr>
+                        <w:rPr>
+                          <w:rFonts w:ascii="Garamond" w:hAnsi="Garamond"/>
+                          <w:b/>
+                          <w:bCs/>
+                          <w:sz w:val="32"/>
+                          <w:szCs w:val="32"/>
+                        </w:rPr>
+                      </w:pPr>
+                      <w:r>
+                        <w:rPr>
+                          <w:rFonts w:ascii="Garamond" w:hAnsi="Garamond"/>
+                          <w:b/>
+                          <w:bCs/>
+                          <w:sz w:val="32"/>
+                          <w:szCs w:val="32"/>
+                        </w:rPr>
+                        <w:t>Contact</w:t>
+                      </w:r>
+                      <w:r>
+                        <w:rPr>
+                          <w:rFonts w:ascii="Garamond" w:hAnsi="Garamond"/>
+                          <w:b/>
+                          <w:bCs/>
+                          <w:sz w:val="32"/>
+                          <w:szCs w:val="32"/>
+                        </w:rPr>
+                        <w:t>:</w:t>
+                      </w:r>
+                    </w:p>
+                    <w:p>
+                      <w:pPr>
+                        <w:pStyle w:val="ListParagraph"/>
+                        <w:numPr>
+                          <w:ilvl w:val="0"/>
+                          <w:numId w:val="7"/>
+                        </w:numPr>
+                        <w:spacing w:after="0"/>
+                      </w:pPr>
+                      <w:r>
+                        <w:t xml:space="preserve">Maharashtra, India </w:t>
+                      </w:r>
+                    </w:p>
+                    <w:p>
+                      <w:pPr>
+                        <w:pStyle w:val="ListParagraph"/>
+                        <w:numPr>
+                          <w:ilvl w:val="0"/>
+                          <w:numId w:val="7"/>
+                        </w:numPr>
+                        <w:spacing w:after="0"/>
+                      </w:pPr>
+                      <w:r>
+                        <w:t>sharayubhute22@gmail.com</w:t>
+                      </w:r>
+                    </w:p>
+                    <w:p>
+                      <w:pPr>
+                        <w:pStyle w:val="ListParagraph"/>
+                        <w:numPr>
+                          <w:ilvl w:val="0"/>
+                          <w:numId w:val="7"/>
+                        </w:numPr>
                         <w:spacing w:after="0"/>
                       </w:pPr>
                       <w:hyperlink r:id="rId15" w:history="1">
@@ -1560,13 +2165,35 @@
                       <w:r>
                         <w:t xml:space="preserve"> </w:t>
                       </w:r>
+                    </w:p>
+                    <w:p>
+                      <w:pPr>
+                        <w:pStyle w:val="ListParagraph"/>
+                        <w:numPr>
+                          <w:ilvl w:val="0"/>
+                          <w:numId w:val="7"/>
+                        </w:numPr>
+                        <w:spacing w:after="0"/>
+                      </w:pPr>
                       <w:hyperlink r:id="rId16" w:history="1">
                         <w:proofErr w:type="spellStart"/>
                         <w:r>
                           <w:rPr>
                             <w:rStyle w:val="Hyperlink"/>
                           </w:rPr>
-                          <w:t>github</w:t>
+                          <w:t>git</w:t>
+                        </w:r>
+                        <w:r>
+                          <w:rPr>
+                            <w:rStyle w:val="Hyperlink"/>
+                          </w:rPr>
+                          <w:t>h</w:t>
+                        </w:r>
+                        <w:r>
+                          <w:rPr>
+                            <w:rStyle w:val="Hyperlink"/>
+                          </w:rPr>
+                          <w:t>ub</w:t>
                         </w:r>
                         <w:proofErr w:type="spellEnd"/>
                         <w:r>
@@ -1582,7 +2209,12 @@
                     </w:p>
                     <w:p>
                       <w:pPr>
-                        <w:spacing w:before="240"/>
+                        <w:spacing w:after="0"/>
+                      </w:pPr>
+                    </w:p>
+                    <w:p>
+                      <w:pPr>
+                        <w:spacing w:after="0"/>
                       </w:pPr>
                     </w:p>
                     <w:p>
@@ -1652,7 +2284,10 @@
                         <w:spacing w:after="0" w:line="276" w:lineRule="auto"/>
                       </w:pPr>
                       <w:r>
-                        <w:t>CGPA: 8.29</w:t>
+                        <w:t>CGPA: 8.</w:t>
+                      </w:r>
+                      <w:r>
+                        <w:t>00+</w:t>
                       </w:r>
                     </w:p>
                   </w:txbxContent>
@@ -1789,9 +2424,2088 @@
     </w:lvl>
   </w:abstractNum>
   <w:abstractNum w:abstractNumId="1" w15:restartNumberingAfterBreak="0">
+    <w:nsid w:val="17C630AE"/>
+    <w:multiLevelType w:val="hybridMultilevel"/>
+    <w:tmpl w:val="FB742654"/>
+    <w:lvl w:ilvl="0" w:tplc="4009000F">
+      <w:start w:val="1"/>
+      <w:numFmt w:val="decimal"/>
+      <w:lvlText w:val="%1."/>
+      <w:lvlJc w:val="left"/>
+      <w:pPr>
+        <w:ind w:left="360" w:hanging="360"/>
+      </w:pPr>
+      <w:rPr>
+        <w:rFonts w:hint="default"/>
+      </w:rPr>
+    </w:lvl>
+    <w:lvl w:ilvl="1" w:tplc="40090019" w:tentative="1">
+      <w:start w:val="1"/>
+      <w:numFmt w:val="lowerLetter"/>
+      <w:lvlText w:val="%2."/>
+      <w:lvlJc w:val="left"/>
+      <w:pPr>
+        <w:ind w:left="1440" w:hanging="360"/>
+      </w:pPr>
+    </w:lvl>
+    <w:lvl w:ilvl="2" w:tplc="4009001B" w:tentative="1">
+      <w:start w:val="1"/>
+      <w:numFmt w:val="lowerRoman"/>
+      <w:lvlText w:val="%3."/>
+      <w:lvlJc w:val="right"/>
+      <w:pPr>
+        <w:ind w:left="2160" w:hanging="180"/>
+      </w:pPr>
+    </w:lvl>
+    <w:lvl w:ilvl="3" w:tplc="4009000F" w:tentative="1">
+      <w:start w:val="1"/>
+      <w:numFmt w:val="decimal"/>
+      <w:lvlText w:val="%4."/>
+      <w:lvlJc w:val="left"/>
+      <w:pPr>
+        <w:ind w:left="2880" w:hanging="360"/>
+      </w:pPr>
+    </w:lvl>
+    <w:lvl w:ilvl="4" w:tplc="40090019" w:tentative="1">
+      <w:start w:val="1"/>
+      <w:numFmt w:val="lowerLetter"/>
+      <w:lvlText w:val="%5."/>
+      <w:lvlJc w:val="left"/>
+      <w:pPr>
+        <w:ind w:left="3600" w:hanging="360"/>
+      </w:pPr>
+    </w:lvl>
+    <w:lvl w:ilvl="5" w:tplc="4009001B" w:tentative="1">
+      <w:start w:val="1"/>
+      <w:numFmt w:val="lowerRoman"/>
+      <w:lvlText w:val="%6."/>
+      <w:lvlJc w:val="right"/>
+      <w:pPr>
+        <w:ind w:left="4320" w:hanging="180"/>
+      </w:pPr>
+    </w:lvl>
+    <w:lvl w:ilvl="6" w:tplc="4009000F" w:tentative="1">
+      <w:start w:val="1"/>
+      <w:numFmt w:val="decimal"/>
+      <w:lvlText w:val="%7."/>
+      <w:lvlJc w:val="left"/>
+      <w:pPr>
+        <w:ind w:left="5040" w:hanging="360"/>
+      </w:pPr>
+    </w:lvl>
+    <w:lvl w:ilvl="7" w:tplc="40090019" w:tentative="1">
+      <w:start w:val="1"/>
+      <w:numFmt w:val="lowerLetter"/>
+      <w:lvlText w:val="%8."/>
+      <w:lvlJc w:val="left"/>
+      <w:pPr>
+        <w:ind w:left="5760" w:hanging="360"/>
+      </w:pPr>
+    </w:lvl>
+    <w:lvl w:ilvl="8" w:tplc="4009001B" w:tentative="1">
+      <w:start w:val="1"/>
+      <w:numFmt w:val="lowerRoman"/>
+      <w:lvlText w:val="%9."/>
+      <w:lvlJc w:val="right"/>
+      <w:pPr>
+        <w:ind w:left="6480" w:hanging="180"/>
+      </w:pPr>
+    </w:lvl>
+  </w:abstractNum>
+  <w:abstractNum w:abstractNumId="2" w15:restartNumberingAfterBreak="0">
     <w:nsid w:val="200E68B4"/>
     <w:multiLevelType w:val="multilevel"/>
     <w:tmpl w:val="36BE9D00"/>
+    <w:lvl w:ilvl="0">
+      <w:start w:val="1"/>
+      <w:numFmt w:val="bullet"/>
+      <w:lvlText w:val=""/>
+      <w:lvlJc w:val="left"/>
+      <w:pPr>
+        <w:tabs>
+          <w:tab w:val="num" w:pos="720"/>
+        </w:tabs>
+        <w:ind w:left="720" w:hanging="360"/>
+      </w:pPr>
+      <w:rPr>
+        <w:rFonts w:ascii="Symbol" w:hAnsi="Symbol" w:hint="default"/>
+        <w:sz w:val="20"/>
+      </w:rPr>
+    </w:lvl>
+    <w:lvl w:ilvl="1" w:tentative="1">
+      <w:start w:val="1"/>
+      <w:numFmt w:val="bullet"/>
+      <w:lvlText w:val="o"/>
+      <w:lvlJc w:val="left"/>
+      <w:pPr>
+        <w:tabs>
+          <w:tab w:val="num" w:pos="1440"/>
+        </w:tabs>
+        <w:ind w:left="1440" w:hanging="360"/>
+      </w:pPr>
+      <w:rPr>
+        <w:rFonts w:ascii="Courier New" w:hAnsi="Courier New" w:hint="default"/>
+        <w:sz w:val="20"/>
+      </w:rPr>
+    </w:lvl>
+    <w:lvl w:ilvl="2" w:tentative="1">
+      <w:start w:val="1"/>
+      <w:numFmt w:val="bullet"/>
+      <w:lvlText w:val=""/>
+      <w:lvlJc w:val="left"/>
+      <w:pPr>
+        <w:tabs>
+          <w:tab w:val="num" w:pos="2160"/>
+        </w:tabs>
+        <w:ind w:left="2160" w:hanging="360"/>
+      </w:pPr>
+      <w:rPr>
+        <w:rFonts w:ascii="Wingdings" w:hAnsi="Wingdings" w:hint="default"/>
+        <w:sz w:val="20"/>
+      </w:rPr>
+    </w:lvl>
+    <w:lvl w:ilvl="3" w:tentative="1">
+      <w:start w:val="1"/>
+      <w:numFmt w:val="bullet"/>
+      <w:lvlText w:val=""/>
+      <w:lvlJc w:val="left"/>
+      <w:pPr>
+        <w:tabs>
+          <w:tab w:val="num" w:pos="2880"/>
+        </w:tabs>
+        <w:ind w:left="2880" w:hanging="360"/>
+      </w:pPr>
+      <w:rPr>
+        <w:rFonts w:ascii="Wingdings" w:hAnsi="Wingdings" w:hint="default"/>
+        <w:sz w:val="20"/>
+      </w:rPr>
+    </w:lvl>
+    <w:lvl w:ilvl="4" w:tentative="1">
+      <w:start w:val="1"/>
+      <w:numFmt w:val="bullet"/>
+      <w:lvlText w:val=""/>
+      <w:lvlJc w:val="left"/>
+      <w:pPr>
+        <w:tabs>
+          <w:tab w:val="num" w:pos="3600"/>
+        </w:tabs>
+        <w:ind w:left="3600" w:hanging="360"/>
+      </w:pPr>
+      <w:rPr>
+        <w:rFonts w:ascii="Wingdings" w:hAnsi="Wingdings" w:hint="default"/>
+        <w:sz w:val="20"/>
+      </w:rPr>
+    </w:lvl>
+    <w:lvl w:ilvl="5" w:tentative="1">
+      <w:start w:val="1"/>
+      <w:numFmt w:val="bullet"/>
+      <w:lvlText w:val=""/>
+      <w:lvlJc w:val="left"/>
+      <w:pPr>
+        <w:tabs>
+          <w:tab w:val="num" w:pos="4320"/>
+        </w:tabs>
+        <w:ind w:left="4320" w:hanging="360"/>
+      </w:pPr>
+      <w:rPr>
+        <w:rFonts w:ascii="Wingdings" w:hAnsi="Wingdings" w:hint="default"/>
+        <w:sz w:val="20"/>
+      </w:rPr>
+    </w:lvl>
+    <w:lvl w:ilvl="6" w:tentative="1">
+      <w:start w:val="1"/>
+      <w:numFmt w:val="bullet"/>
+      <w:lvlText w:val=""/>
+      <w:lvlJc w:val="left"/>
+      <w:pPr>
+        <w:tabs>
+          <w:tab w:val="num" w:pos="5040"/>
+        </w:tabs>
+        <w:ind w:left="5040" w:hanging="360"/>
+      </w:pPr>
+      <w:rPr>
+        <w:rFonts w:ascii="Wingdings" w:hAnsi="Wingdings" w:hint="default"/>
+        <w:sz w:val="20"/>
+      </w:rPr>
+    </w:lvl>
+    <w:lvl w:ilvl="7" w:tentative="1">
+      <w:start w:val="1"/>
+      <w:numFmt w:val="bullet"/>
+      <w:lvlText w:val=""/>
+      <w:lvlJc w:val="left"/>
+      <w:pPr>
+        <w:tabs>
+          <w:tab w:val="num" w:pos="5760"/>
+        </w:tabs>
+        <w:ind w:left="5760" w:hanging="360"/>
+      </w:pPr>
+      <w:rPr>
+        <w:rFonts w:ascii="Wingdings" w:hAnsi="Wingdings" w:hint="default"/>
+        <w:sz w:val="20"/>
+      </w:rPr>
+    </w:lvl>
+    <w:lvl w:ilvl="8" w:tentative="1">
+      <w:start w:val="1"/>
+      <w:numFmt w:val="bullet"/>
+      <w:lvlText w:val=""/>
+      <w:lvlJc w:val="left"/>
+      <w:pPr>
+        <w:tabs>
+          <w:tab w:val="num" w:pos="6480"/>
+        </w:tabs>
+        <w:ind w:left="6480" w:hanging="360"/>
+      </w:pPr>
+      <w:rPr>
+        <w:rFonts w:ascii="Wingdings" w:hAnsi="Wingdings" w:hint="default"/>
+        <w:sz w:val="20"/>
+      </w:rPr>
+    </w:lvl>
+  </w:abstractNum>
+  <w:abstractNum w:abstractNumId="3" w15:restartNumberingAfterBreak="0">
+    <w:nsid w:val="21630937"/>
+    <w:multiLevelType w:val="multilevel"/>
+    <w:tmpl w:val="6E86A076"/>
+    <w:lvl w:ilvl="0">
+      <w:start w:val="1"/>
+      <w:numFmt w:val="bullet"/>
+      <w:lvlText w:val=""/>
+      <w:lvlJc w:val="left"/>
+      <w:pPr>
+        <w:tabs>
+          <w:tab w:val="num" w:pos="720"/>
+        </w:tabs>
+        <w:ind w:left="720" w:hanging="360"/>
+      </w:pPr>
+      <w:rPr>
+        <w:rFonts w:ascii="Symbol" w:hAnsi="Symbol" w:hint="default"/>
+        <w:sz w:val="20"/>
+      </w:rPr>
+    </w:lvl>
+    <w:lvl w:ilvl="1" w:tentative="1">
+      <w:start w:val="1"/>
+      <w:numFmt w:val="bullet"/>
+      <w:lvlText w:val="o"/>
+      <w:lvlJc w:val="left"/>
+      <w:pPr>
+        <w:tabs>
+          <w:tab w:val="num" w:pos="1440"/>
+        </w:tabs>
+        <w:ind w:left="1440" w:hanging="360"/>
+      </w:pPr>
+      <w:rPr>
+        <w:rFonts w:ascii="Courier New" w:hAnsi="Courier New" w:hint="default"/>
+        <w:sz w:val="20"/>
+      </w:rPr>
+    </w:lvl>
+    <w:lvl w:ilvl="2" w:tentative="1">
+      <w:start w:val="1"/>
+      <w:numFmt w:val="bullet"/>
+      <w:lvlText w:val=""/>
+      <w:lvlJc w:val="left"/>
+      <w:pPr>
+        <w:tabs>
+          <w:tab w:val="num" w:pos="2160"/>
+        </w:tabs>
+        <w:ind w:left="2160" w:hanging="360"/>
+      </w:pPr>
+      <w:rPr>
+        <w:rFonts w:ascii="Wingdings" w:hAnsi="Wingdings" w:hint="default"/>
+        <w:sz w:val="20"/>
+      </w:rPr>
+    </w:lvl>
+    <w:lvl w:ilvl="3" w:tentative="1">
+      <w:start w:val="1"/>
+      <w:numFmt w:val="bullet"/>
+      <w:lvlText w:val=""/>
+      <w:lvlJc w:val="left"/>
+      <w:pPr>
+        <w:tabs>
+          <w:tab w:val="num" w:pos="2880"/>
+        </w:tabs>
+        <w:ind w:left="2880" w:hanging="360"/>
+      </w:pPr>
+      <w:rPr>
+        <w:rFonts w:ascii="Wingdings" w:hAnsi="Wingdings" w:hint="default"/>
+        <w:sz w:val="20"/>
+      </w:rPr>
+    </w:lvl>
+    <w:lvl w:ilvl="4" w:tentative="1">
+      <w:start w:val="1"/>
+      <w:numFmt w:val="bullet"/>
+      <w:lvlText w:val=""/>
+      <w:lvlJc w:val="left"/>
+      <w:pPr>
+        <w:tabs>
+          <w:tab w:val="num" w:pos="3600"/>
+        </w:tabs>
+        <w:ind w:left="3600" w:hanging="360"/>
+      </w:pPr>
+      <w:rPr>
+        <w:rFonts w:ascii="Wingdings" w:hAnsi="Wingdings" w:hint="default"/>
+        <w:sz w:val="20"/>
+      </w:rPr>
+    </w:lvl>
+    <w:lvl w:ilvl="5" w:tentative="1">
+      <w:start w:val="1"/>
+      <w:numFmt w:val="bullet"/>
+      <w:lvlText w:val=""/>
+      <w:lvlJc w:val="left"/>
+      <w:pPr>
+        <w:tabs>
+          <w:tab w:val="num" w:pos="4320"/>
+        </w:tabs>
+        <w:ind w:left="4320" w:hanging="360"/>
+      </w:pPr>
+      <w:rPr>
+        <w:rFonts w:ascii="Wingdings" w:hAnsi="Wingdings" w:hint="default"/>
+        <w:sz w:val="20"/>
+      </w:rPr>
+    </w:lvl>
+    <w:lvl w:ilvl="6" w:tentative="1">
+      <w:start w:val="1"/>
+      <w:numFmt w:val="bullet"/>
+      <w:lvlText w:val=""/>
+      <w:lvlJc w:val="left"/>
+      <w:pPr>
+        <w:tabs>
+          <w:tab w:val="num" w:pos="5040"/>
+        </w:tabs>
+        <w:ind w:left="5040" w:hanging="360"/>
+      </w:pPr>
+      <w:rPr>
+        <w:rFonts w:ascii="Wingdings" w:hAnsi="Wingdings" w:hint="default"/>
+        <w:sz w:val="20"/>
+      </w:rPr>
+    </w:lvl>
+    <w:lvl w:ilvl="7" w:tentative="1">
+      <w:start w:val="1"/>
+      <w:numFmt w:val="bullet"/>
+      <w:lvlText w:val=""/>
+      <w:lvlJc w:val="left"/>
+      <w:pPr>
+        <w:tabs>
+          <w:tab w:val="num" w:pos="5760"/>
+        </w:tabs>
+        <w:ind w:left="5760" w:hanging="360"/>
+      </w:pPr>
+      <w:rPr>
+        <w:rFonts w:ascii="Wingdings" w:hAnsi="Wingdings" w:hint="default"/>
+        <w:sz w:val="20"/>
+      </w:rPr>
+    </w:lvl>
+    <w:lvl w:ilvl="8" w:tentative="1">
+      <w:start w:val="1"/>
+      <w:numFmt w:val="bullet"/>
+      <w:lvlText w:val=""/>
+      <w:lvlJc w:val="left"/>
+      <w:pPr>
+        <w:tabs>
+          <w:tab w:val="num" w:pos="6480"/>
+        </w:tabs>
+        <w:ind w:left="6480" w:hanging="360"/>
+      </w:pPr>
+      <w:rPr>
+        <w:rFonts w:ascii="Wingdings" w:hAnsi="Wingdings" w:hint="default"/>
+        <w:sz w:val="20"/>
+      </w:rPr>
+    </w:lvl>
+  </w:abstractNum>
+  <w:abstractNum w:abstractNumId="4" w15:restartNumberingAfterBreak="0">
+    <w:nsid w:val="3AF225AC"/>
+    <w:multiLevelType w:val="multilevel"/>
+    <w:tmpl w:val="C60E94B8"/>
+    <w:lvl w:ilvl="0">
+      <w:start w:val="1"/>
+      <w:numFmt w:val="bullet"/>
+      <w:lvlText w:val=""/>
+      <w:lvlJc w:val="left"/>
+      <w:pPr>
+        <w:tabs>
+          <w:tab w:val="num" w:pos="720"/>
+        </w:tabs>
+        <w:ind w:left="720" w:hanging="360"/>
+      </w:pPr>
+      <w:rPr>
+        <w:rFonts w:ascii="Symbol" w:hAnsi="Symbol" w:hint="default"/>
+        <w:sz w:val="20"/>
+      </w:rPr>
+    </w:lvl>
+    <w:lvl w:ilvl="1" w:tentative="1">
+      <w:start w:val="1"/>
+      <w:numFmt w:val="bullet"/>
+      <w:lvlText w:val="o"/>
+      <w:lvlJc w:val="left"/>
+      <w:pPr>
+        <w:tabs>
+          <w:tab w:val="num" w:pos="1440"/>
+        </w:tabs>
+        <w:ind w:left="1440" w:hanging="360"/>
+      </w:pPr>
+      <w:rPr>
+        <w:rFonts w:ascii="Courier New" w:hAnsi="Courier New" w:hint="default"/>
+        <w:sz w:val="20"/>
+      </w:rPr>
+    </w:lvl>
+    <w:lvl w:ilvl="2" w:tentative="1">
+      <w:start w:val="1"/>
+      <w:numFmt w:val="bullet"/>
+      <w:lvlText w:val=""/>
+      <w:lvlJc w:val="left"/>
+      <w:pPr>
+        <w:tabs>
+          <w:tab w:val="num" w:pos="2160"/>
+        </w:tabs>
+        <w:ind w:left="2160" w:hanging="360"/>
+      </w:pPr>
+      <w:rPr>
+        <w:rFonts w:ascii="Wingdings" w:hAnsi="Wingdings" w:hint="default"/>
+        <w:sz w:val="20"/>
+      </w:rPr>
+    </w:lvl>
+    <w:lvl w:ilvl="3" w:tentative="1">
+      <w:start w:val="1"/>
+      <w:numFmt w:val="bullet"/>
+      <w:lvlText w:val=""/>
+      <w:lvlJc w:val="left"/>
+      <w:pPr>
+        <w:tabs>
+          <w:tab w:val="num" w:pos="2880"/>
+        </w:tabs>
+        <w:ind w:left="2880" w:hanging="360"/>
+      </w:pPr>
+      <w:rPr>
+        <w:rFonts w:ascii="Wingdings" w:hAnsi="Wingdings" w:hint="default"/>
+        <w:sz w:val="20"/>
+      </w:rPr>
+    </w:lvl>
+    <w:lvl w:ilvl="4" w:tentative="1">
+      <w:start w:val="1"/>
+      <w:numFmt w:val="bullet"/>
+      <w:lvlText w:val=""/>
+      <w:lvlJc w:val="left"/>
+      <w:pPr>
+        <w:tabs>
+          <w:tab w:val="num" w:pos="3600"/>
+        </w:tabs>
+        <w:ind w:left="3600" w:hanging="360"/>
+      </w:pPr>
+      <w:rPr>
+        <w:rFonts w:ascii="Wingdings" w:hAnsi="Wingdings" w:hint="default"/>
+        <w:sz w:val="20"/>
+      </w:rPr>
+    </w:lvl>
+    <w:lvl w:ilvl="5" w:tentative="1">
+      <w:start w:val="1"/>
+      <w:numFmt w:val="bullet"/>
+      <w:lvlText w:val=""/>
+      <w:lvlJc w:val="left"/>
+      <w:pPr>
+        <w:tabs>
+          <w:tab w:val="num" w:pos="4320"/>
+        </w:tabs>
+        <w:ind w:left="4320" w:hanging="360"/>
+      </w:pPr>
+      <w:rPr>
+        <w:rFonts w:ascii="Wingdings" w:hAnsi="Wingdings" w:hint="default"/>
+        <w:sz w:val="20"/>
+      </w:rPr>
+    </w:lvl>
+    <w:lvl w:ilvl="6" w:tentative="1">
+      <w:start w:val="1"/>
+      <w:numFmt w:val="bullet"/>
+      <w:lvlText w:val=""/>
+      <w:lvlJc w:val="left"/>
+      <w:pPr>
+        <w:tabs>
+          <w:tab w:val="num" w:pos="5040"/>
+        </w:tabs>
+        <w:ind w:left="5040" w:hanging="360"/>
+      </w:pPr>
+      <w:rPr>
+        <w:rFonts w:ascii="Wingdings" w:hAnsi="Wingdings" w:hint="default"/>
+        <w:sz w:val="20"/>
+      </w:rPr>
+    </w:lvl>
+    <w:lvl w:ilvl="7" w:tentative="1">
+      <w:start w:val="1"/>
+      <w:numFmt w:val="bullet"/>
+      <w:lvlText w:val=""/>
+      <w:lvlJc w:val="left"/>
+      <w:pPr>
+        <w:tabs>
+          <w:tab w:val="num" w:pos="5760"/>
+        </w:tabs>
+        <w:ind w:left="5760" w:hanging="360"/>
+      </w:pPr>
+      <w:rPr>
+        <w:rFonts w:ascii="Wingdings" w:hAnsi="Wingdings" w:hint="default"/>
+        <w:sz w:val="20"/>
+      </w:rPr>
+    </w:lvl>
+    <w:lvl w:ilvl="8" w:tentative="1">
+      <w:start w:val="1"/>
+      <w:numFmt w:val="bullet"/>
+      <w:lvlText w:val=""/>
+      <w:lvlJc w:val="left"/>
+      <w:pPr>
+        <w:tabs>
+          <w:tab w:val="num" w:pos="6480"/>
+        </w:tabs>
+        <w:ind w:left="6480" w:hanging="360"/>
+      </w:pPr>
+      <w:rPr>
+        <w:rFonts w:ascii="Wingdings" w:hAnsi="Wingdings" w:hint="default"/>
+        <w:sz w:val="20"/>
+      </w:rPr>
+    </w:lvl>
+  </w:abstractNum>
+  <w:abstractNum w:abstractNumId="5" w15:restartNumberingAfterBreak="0">
+    <w:nsid w:val="3E144526"/>
+    <w:multiLevelType w:val="multilevel"/>
+    <w:tmpl w:val="2D1C19A6"/>
+    <w:lvl w:ilvl="0">
+      <w:start w:val="1"/>
+      <w:numFmt w:val="bullet"/>
+      <w:lvlText w:val=""/>
+      <w:lvlJc w:val="left"/>
+      <w:pPr>
+        <w:tabs>
+          <w:tab w:val="num" w:pos="720"/>
+        </w:tabs>
+        <w:ind w:left="720" w:hanging="360"/>
+      </w:pPr>
+      <w:rPr>
+        <w:rFonts w:ascii="Symbol" w:hAnsi="Symbol" w:hint="default"/>
+        <w:sz w:val="20"/>
+      </w:rPr>
+    </w:lvl>
+    <w:lvl w:ilvl="1" w:tentative="1">
+      <w:start w:val="1"/>
+      <w:numFmt w:val="bullet"/>
+      <w:lvlText w:val="o"/>
+      <w:lvlJc w:val="left"/>
+      <w:pPr>
+        <w:tabs>
+          <w:tab w:val="num" w:pos="1440"/>
+        </w:tabs>
+        <w:ind w:left="1440" w:hanging="360"/>
+      </w:pPr>
+      <w:rPr>
+        <w:rFonts w:ascii="Courier New" w:hAnsi="Courier New" w:hint="default"/>
+        <w:sz w:val="20"/>
+      </w:rPr>
+    </w:lvl>
+    <w:lvl w:ilvl="2" w:tentative="1">
+      <w:start w:val="1"/>
+      <w:numFmt w:val="bullet"/>
+      <w:lvlText w:val=""/>
+      <w:lvlJc w:val="left"/>
+      <w:pPr>
+        <w:tabs>
+          <w:tab w:val="num" w:pos="2160"/>
+        </w:tabs>
+        <w:ind w:left="2160" w:hanging="360"/>
+      </w:pPr>
+      <w:rPr>
+        <w:rFonts w:ascii="Wingdings" w:hAnsi="Wingdings" w:hint="default"/>
+        <w:sz w:val="20"/>
+      </w:rPr>
+    </w:lvl>
+    <w:lvl w:ilvl="3" w:tentative="1">
+      <w:start w:val="1"/>
+      <w:numFmt w:val="bullet"/>
+      <w:lvlText w:val=""/>
+      <w:lvlJc w:val="left"/>
+      <w:pPr>
+        <w:tabs>
+          <w:tab w:val="num" w:pos="2880"/>
+        </w:tabs>
+        <w:ind w:left="2880" w:hanging="360"/>
+      </w:pPr>
+      <w:rPr>
+        <w:rFonts w:ascii="Wingdings" w:hAnsi="Wingdings" w:hint="default"/>
+        <w:sz w:val="20"/>
+      </w:rPr>
+    </w:lvl>
+    <w:lvl w:ilvl="4" w:tentative="1">
+      <w:start w:val="1"/>
+      <w:numFmt w:val="bullet"/>
+      <w:lvlText w:val=""/>
+      <w:lvlJc w:val="left"/>
+      <w:pPr>
+        <w:tabs>
+          <w:tab w:val="num" w:pos="3600"/>
+        </w:tabs>
+        <w:ind w:left="3600" w:hanging="360"/>
+      </w:pPr>
+      <w:rPr>
+        <w:rFonts w:ascii="Wingdings" w:hAnsi="Wingdings" w:hint="default"/>
+        <w:sz w:val="20"/>
+      </w:rPr>
+    </w:lvl>
+    <w:lvl w:ilvl="5" w:tentative="1">
+      <w:start w:val="1"/>
+      <w:numFmt w:val="bullet"/>
+      <w:lvlText w:val=""/>
+      <w:lvlJc w:val="left"/>
+      <w:pPr>
+        <w:tabs>
+          <w:tab w:val="num" w:pos="4320"/>
+        </w:tabs>
+        <w:ind w:left="4320" w:hanging="360"/>
+      </w:pPr>
+      <w:rPr>
+        <w:rFonts w:ascii="Wingdings" w:hAnsi="Wingdings" w:hint="default"/>
+        <w:sz w:val="20"/>
+      </w:rPr>
+    </w:lvl>
+    <w:lvl w:ilvl="6" w:tentative="1">
+      <w:start w:val="1"/>
+      <w:numFmt w:val="bullet"/>
+      <w:lvlText w:val=""/>
+      <w:lvlJc w:val="left"/>
+      <w:pPr>
+        <w:tabs>
+          <w:tab w:val="num" w:pos="5040"/>
+        </w:tabs>
+        <w:ind w:left="5040" w:hanging="360"/>
+      </w:pPr>
+      <w:rPr>
+        <w:rFonts w:ascii="Wingdings" w:hAnsi="Wingdings" w:hint="default"/>
+        <w:sz w:val="20"/>
+      </w:rPr>
+    </w:lvl>
+    <w:lvl w:ilvl="7" w:tentative="1">
+      <w:start w:val="1"/>
+      <w:numFmt w:val="bullet"/>
+      <w:lvlText w:val=""/>
+      <w:lvlJc w:val="left"/>
+      <w:pPr>
+        <w:tabs>
+          <w:tab w:val="num" w:pos="5760"/>
+        </w:tabs>
+        <w:ind w:left="5760" w:hanging="360"/>
+      </w:pPr>
+      <w:rPr>
+        <w:rFonts w:ascii="Wingdings" w:hAnsi="Wingdings" w:hint="default"/>
+        <w:sz w:val="20"/>
+      </w:rPr>
+    </w:lvl>
+    <w:lvl w:ilvl="8" w:tentative="1">
+      <w:start w:val="1"/>
+      <w:numFmt w:val="bullet"/>
+      <w:lvlText w:val=""/>
+      <w:lvlJc w:val="left"/>
+      <w:pPr>
+        <w:tabs>
+          <w:tab w:val="num" w:pos="6480"/>
+        </w:tabs>
+        <w:ind w:left="6480" w:hanging="360"/>
+      </w:pPr>
+      <w:rPr>
+        <w:rFonts w:ascii="Wingdings" w:hAnsi="Wingdings" w:hint="default"/>
+        <w:sz w:val="20"/>
+      </w:rPr>
+    </w:lvl>
+  </w:abstractNum>
+  <w:abstractNum w:abstractNumId="6" w15:restartNumberingAfterBreak="0">
+    <w:nsid w:val="40E97BA0"/>
+    <w:multiLevelType w:val="hybridMultilevel"/>
+    <w:tmpl w:val="23C6AC9E"/>
+    <w:lvl w:ilvl="0" w:tplc="4009000F">
+      <w:start w:val="1"/>
+      <w:numFmt w:val="decimal"/>
+      <w:lvlText w:val="%1."/>
+      <w:lvlJc w:val="left"/>
+      <w:pPr>
+        <w:ind w:left="720" w:hanging="360"/>
+      </w:pPr>
+      <w:rPr>
+        <w:rFonts w:hint="default"/>
+      </w:rPr>
+    </w:lvl>
+    <w:lvl w:ilvl="1" w:tplc="40090019" w:tentative="1">
+      <w:start w:val="1"/>
+      <w:numFmt w:val="lowerLetter"/>
+      <w:lvlText w:val="%2."/>
+      <w:lvlJc w:val="left"/>
+      <w:pPr>
+        <w:ind w:left="1440" w:hanging="360"/>
+      </w:pPr>
+    </w:lvl>
+    <w:lvl w:ilvl="2" w:tplc="4009001B" w:tentative="1">
+      <w:start w:val="1"/>
+      <w:numFmt w:val="lowerRoman"/>
+      <w:lvlText w:val="%3."/>
+      <w:lvlJc w:val="right"/>
+      <w:pPr>
+        <w:ind w:left="2160" w:hanging="180"/>
+      </w:pPr>
+    </w:lvl>
+    <w:lvl w:ilvl="3" w:tplc="4009000F" w:tentative="1">
+      <w:start w:val="1"/>
+      <w:numFmt w:val="decimal"/>
+      <w:lvlText w:val="%4."/>
+      <w:lvlJc w:val="left"/>
+      <w:pPr>
+        <w:ind w:left="2880" w:hanging="360"/>
+      </w:pPr>
+    </w:lvl>
+    <w:lvl w:ilvl="4" w:tplc="40090019" w:tentative="1">
+      <w:start w:val="1"/>
+      <w:numFmt w:val="lowerLetter"/>
+      <w:lvlText w:val="%5."/>
+      <w:lvlJc w:val="left"/>
+      <w:pPr>
+        <w:ind w:left="3600" w:hanging="360"/>
+      </w:pPr>
+    </w:lvl>
+    <w:lvl w:ilvl="5" w:tplc="4009001B" w:tentative="1">
+      <w:start w:val="1"/>
+      <w:numFmt w:val="lowerRoman"/>
+      <w:lvlText w:val="%6."/>
+      <w:lvlJc w:val="right"/>
+      <w:pPr>
+        <w:ind w:left="4320" w:hanging="180"/>
+      </w:pPr>
+    </w:lvl>
+    <w:lvl w:ilvl="6" w:tplc="4009000F" w:tentative="1">
+      <w:start w:val="1"/>
+      <w:numFmt w:val="decimal"/>
+      <w:lvlText w:val="%7."/>
+      <w:lvlJc w:val="left"/>
+      <w:pPr>
+        <w:ind w:left="5040" w:hanging="360"/>
+      </w:pPr>
+    </w:lvl>
+    <w:lvl w:ilvl="7" w:tplc="40090019" w:tentative="1">
+      <w:start w:val="1"/>
+      <w:numFmt w:val="lowerLetter"/>
+      <w:lvlText w:val="%8."/>
+      <w:lvlJc w:val="left"/>
+      <w:pPr>
+        <w:ind w:left="5760" w:hanging="360"/>
+      </w:pPr>
+    </w:lvl>
+    <w:lvl w:ilvl="8" w:tplc="4009001B" w:tentative="1">
+      <w:start w:val="1"/>
+      <w:numFmt w:val="lowerRoman"/>
+      <w:lvlText w:val="%9."/>
+      <w:lvlJc w:val="right"/>
+      <w:pPr>
+        <w:ind w:left="6480" w:hanging="180"/>
+      </w:pPr>
+    </w:lvl>
+  </w:abstractNum>
+  <w:abstractNum w:abstractNumId="7" w15:restartNumberingAfterBreak="0">
+    <w:nsid w:val="500D487E"/>
+    <w:multiLevelType w:val="hybridMultilevel"/>
+    <w:tmpl w:val="89DAEDEC"/>
+    <w:lvl w:ilvl="0" w:tplc="40090001">
+      <w:start w:val="1"/>
+      <w:numFmt w:val="bullet"/>
+      <w:lvlText w:val=""/>
+      <w:lvlJc w:val="left"/>
+      <w:pPr>
+        <w:ind w:left="360" w:hanging="360"/>
+      </w:pPr>
+      <w:rPr>
+        <w:rFonts w:ascii="Symbol" w:hAnsi="Symbol" w:hint="default"/>
+      </w:rPr>
+    </w:lvl>
+    <w:lvl w:ilvl="1" w:tplc="40090003" w:tentative="1">
+      <w:start w:val="1"/>
+      <w:numFmt w:val="bullet"/>
+      <w:lvlText w:val="o"/>
+      <w:lvlJc w:val="left"/>
+      <w:pPr>
+        <w:ind w:left="1080" w:hanging="360"/>
+      </w:pPr>
+      <w:rPr>
+        <w:rFonts w:ascii="Courier New" w:hAnsi="Courier New" w:cs="Courier New" w:hint="default"/>
+      </w:rPr>
+    </w:lvl>
+    <w:lvl w:ilvl="2" w:tplc="40090005" w:tentative="1">
+      <w:start w:val="1"/>
+      <w:numFmt w:val="bullet"/>
+      <w:lvlText w:val=""/>
+      <w:lvlJc w:val="left"/>
+      <w:pPr>
+        <w:ind w:left="1800" w:hanging="360"/>
+      </w:pPr>
+      <w:rPr>
+        <w:rFonts w:ascii="Wingdings" w:hAnsi="Wingdings" w:hint="default"/>
+      </w:rPr>
+    </w:lvl>
+    <w:lvl w:ilvl="3" w:tplc="40090001" w:tentative="1">
+      <w:start w:val="1"/>
+      <w:numFmt w:val="bullet"/>
+      <w:lvlText w:val=""/>
+      <w:lvlJc w:val="left"/>
+      <w:pPr>
+        <w:ind w:left="2520" w:hanging="360"/>
+      </w:pPr>
+      <w:rPr>
+        <w:rFonts w:ascii="Symbol" w:hAnsi="Symbol" w:hint="default"/>
+      </w:rPr>
+    </w:lvl>
+    <w:lvl w:ilvl="4" w:tplc="40090003" w:tentative="1">
+      <w:start w:val="1"/>
+      <w:numFmt w:val="bullet"/>
+      <w:lvlText w:val="o"/>
+      <w:lvlJc w:val="left"/>
+      <w:pPr>
+        <w:ind w:left="3240" w:hanging="360"/>
+      </w:pPr>
+      <w:rPr>
+        <w:rFonts w:ascii="Courier New" w:hAnsi="Courier New" w:cs="Courier New" w:hint="default"/>
+      </w:rPr>
+    </w:lvl>
+    <w:lvl w:ilvl="5" w:tplc="40090005" w:tentative="1">
+      <w:start w:val="1"/>
+      <w:numFmt w:val="bullet"/>
+      <w:lvlText w:val=""/>
+      <w:lvlJc w:val="left"/>
+      <w:pPr>
+        <w:ind w:left="3960" w:hanging="360"/>
+      </w:pPr>
+      <w:rPr>
+        <w:rFonts w:ascii="Wingdings" w:hAnsi="Wingdings" w:hint="default"/>
+      </w:rPr>
+    </w:lvl>
+    <w:lvl w:ilvl="6" w:tplc="40090001" w:tentative="1">
+      <w:start w:val="1"/>
+      <w:numFmt w:val="bullet"/>
+      <w:lvlText w:val=""/>
+      <w:lvlJc w:val="left"/>
+      <w:pPr>
+        <w:ind w:left="4680" w:hanging="360"/>
+      </w:pPr>
+      <w:rPr>
+        <w:rFonts w:ascii="Symbol" w:hAnsi="Symbol" w:hint="default"/>
+      </w:rPr>
+    </w:lvl>
+    <w:lvl w:ilvl="7" w:tplc="40090003" w:tentative="1">
+      <w:start w:val="1"/>
+      <w:numFmt w:val="bullet"/>
+      <w:lvlText w:val="o"/>
+      <w:lvlJc w:val="left"/>
+      <w:pPr>
+        <w:ind w:left="5400" w:hanging="360"/>
+      </w:pPr>
+      <w:rPr>
+        <w:rFonts w:ascii="Courier New" w:hAnsi="Courier New" w:cs="Courier New" w:hint="default"/>
+      </w:rPr>
+    </w:lvl>
+    <w:lvl w:ilvl="8" w:tplc="40090005" w:tentative="1">
+      <w:start w:val="1"/>
+      <w:numFmt w:val="bullet"/>
+      <w:lvlText w:val=""/>
+      <w:lvlJc w:val="left"/>
+      <w:pPr>
+        <w:ind w:left="6120" w:hanging="360"/>
+      </w:pPr>
+      <w:rPr>
+        <w:rFonts w:ascii="Wingdings" w:hAnsi="Wingdings" w:hint="default"/>
+      </w:rPr>
+    </w:lvl>
+  </w:abstractNum>
+  <w:abstractNum w:abstractNumId="8" w15:restartNumberingAfterBreak="0">
+    <w:nsid w:val="53A80E03"/>
+    <w:multiLevelType w:val="multilevel"/>
+    <w:tmpl w:val="88C68BB4"/>
+    <w:lvl w:ilvl="0">
+      <w:start w:val="1"/>
+      <w:numFmt w:val="bullet"/>
+      <w:lvlText w:val=""/>
+      <w:lvlJc w:val="left"/>
+      <w:pPr>
+        <w:tabs>
+          <w:tab w:val="num" w:pos="360"/>
+        </w:tabs>
+        <w:ind w:left="360" w:hanging="360"/>
+      </w:pPr>
+      <w:rPr>
+        <w:rFonts w:ascii="Symbol" w:hAnsi="Symbol" w:hint="default"/>
+        <w:sz w:val="20"/>
+      </w:rPr>
+    </w:lvl>
+    <w:lvl w:ilvl="1" w:tentative="1">
+      <w:start w:val="1"/>
+      <w:numFmt w:val="bullet"/>
+      <w:lvlText w:val="o"/>
+      <w:lvlJc w:val="left"/>
+      <w:pPr>
+        <w:tabs>
+          <w:tab w:val="num" w:pos="1080"/>
+        </w:tabs>
+        <w:ind w:left="1080" w:hanging="360"/>
+      </w:pPr>
+      <w:rPr>
+        <w:rFonts w:ascii="Courier New" w:hAnsi="Courier New" w:hint="default"/>
+        <w:sz w:val="20"/>
+      </w:rPr>
+    </w:lvl>
+    <w:lvl w:ilvl="2" w:tentative="1">
+      <w:start w:val="1"/>
+      <w:numFmt w:val="bullet"/>
+      <w:lvlText w:val=""/>
+      <w:lvlJc w:val="left"/>
+      <w:pPr>
+        <w:tabs>
+          <w:tab w:val="num" w:pos="1800"/>
+        </w:tabs>
+        <w:ind w:left="1800" w:hanging="360"/>
+      </w:pPr>
+      <w:rPr>
+        <w:rFonts w:ascii="Wingdings" w:hAnsi="Wingdings" w:hint="default"/>
+        <w:sz w:val="20"/>
+      </w:rPr>
+    </w:lvl>
+    <w:lvl w:ilvl="3" w:tentative="1">
+      <w:start w:val="1"/>
+      <w:numFmt w:val="bullet"/>
+      <w:lvlText w:val=""/>
+      <w:lvlJc w:val="left"/>
+      <w:pPr>
+        <w:tabs>
+          <w:tab w:val="num" w:pos="2520"/>
+        </w:tabs>
+        <w:ind w:left="2520" w:hanging="360"/>
+      </w:pPr>
+      <w:rPr>
+        <w:rFonts w:ascii="Wingdings" w:hAnsi="Wingdings" w:hint="default"/>
+        <w:sz w:val="20"/>
+      </w:rPr>
+    </w:lvl>
+    <w:lvl w:ilvl="4" w:tentative="1">
+      <w:start w:val="1"/>
+      <w:numFmt w:val="bullet"/>
+      <w:lvlText w:val=""/>
+      <w:lvlJc w:val="left"/>
+      <w:pPr>
+        <w:tabs>
+          <w:tab w:val="num" w:pos="3240"/>
+        </w:tabs>
+        <w:ind w:left="3240" w:hanging="360"/>
+      </w:pPr>
+      <w:rPr>
+        <w:rFonts w:ascii="Wingdings" w:hAnsi="Wingdings" w:hint="default"/>
+        <w:sz w:val="20"/>
+      </w:rPr>
+    </w:lvl>
+    <w:lvl w:ilvl="5" w:tentative="1">
+      <w:start w:val="1"/>
+      <w:numFmt w:val="bullet"/>
+      <w:lvlText w:val=""/>
+      <w:lvlJc w:val="left"/>
+      <w:pPr>
+        <w:tabs>
+          <w:tab w:val="num" w:pos="3960"/>
+        </w:tabs>
+        <w:ind w:left="3960" w:hanging="360"/>
+      </w:pPr>
+      <w:rPr>
+        <w:rFonts w:ascii="Wingdings" w:hAnsi="Wingdings" w:hint="default"/>
+        <w:sz w:val="20"/>
+      </w:rPr>
+    </w:lvl>
+    <w:lvl w:ilvl="6" w:tentative="1">
+      <w:start w:val="1"/>
+      <w:numFmt w:val="bullet"/>
+      <w:lvlText w:val=""/>
+      <w:lvlJc w:val="left"/>
+      <w:pPr>
+        <w:tabs>
+          <w:tab w:val="num" w:pos="4680"/>
+        </w:tabs>
+        <w:ind w:left="4680" w:hanging="360"/>
+      </w:pPr>
+      <w:rPr>
+        <w:rFonts w:ascii="Wingdings" w:hAnsi="Wingdings" w:hint="default"/>
+        <w:sz w:val="20"/>
+      </w:rPr>
+    </w:lvl>
+    <w:lvl w:ilvl="7" w:tentative="1">
+      <w:start w:val="1"/>
+      <w:numFmt w:val="bullet"/>
+      <w:lvlText w:val=""/>
+      <w:lvlJc w:val="left"/>
+      <w:pPr>
+        <w:tabs>
+          <w:tab w:val="num" w:pos="5400"/>
+        </w:tabs>
+        <w:ind w:left="5400" w:hanging="360"/>
+      </w:pPr>
+      <w:rPr>
+        <w:rFonts w:ascii="Wingdings" w:hAnsi="Wingdings" w:hint="default"/>
+        <w:sz w:val="20"/>
+      </w:rPr>
+    </w:lvl>
+    <w:lvl w:ilvl="8" w:tentative="1">
+      <w:start w:val="1"/>
+      <w:numFmt w:val="bullet"/>
+      <w:lvlText w:val=""/>
+      <w:lvlJc w:val="left"/>
+      <w:pPr>
+        <w:tabs>
+          <w:tab w:val="num" w:pos="6120"/>
+        </w:tabs>
+        <w:ind w:left="6120" w:hanging="360"/>
+      </w:pPr>
+      <w:rPr>
+        <w:rFonts w:ascii="Wingdings" w:hAnsi="Wingdings" w:hint="default"/>
+        <w:sz w:val="20"/>
+      </w:rPr>
+    </w:lvl>
+  </w:abstractNum>
+  <w:abstractNum w:abstractNumId="9" w15:restartNumberingAfterBreak="0">
+    <w:nsid w:val="568E4AD2"/>
+    <w:multiLevelType w:val="multilevel"/>
+    <w:tmpl w:val="4CCCBB10"/>
+    <w:lvl w:ilvl="0">
+      <w:start w:val="1"/>
+      <w:numFmt w:val="bullet"/>
+      <w:lvlText w:val=""/>
+      <w:lvlJc w:val="left"/>
+      <w:pPr>
+        <w:tabs>
+          <w:tab w:val="num" w:pos="720"/>
+        </w:tabs>
+        <w:ind w:left="720" w:hanging="360"/>
+      </w:pPr>
+      <w:rPr>
+        <w:rFonts w:ascii="Symbol" w:hAnsi="Symbol" w:hint="default"/>
+        <w:sz w:val="20"/>
+      </w:rPr>
+    </w:lvl>
+    <w:lvl w:ilvl="1" w:tentative="1">
+      <w:start w:val="1"/>
+      <w:numFmt w:val="bullet"/>
+      <w:lvlText w:val="o"/>
+      <w:lvlJc w:val="left"/>
+      <w:pPr>
+        <w:tabs>
+          <w:tab w:val="num" w:pos="1440"/>
+        </w:tabs>
+        <w:ind w:left="1440" w:hanging="360"/>
+      </w:pPr>
+      <w:rPr>
+        <w:rFonts w:ascii="Courier New" w:hAnsi="Courier New" w:hint="default"/>
+        <w:sz w:val="20"/>
+      </w:rPr>
+    </w:lvl>
+    <w:lvl w:ilvl="2" w:tentative="1">
+      <w:start w:val="1"/>
+      <w:numFmt w:val="bullet"/>
+      <w:lvlText w:val=""/>
+      <w:lvlJc w:val="left"/>
+      <w:pPr>
+        <w:tabs>
+          <w:tab w:val="num" w:pos="2160"/>
+        </w:tabs>
+        <w:ind w:left="2160" w:hanging="360"/>
+      </w:pPr>
+      <w:rPr>
+        <w:rFonts w:ascii="Wingdings" w:hAnsi="Wingdings" w:hint="default"/>
+        <w:sz w:val="20"/>
+      </w:rPr>
+    </w:lvl>
+    <w:lvl w:ilvl="3" w:tentative="1">
+      <w:start w:val="1"/>
+      <w:numFmt w:val="bullet"/>
+      <w:lvlText w:val=""/>
+      <w:lvlJc w:val="left"/>
+      <w:pPr>
+        <w:tabs>
+          <w:tab w:val="num" w:pos="2880"/>
+        </w:tabs>
+        <w:ind w:left="2880" w:hanging="360"/>
+      </w:pPr>
+      <w:rPr>
+        <w:rFonts w:ascii="Wingdings" w:hAnsi="Wingdings" w:hint="default"/>
+        <w:sz w:val="20"/>
+      </w:rPr>
+    </w:lvl>
+    <w:lvl w:ilvl="4" w:tentative="1">
+      <w:start w:val="1"/>
+      <w:numFmt w:val="bullet"/>
+      <w:lvlText w:val=""/>
+      <w:lvlJc w:val="left"/>
+      <w:pPr>
+        <w:tabs>
+          <w:tab w:val="num" w:pos="3600"/>
+        </w:tabs>
+        <w:ind w:left="3600" w:hanging="360"/>
+      </w:pPr>
+      <w:rPr>
+        <w:rFonts w:ascii="Wingdings" w:hAnsi="Wingdings" w:hint="default"/>
+        <w:sz w:val="20"/>
+      </w:rPr>
+    </w:lvl>
+    <w:lvl w:ilvl="5" w:tentative="1">
+      <w:start w:val="1"/>
+      <w:numFmt w:val="bullet"/>
+      <w:lvlText w:val=""/>
+      <w:lvlJc w:val="left"/>
+      <w:pPr>
+        <w:tabs>
+          <w:tab w:val="num" w:pos="4320"/>
+        </w:tabs>
+        <w:ind w:left="4320" w:hanging="360"/>
+      </w:pPr>
+      <w:rPr>
+        <w:rFonts w:ascii="Wingdings" w:hAnsi="Wingdings" w:hint="default"/>
+        <w:sz w:val="20"/>
+      </w:rPr>
+    </w:lvl>
+    <w:lvl w:ilvl="6" w:tentative="1">
+      <w:start w:val="1"/>
+      <w:numFmt w:val="bullet"/>
+      <w:lvlText w:val=""/>
+      <w:lvlJc w:val="left"/>
+      <w:pPr>
+        <w:tabs>
+          <w:tab w:val="num" w:pos="5040"/>
+        </w:tabs>
+        <w:ind w:left="5040" w:hanging="360"/>
+      </w:pPr>
+      <w:rPr>
+        <w:rFonts w:ascii="Wingdings" w:hAnsi="Wingdings" w:hint="default"/>
+        <w:sz w:val="20"/>
+      </w:rPr>
+    </w:lvl>
+    <w:lvl w:ilvl="7" w:tentative="1">
+      <w:start w:val="1"/>
+      <w:numFmt w:val="bullet"/>
+      <w:lvlText w:val=""/>
+      <w:lvlJc w:val="left"/>
+      <w:pPr>
+        <w:tabs>
+          <w:tab w:val="num" w:pos="5760"/>
+        </w:tabs>
+        <w:ind w:left="5760" w:hanging="360"/>
+      </w:pPr>
+      <w:rPr>
+        <w:rFonts w:ascii="Wingdings" w:hAnsi="Wingdings" w:hint="default"/>
+        <w:sz w:val="20"/>
+      </w:rPr>
+    </w:lvl>
+    <w:lvl w:ilvl="8" w:tentative="1">
+      <w:start w:val="1"/>
+      <w:numFmt w:val="bullet"/>
+      <w:lvlText w:val=""/>
+      <w:lvlJc w:val="left"/>
+      <w:pPr>
+        <w:tabs>
+          <w:tab w:val="num" w:pos="6480"/>
+        </w:tabs>
+        <w:ind w:left="6480" w:hanging="360"/>
+      </w:pPr>
+      <w:rPr>
+        <w:rFonts w:ascii="Wingdings" w:hAnsi="Wingdings" w:hint="default"/>
+        <w:sz w:val="20"/>
+      </w:rPr>
+    </w:lvl>
+  </w:abstractNum>
+  <w:abstractNum w:abstractNumId="10" w15:restartNumberingAfterBreak="0">
+    <w:nsid w:val="5A5126F7"/>
+    <w:multiLevelType w:val="multilevel"/>
+    <w:tmpl w:val="212E6214"/>
+    <w:lvl w:ilvl="0">
+      <w:start w:val="1"/>
+      <w:numFmt w:val="bullet"/>
+      <w:lvlText w:val=""/>
+      <w:lvlJc w:val="left"/>
+      <w:pPr>
+        <w:tabs>
+          <w:tab w:val="num" w:pos="360"/>
+        </w:tabs>
+        <w:ind w:left="360" w:hanging="360"/>
+      </w:pPr>
+      <w:rPr>
+        <w:rFonts w:ascii="Symbol" w:hAnsi="Symbol" w:hint="default"/>
+        <w:sz w:val="20"/>
+      </w:rPr>
+    </w:lvl>
+    <w:lvl w:ilvl="1" w:tentative="1">
+      <w:start w:val="1"/>
+      <w:numFmt w:val="bullet"/>
+      <w:lvlText w:val="o"/>
+      <w:lvlJc w:val="left"/>
+      <w:pPr>
+        <w:tabs>
+          <w:tab w:val="num" w:pos="1080"/>
+        </w:tabs>
+        <w:ind w:left="1080" w:hanging="360"/>
+      </w:pPr>
+      <w:rPr>
+        <w:rFonts w:ascii="Courier New" w:hAnsi="Courier New" w:hint="default"/>
+        <w:sz w:val="20"/>
+      </w:rPr>
+    </w:lvl>
+    <w:lvl w:ilvl="2" w:tentative="1">
+      <w:start w:val="1"/>
+      <w:numFmt w:val="bullet"/>
+      <w:lvlText w:val=""/>
+      <w:lvlJc w:val="left"/>
+      <w:pPr>
+        <w:tabs>
+          <w:tab w:val="num" w:pos="1800"/>
+        </w:tabs>
+        <w:ind w:left="1800" w:hanging="360"/>
+      </w:pPr>
+      <w:rPr>
+        <w:rFonts w:ascii="Wingdings" w:hAnsi="Wingdings" w:hint="default"/>
+        <w:sz w:val="20"/>
+      </w:rPr>
+    </w:lvl>
+    <w:lvl w:ilvl="3" w:tentative="1">
+      <w:start w:val="1"/>
+      <w:numFmt w:val="bullet"/>
+      <w:lvlText w:val=""/>
+      <w:lvlJc w:val="left"/>
+      <w:pPr>
+        <w:tabs>
+          <w:tab w:val="num" w:pos="2520"/>
+        </w:tabs>
+        <w:ind w:left="2520" w:hanging="360"/>
+      </w:pPr>
+      <w:rPr>
+        <w:rFonts w:ascii="Wingdings" w:hAnsi="Wingdings" w:hint="default"/>
+        <w:sz w:val="20"/>
+      </w:rPr>
+    </w:lvl>
+    <w:lvl w:ilvl="4" w:tentative="1">
+      <w:start w:val="1"/>
+      <w:numFmt w:val="bullet"/>
+      <w:lvlText w:val=""/>
+      <w:lvlJc w:val="left"/>
+      <w:pPr>
+        <w:tabs>
+          <w:tab w:val="num" w:pos="3240"/>
+        </w:tabs>
+        <w:ind w:left="3240" w:hanging="360"/>
+      </w:pPr>
+      <w:rPr>
+        <w:rFonts w:ascii="Wingdings" w:hAnsi="Wingdings" w:hint="default"/>
+        <w:sz w:val="20"/>
+      </w:rPr>
+    </w:lvl>
+    <w:lvl w:ilvl="5" w:tentative="1">
+      <w:start w:val="1"/>
+      <w:numFmt w:val="bullet"/>
+      <w:lvlText w:val=""/>
+      <w:lvlJc w:val="left"/>
+      <w:pPr>
+        <w:tabs>
+          <w:tab w:val="num" w:pos="3960"/>
+        </w:tabs>
+        <w:ind w:left="3960" w:hanging="360"/>
+      </w:pPr>
+      <w:rPr>
+        <w:rFonts w:ascii="Wingdings" w:hAnsi="Wingdings" w:hint="default"/>
+        <w:sz w:val="20"/>
+      </w:rPr>
+    </w:lvl>
+    <w:lvl w:ilvl="6" w:tentative="1">
+      <w:start w:val="1"/>
+      <w:numFmt w:val="bullet"/>
+      <w:lvlText w:val=""/>
+      <w:lvlJc w:val="left"/>
+      <w:pPr>
+        <w:tabs>
+          <w:tab w:val="num" w:pos="4680"/>
+        </w:tabs>
+        <w:ind w:left="4680" w:hanging="360"/>
+      </w:pPr>
+      <w:rPr>
+        <w:rFonts w:ascii="Wingdings" w:hAnsi="Wingdings" w:hint="default"/>
+        <w:sz w:val="20"/>
+      </w:rPr>
+    </w:lvl>
+    <w:lvl w:ilvl="7" w:tentative="1">
+      <w:start w:val="1"/>
+      <w:numFmt w:val="bullet"/>
+      <w:lvlText w:val=""/>
+      <w:lvlJc w:val="left"/>
+      <w:pPr>
+        <w:tabs>
+          <w:tab w:val="num" w:pos="5400"/>
+        </w:tabs>
+        <w:ind w:left="5400" w:hanging="360"/>
+      </w:pPr>
+      <w:rPr>
+        <w:rFonts w:ascii="Wingdings" w:hAnsi="Wingdings" w:hint="default"/>
+        <w:sz w:val="20"/>
+      </w:rPr>
+    </w:lvl>
+    <w:lvl w:ilvl="8" w:tentative="1">
+      <w:start w:val="1"/>
+      <w:numFmt w:val="bullet"/>
+      <w:lvlText w:val=""/>
+      <w:lvlJc w:val="left"/>
+      <w:pPr>
+        <w:tabs>
+          <w:tab w:val="num" w:pos="6120"/>
+        </w:tabs>
+        <w:ind w:left="6120" w:hanging="360"/>
+      </w:pPr>
+      <w:rPr>
+        <w:rFonts w:ascii="Wingdings" w:hAnsi="Wingdings" w:hint="default"/>
+        <w:sz w:val="20"/>
+      </w:rPr>
+    </w:lvl>
+  </w:abstractNum>
+  <w:abstractNum w:abstractNumId="11" w15:restartNumberingAfterBreak="0">
+    <w:nsid w:val="5CB71738"/>
+    <w:multiLevelType w:val="multilevel"/>
+    <w:tmpl w:val="FD6014A2"/>
+    <w:lvl w:ilvl="0">
+      <w:start w:val="1"/>
+      <w:numFmt w:val="bullet"/>
+      <w:lvlText w:val=""/>
+      <w:lvlJc w:val="left"/>
+      <w:pPr>
+        <w:tabs>
+          <w:tab w:val="num" w:pos="720"/>
+        </w:tabs>
+        <w:ind w:left="720" w:hanging="360"/>
+      </w:pPr>
+      <w:rPr>
+        <w:rFonts w:ascii="Symbol" w:hAnsi="Symbol" w:hint="default"/>
+        <w:sz w:val="20"/>
+      </w:rPr>
+    </w:lvl>
+    <w:lvl w:ilvl="1" w:tentative="1">
+      <w:start w:val="1"/>
+      <w:numFmt w:val="bullet"/>
+      <w:lvlText w:val="o"/>
+      <w:lvlJc w:val="left"/>
+      <w:pPr>
+        <w:tabs>
+          <w:tab w:val="num" w:pos="1440"/>
+        </w:tabs>
+        <w:ind w:left="1440" w:hanging="360"/>
+      </w:pPr>
+      <w:rPr>
+        <w:rFonts w:ascii="Courier New" w:hAnsi="Courier New" w:hint="default"/>
+        <w:sz w:val="20"/>
+      </w:rPr>
+    </w:lvl>
+    <w:lvl w:ilvl="2" w:tentative="1">
+      <w:start w:val="1"/>
+      <w:numFmt w:val="bullet"/>
+      <w:lvlText w:val=""/>
+      <w:lvlJc w:val="left"/>
+      <w:pPr>
+        <w:tabs>
+          <w:tab w:val="num" w:pos="2160"/>
+        </w:tabs>
+        <w:ind w:left="2160" w:hanging="360"/>
+      </w:pPr>
+      <w:rPr>
+        <w:rFonts w:ascii="Wingdings" w:hAnsi="Wingdings" w:hint="default"/>
+        <w:sz w:val="20"/>
+      </w:rPr>
+    </w:lvl>
+    <w:lvl w:ilvl="3" w:tentative="1">
+      <w:start w:val="1"/>
+      <w:numFmt w:val="bullet"/>
+      <w:lvlText w:val=""/>
+      <w:lvlJc w:val="left"/>
+      <w:pPr>
+        <w:tabs>
+          <w:tab w:val="num" w:pos="2880"/>
+        </w:tabs>
+        <w:ind w:left="2880" w:hanging="360"/>
+      </w:pPr>
+      <w:rPr>
+        <w:rFonts w:ascii="Wingdings" w:hAnsi="Wingdings" w:hint="default"/>
+        <w:sz w:val="20"/>
+      </w:rPr>
+    </w:lvl>
+    <w:lvl w:ilvl="4" w:tentative="1">
+      <w:start w:val="1"/>
+      <w:numFmt w:val="bullet"/>
+      <w:lvlText w:val=""/>
+      <w:lvlJc w:val="left"/>
+      <w:pPr>
+        <w:tabs>
+          <w:tab w:val="num" w:pos="3600"/>
+        </w:tabs>
+        <w:ind w:left="3600" w:hanging="360"/>
+      </w:pPr>
+      <w:rPr>
+        <w:rFonts w:ascii="Wingdings" w:hAnsi="Wingdings" w:hint="default"/>
+        <w:sz w:val="20"/>
+      </w:rPr>
+    </w:lvl>
+    <w:lvl w:ilvl="5" w:tentative="1">
+      <w:start w:val="1"/>
+      <w:numFmt w:val="bullet"/>
+      <w:lvlText w:val=""/>
+      <w:lvlJc w:val="left"/>
+      <w:pPr>
+        <w:tabs>
+          <w:tab w:val="num" w:pos="4320"/>
+        </w:tabs>
+        <w:ind w:left="4320" w:hanging="360"/>
+      </w:pPr>
+      <w:rPr>
+        <w:rFonts w:ascii="Wingdings" w:hAnsi="Wingdings" w:hint="default"/>
+        <w:sz w:val="20"/>
+      </w:rPr>
+    </w:lvl>
+    <w:lvl w:ilvl="6" w:tentative="1">
+      <w:start w:val="1"/>
+      <w:numFmt w:val="bullet"/>
+      <w:lvlText w:val=""/>
+      <w:lvlJc w:val="left"/>
+      <w:pPr>
+        <w:tabs>
+          <w:tab w:val="num" w:pos="5040"/>
+        </w:tabs>
+        <w:ind w:left="5040" w:hanging="360"/>
+      </w:pPr>
+      <w:rPr>
+        <w:rFonts w:ascii="Wingdings" w:hAnsi="Wingdings" w:hint="default"/>
+        <w:sz w:val="20"/>
+      </w:rPr>
+    </w:lvl>
+    <w:lvl w:ilvl="7" w:tentative="1">
+      <w:start w:val="1"/>
+      <w:numFmt w:val="bullet"/>
+      <w:lvlText w:val=""/>
+      <w:lvlJc w:val="left"/>
+      <w:pPr>
+        <w:tabs>
+          <w:tab w:val="num" w:pos="5760"/>
+        </w:tabs>
+        <w:ind w:left="5760" w:hanging="360"/>
+      </w:pPr>
+      <w:rPr>
+        <w:rFonts w:ascii="Wingdings" w:hAnsi="Wingdings" w:hint="default"/>
+        <w:sz w:val="20"/>
+      </w:rPr>
+    </w:lvl>
+    <w:lvl w:ilvl="8" w:tentative="1">
+      <w:start w:val="1"/>
+      <w:numFmt w:val="bullet"/>
+      <w:lvlText w:val=""/>
+      <w:lvlJc w:val="left"/>
+      <w:pPr>
+        <w:tabs>
+          <w:tab w:val="num" w:pos="6480"/>
+        </w:tabs>
+        <w:ind w:left="6480" w:hanging="360"/>
+      </w:pPr>
+      <w:rPr>
+        <w:rFonts w:ascii="Wingdings" w:hAnsi="Wingdings" w:hint="default"/>
+        <w:sz w:val="20"/>
+      </w:rPr>
+    </w:lvl>
+  </w:abstractNum>
+  <w:abstractNum w:abstractNumId="12" w15:restartNumberingAfterBreak="0">
+    <w:nsid w:val="641D7266"/>
+    <w:multiLevelType w:val="multilevel"/>
+    <w:tmpl w:val="F622409C"/>
+    <w:lvl w:ilvl="0">
+      <w:start w:val="1"/>
+      <w:numFmt w:val="bullet"/>
+      <w:lvlText w:val=""/>
+      <w:lvlJc w:val="left"/>
+      <w:pPr>
+        <w:tabs>
+          <w:tab w:val="num" w:pos="360"/>
+        </w:tabs>
+        <w:ind w:left="360" w:hanging="360"/>
+      </w:pPr>
+      <w:rPr>
+        <w:rFonts w:ascii="Symbol" w:hAnsi="Symbol" w:hint="default"/>
+        <w:sz w:val="20"/>
+      </w:rPr>
+    </w:lvl>
+    <w:lvl w:ilvl="1" w:tentative="1">
+      <w:start w:val="1"/>
+      <w:numFmt w:val="bullet"/>
+      <w:lvlText w:val="o"/>
+      <w:lvlJc w:val="left"/>
+      <w:pPr>
+        <w:tabs>
+          <w:tab w:val="num" w:pos="1080"/>
+        </w:tabs>
+        <w:ind w:left="1080" w:hanging="360"/>
+      </w:pPr>
+      <w:rPr>
+        <w:rFonts w:ascii="Courier New" w:hAnsi="Courier New" w:hint="default"/>
+        <w:sz w:val="20"/>
+      </w:rPr>
+    </w:lvl>
+    <w:lvl w:ilvl="2" w:tentative="1">
+      <w:start w:val="1"/>
+      <w:numFmt w:val="bullet"/>
+      <w:lvlText w:val=""/>
+      <w:lvlJc w:val="left"/>
+      <w:pPr>
+        <w:tabs>
+          <w:tab w:val="num" w:pos="1800"/>
+        </w:tabs>
+        <w:ind w:left="1800" w:hanging="360"/>
+      </w:pPr>
+      <w:rPr>
+        <w:rFonts w:ascii="Wingdings" w:hAnsi="Wingdings" w:hint="default"/>
+        <w:sz w:val="20"/>
+      </w:rPr>
+    </w:lvl>
+    <w:lvl w:ilvl="3" w:tentative="1">
+      <w:start w:val="1"/>
+      <w:numFmt w:val="bullet"/>
+      <w:lvlText w:val=""/>
+      <w:lvlJc w:val="left"/>
+      <w:pPr>
+        <w:tabs>
+          <w:tab w:val="num" w:pos="2520"/>
+        </w:tabs>
+        <w:ind w:left="2520" w:hanging="360"/>
+      </w:pPr>
+      <w:rPr>
+        <w:rFonts w:ascii="Wingdings" w:hAnsi="Wingdings" w:hint="default"/>
+        <w:sz w:val="20"/>
+      </w:rPr>
+    </w:lvl>
+    <w:lvl w:ilvl="4" w:tentative="1">
+      <w:start w:val="1"/>
+      <w:numFmt w:val="bullet"/>
+      <w:lvlText w:val=""/>
+      <w:lvlJc w:val="left"/>
+      <w:pPr>
+        <w:tabs>
+          <w:tab w:val="num" w:pos="3240"/>
+        </w:tabs>
+        <w:ind w:left="3240" w:hanging="360"/>
+      </w:pPr>
+      <w:rPr>
+        <w:rFonts w:ascii="Wingdings" w:hAnsi="Wingdings" w:hint="default"/>
+        <w:sz w:val="20"/>
+      </w:rPr>
+    </w:lvl>
+    <w:lvl w:ilvl="5" w:tentative="1">
+      <w:start w:val="1"/>
+      <w:numFmt w:val="bullet"/>
+      <w:lvlText w:val=""/>
+      <w:lvlJc w:val="left"/>
+      <w:pPr>
+        <w:tabs>
+          <w:tab w:val="num" w:pos="3960"/>
+        </w:tabs>
+        <w:ind w:left="3960" w:hanging="360"/>
+      </w:pPr>
+      <w:rPr>
+        <w:rFonts w:ascii="Wingdings" w:hAnsi="Wingdings" w:hint="default"/>
+        <w:sz w:val="20"/>
+      </w:rPr>
+    </w:lvl>
+    <w:lvl w:ilvl="6" w:tentative="1">
+      <w:start w:val="1"/>
+      <w:numFmt w:val="bullet"/>
+      <w:lvlText w:val=""/>
+      <w:lvlJc w:val="left"/>
+      <w:pPr>
+        <w:tabs>
+          <w:tab w:val="num" w:pos="4680"/>
+        </w:tabs>
+        <w:ind w:left="4680" w:hanging="360"/>
+      </w:pPr>
+      <w:rPr>
+        <w:rFonts w:ascii="Wingdings" w:hAnsi="Wingdings" w:hint="default"/>
+        <w:sz w:val="20"/>
+      </w:rPr>
+    </w:lvl>
+    <w:lvl w:ilvl="7" w:tentative="1">
+      <w:start w:val="1"/>
+      <w:numFmt w:val="bullet"/>
+      <w:lvlText w:val=""/>
+      <w:lvlJc w:val="left"/>
+      <w:pPr>
+        <w:tabs>
+          <w:tab w:val="num" w:pos="5400"/>
+        </w:tabs>
+        <w:ind w:left="5400" w:hanging="360"/>
+      </w:pPr>
+      <w:rPr>
+        <w:rFonts w:ascii="Wingdings" w:hAnsi="Wingdings" w:hint="default"/>
+        <w:sz w:val="20"/>
+      </w:rPr>
+    </w:lvl>
+    <w:lvl w:ilvl="8" w:tentative="1">
+      <w:start w:val="1"/>
+      <w:numFmt w:val="bullet"/>
+      <w:lvlText w:val=""/>
+      <w:lvlJc w:val="left"/>
+      <w:pPr>
+        <w:tabs>
+          <w:tab w:val="num" w:pos="6120"/>
+        </w:tabs>
+        <w:ind w:left="6120" w:hanging="360"/>
+      </w:pPr>
+      <w:rPr>
+        <w:rFonts w:ascii="Wingdings" w:hAnsi="Wingdings" w:hint="default"/>
+        <w:sz w:val="20"/>
+      </w:rPr>
+    </w:lvl>
+  </w:abstractNum>
+  <w:abstractNum w:abstractNumId="13" w15:restartNumberingAfterBreak="0">
+    <w:nsid w:val="6EBB3CCE"/>
+    <w:multiLevelType w:val="multilevel"/>
+    <w:tmpl w:val="FA52BE64"/>
+    <w:lvl w:ilvl="0">
+      <w:start w:val="1"/>
+      <w:numFmt w:val="bullet"/>
+      <w:lvlText w:val=""/>
+      <w:lvlJc w:val="left"/>
+      <w:pPr>
+        <w:tabs>
+          <w:tab w:val="num" w:pos="360"/>
+        </w:tabs>
+        <w:ind w:left="360" w:hanging="360"/>
+      </w:pPr>
+      <w:rPr>
+        <w:rFonts w:ascii="Symbol" w:hAnsi="Symbol" w:hint="default"/>
+        <w:sz w:val="20"/>
+      </w:rPr>
+    </w:lvl>
+    <w:lvl w:ilvl="1" w:tentative="1">
+      <w:start w:val="1"/>
+      <w:numFmt w:val="bullet"/>
+      <w:lvlText w:val="o"/>
+      <w:lvlJc w:val="left"/>
+      <w:pPr>
+        <w:tabs>
+          <w:tab w:val="num" w:pos="1080"/>
+        </w:tabs>
+        <w:ind w:left="1080" w:hanging="360"/>
+      </w:pPr>
+      <w:rPr>
+        <w:rFonts w:ascii="Courier New" w:hAnsi="Courier New" w:hint="default"/>
+        <w:sz w:val="20"/>
+      </w:rPr>
+    </w:lvl>
+    <w:lvl w:ilvl="2" w:tentative="1">
+      <w:start w:val="1"/>
+      <w:numFmt w:val="bullet"/>
+      <w:lvlText w:val=""/>
+      <w:lvlJc w:val="left"/>
+      <w:pPr>
+        <w:tabs>
+          <w:tab w:val="num" w:pos="1800"/>
+        </w:tabs>
+        <w:ind w:left="1800" w:hanging="360"/>
+      </w:pPr>
+      <w:rPr>
+        <w:rFonts w:ascii="Wingdings" w:hAnsi="Wingdings" w:hint="default"/>
+        <w:sz w:val="20"/>
+      </w:rPr>
+    </w:lvl>
+    <w:lvl w:ilvl="3" w:tentative="1">
+      <w:start w:val="1"/>
+      <w:numFmt w:val="bullet"/>
+      <w:lvlText w:val=""/>
+      <w:lvlJc w:val="left"/>
+      <w:pPr>
+        <w:tabs>
+          <w:tab w:val="num" w:pos="2520"/>
+        </w:tabs>
+        <w:ind w:left="2520" w:hanging="360"/>
+      </w:pPr>
+      <w:rPr>
+        <w:rFonts w:ascii="Wingdings" w:hAnsi="Wingdings" w:hint="default"/>
+        <w:sz w:val="20"/>
+      </w:rPr>
+    </w:lvl>
+    <w:lvl w:ilvl="4" w:tentative="1">
+      <w:start w:val="1"/>
+      <w:numFmt w:val="bullet"/>
+      <w:lvlText w:val=""/>
+      <w:lvlJc w:val="left"/>
+      <w:pPr>
+        <w:tabs>
+          <w:tab w:val="num" w:pos="3240"/>
+        </w:tabs>
+        <w:ind w:left="3240" w:hanging="360"/>
+      </w:pPr>
+      <w:rPr>
+        <w:rFonts w:ascii="Wingdings" w:hAnsi="Wingdings" w:hint="default"/>
+        <w:sz w:val="20"/>
+      </w:rPr>
+    </w:lvl>
+    <w:lvl w:ilvl="5" w:tentative="1">
+      <w:start w:val="1"/>
+      <w:numFmt w:val="bullet"/>
+      <w:lvlText w:val=""/>
+      <w:lvlJc w:val="left"/>
+      <w:pPr>
+        <w:tabs>
+          <w:tab w:val="num" w:pos="3960"/>
+        </w:tabs>
+        <w:ind w:left="3960" w:hanging="360"/>
+      </w:pPr>
+      <w:rPr>
+        <w:rFonts w:ascii="Wingdings" w:hAnsi="Wingdings" w:hint="default"/>
+        <w:sz w:val="20"/>
+      </w:rPr>
+    </w:lvl>
+    <w:lvl w:ilvl="6" w:tentative="1">
+      <w:start w:val="1"/>
+      <w:numFmt w:val="bullet"/>
+      <w:lvlText w:val=""/>
+      <w:lvlJc w:val="left"/>
+      <w:pPr>
+        <w:tabs>
+          <w:tab w:val="num" w:pos="4680"/>
+        </w:tabs>
+        <w:ind w:left="4680" w:hanging="360"/>
+      </w:pPr>
+      <w:rPr>
+        <w:rFonts w:ascii="Wingdings" w:hAnsi="Wingdings" w:hint="default"/>
+        <w:sz w:val="20"/>
+      </w:rPr>
+    </w:lvl>
+    <w:lvl w:ilvl="7" w:tentative="1">
+      <w:start w:val="1"/>
+      <w:numFmt w:val="bullet"/>
+      <w:lvlText w:val=""/>
+      <w:lvlJc w:val="left"/>
+      <w:pPr>
+        <w:tabs>
+          <w:tab w:val="num" w:pos="5400"/>
+        </w:tabs>
+        <w:ind w:left="5400" w:hanging="360"/>
+      </w:pPr>
+      <w:rPr>
+        <w:rFonts w:ascii="Wingdings" w:hAnsi="Wingdings" w:hint="default"/>
+        <w:sz w:val="20"/>
+      </w:rPr>
+    </w:lvl>
+    <w:lvl w:ilvl="8" w:tentative="1">
+      <w:start w:val="1"/>
+      <w:numFmt w:val="bullet"/>
+      <w:lvlText w:val=""/>
+      <w:lvlJc w:val="left"/>
+      <w:pPr>
+        <w:tabs>
+          <w:tab w:val="num" w:pos="6120"/>
+        </w:tabs>
+        <w:ind w:left="6120" w:hanging="360"/>
+      </w:pPr>
+      <w:rPr>
+        <w:rFonts w:ascii="Wingdings" w:hAnsi="Wingdings" w:hint="default"/>
+        <w:sz w:val="20"/>
+      </w:rPr>
+    </w:lvl>
+  </w:abstractNum>
+  <w:abstractNum w:abstractNumId="14" w15:restartNumberingAfterBreak="0">
+    <w:nsid w:val="73611C04"/>
+    <w:multiLevelType w:val="multilevel"/>
+    <w:tmpl w:val="05A2616C"/>
+    <w:lvl w:ilvl="0">
+      <w:start w:val="1"/>
+      <w:numFmt w:val="bullet"/>
+      <w:lvlText w:val=""/>
+      <w:lvlJc w:val="left"/>
+      <w:pPr>
+        <w:tabs>
+          <w:tab w:val="num" w:pos="720"/>
+        </w:tabs>
+        <w:ind w:left="720" w:hanging="360"/>
+      </w:pPr>
+      <w:rPr>
+        <w:rFonts w:ascii="Symbol" w:hAnsi="Symbol" w:hint="default"/>
+        <w:sz w:val="20"/>
+      </w:rPr>
+    </w:lvl>
+    <w:lvl w:ilvl="1" w:tentative="1">
+      <w:start w:val="1"/>
+      <w:numFmt w:val="bullet"/>
+      <w:lvlText w:val="o"/>
+      <w:lvlJc w:val="left"/>
+      <w:pPr>
+        <w:tabs>
+          <w:tab w:val="num" w:pos="1440"/>
+        </w:tabs>
+        <w:ind w:left="1440" w:hanging="360"/>
+      </w:pPr>
+      <w:rPr>
+        <w:rFonts w:ascii="Courier New" w:hAnsi="Courier New" w:hint="default"/>
+        <w:sz w:val="20"/>
+      </w:rPr>
+    </w:lvl>
+    <w:lvl w:ilvl="2" w:tentative="1">
+      <w:start w:val="1"/>
+      <w:numFmt w:val="bullet"/>
+      <w:lvlText w:val=""/>
+      <w:lvlJc w:val="left"/>
+      <w:pPr>
+        <w:tabs>
+          <w:tab w:val="num" w:pos="2160"/>
+        </w:tabs>
+        <w:ind w:left="2160" w:hanging="360"/>
+      </w:pPr>
+      <w:rPr>
+        <w:rFonts w:ascii="Wingdings" w:hAnsi="Wingdings" w:hint="default"/>
+        <w:sz w:val="20"/>
+      </w:rPr>
+    </w:lvl>
+    <w:lvl w:ilvl="3" w:tentative="1">
+      <w:start w:val="1"/>
+      <w:numFmt w:val="bullet"/>
+      <w:lvlText w:val=""/>
+      <w:lvlJc w:val="left"/>
+      <w:pPr>
+        <w:tabs>
+          <w:tab w:val="num" w:pos="2880"/>
+        </w:tabs>
+        <w:ind w:left="2880" w:hanging="360"/>
+      </w:pPr>
+      <w:rPr>
+        <w:rFonts w:ascii="Wingdings" w:hAnsi="Wingdings" w:hint="default"/>
+        <w:sz w:val="20"/>
+      </w:rPr>
+    </w:lvl>
+    <w:lvl w:ilvl="4" w:tentative="1">
+      <w:start w:val="1"/>
+      <w:numFmt w:val="bullet"/>
+      <w:lvlText w:val=""/>
+      <w:lvlJc w:val="left"/>
+      <w:pPr>
+        <w:tabs>
+          <w:tab w:val="num" w:pos="3600"/>
+        </w:tabs>
+        <w:ind w:left="3600" w:hanging="360"/>
+      </w:pPr>
+      <w:rPr>
+        <w:rFonts w:ascii="Wingdings" w:hAnsi="Wingdings" w:hint="default"/>
+        <w:sz w:val="20"/>
+      </w:rPr>
+    </w:lvl>
+    <w:lvl w:ilvl="5" w:tentative="1">
+      <w:start w:val="1"/>
+      <w:numFmt w:val="bullet"/>
+      <w:lvlText w:val=""/>
+      <w:lvlJc w:val="left"/>
+      <w:pPr>
+        <w:tabs>
+          <w:tab w:val="num" w:pos="4320"/>
+        </w:tabs>
+        <w:ind w:left="4320" w:hanging="360"/>
+      </w:pPr>
+      <w:rPr>
+        <w:rFonts w:ascii="Wingdings" w:hAnsi="Wingdings" w:hint="default"/>
+        <w:sz w:val="20"/>
+      </w:rPr>
+    </w:lvl>
+    <w:lvl w:ilvl="6" w:tentative="1">
+      <w:start w:val="1"/>
+      <w:numFmt w:val="bullet"/>
+      <w:lvlText w:val=""/>
+      <w:lvlJc w:val="left"/>
+      <w:pPr>
+        <w:tabs>
+          <w:tab w:val="num" w:pos="5040"/>
+        </w:tabs>
+        <w:ind w:left="5040" w:hanging="360"/>
+      </w:pPr>
+      <w:rPr>
+        <w:rFonts w:ascii="Wingdings" w:hAnsi="Wingdings" w:hint="default"/>
+        <w:sz w:val="20"/>
+      </w:rPr>
+    </w:lvl>
+    <w:lvl w:ilvl="7" w:tentative="1">
+      <w:start w:val="1"/>
+      <w:numFmt w:val="bullet"/>
+      <w:lvlText w:val=""/>
+      <w:lvlJc w:val="left"/>
+      <w:pPr>
+        <w:tabs>
+          <w:tab w:val="num" w:pos="5760"/>
+        </w:tabs>
+        <w:ind w:left="5760" w:hanging="360"/>
+      </w:pPr>
+      <w:rPr>
+        <w:rFonts w:ascii="Wingdings" w:hAnsi="Wingdings" w:hint="default"/>
+        <w:sz w:val="20"/>
+      </w:rPr>
+    </w:lvl>
+    <w:lvl w:ilvl="8" w:tentative="1">
+      <w:start w:val="1"/>
+      <w:numFmt w:val="bullet"/>
+      <w:lvlText w:val=""/>
+      <w:lvlJc w:val="left"/>
+      <w:pPr>
+        <w:tabs>
+          <w:tab w:val="num" w:pos="6480"/>
+        </w:tabs>
+        <w:ind w:left="6480" w:hanging="360"/>
+      </w:pPr>
+      <w:rPr>
+        <w:rFonts w:ascii="Wingdings" w:hAnsi="Wingdings" w:hint="default"/>
+        <w:sz w:val="20"/>
+      </w:rPr>
+    </w:lvl>
+  </w:abstractNum>
+  <w:abstractNum w:abstractNumId="15" w15:restartNumberingAfterBreak="0">
+    <w:nsid w:val="7C9954D5"/>
+    <w:multiLevelType w:val="multilevel"/>
+    <w:tmpl w:val="7D2A300C"/>
+    <w:lvl w:ilvl="0">
+      <w:start w:val="1"/>
+      <w:numFmt w:val="bullet"/>
+      <w:lvlText w:val=""/>
+      <w:lvlJc w:val="left"/>
+      <w:pPr>
+        <w:tabs>
+          <w:tab w:val="num" w:pos="720"/>
+        </w:tabs>
+        <w:ind w:left="720" w:hanging="360"/>
+      </w:pPr>
+      <w:rPr>
+        <w:rFonts w:ascii="Symbol" w:hAnsi="Symbol" w:hint="default"/>
+        <w:sz w:val="20"/>
+      </w:rPr>
+    </w:lvl>
+    <w:lvl w:ilvl="1" w:tentative="1">
+      <w:start w:val="1"/>
+      <w:numFmt w:val="bullet"/>
+      <w:lvlText w:val="o"/>
+      <w:lvlJc w:val="left"/>
+      <w:pPr>
+        <w:tabs>
+          <w:tab w:val="num" w:pos="1440"/>
+        </w:tabs>
+        <w:ind w:left="1440" w:hanging="360"/>
+      </w:pPr>
+      <w:rPr>
+        <w:rFonts w:ascii="Courier New" w:hAnsi="Courier New" w:hint="default"/>
+        <w:sz w:val="20"/>
+      </w:rPr>
+    </w:lvl>
+    <w:lvl w:ilvl="2" w:tentative="1">
+      <w:start w:val="1"/>
+      <w:numFmt w:val="bullet"/>
+      <w:lvlText w:val=""/>
+      <w:lvlJc w:val="left"/>
+      <w:pPr>
+        <w:tabs>
+          <w:tab w:val="num" w:pos="2160"/>
+        </w:tabs>
+        <w:ind w:left="2160" w:hanging="360"/>
+      </w:pPr>
+      <w:rPr>
+        <w:rFonts w:ascii="Wingdings" w:hAnsi="Wingdings" w:hint="default"/>
+        <w:sz w:val="20"/>
+      </w:rPr>
+    </w:lvl>
+    <w:lvl w:ilvl="3" w:tentative="1">
+      <w:start w:val="1"/>
+      <w:numFmt w:val="bullet"/>
+      <w:lvlText w:val=""/>
+      <w:lvlJc w:val="left"/>
+      <w:pPr>
+        <w:tabs>
+          <w:tab w:val="num" w:pos="2880"/>
+        </w:tabs>
+        <w:ind w:left="2880" w:hanging="360"/>
+      </w:pPr>
+      <w:rPr>
+        <w:rFonts w:ascii="Wingdings" w:hAnsi="Wingdings" w:hint="default"/>
+        <w:sz w:val="20"/>
+      </w:rPr>
+    </w:lvl>
+    <w:lvl w:ilvl="4" w:tentative="1">
+      <w:start w:val="1"/>
+      <w:numFmt w:val="bullet"/>
+      <w:lvlText w:val=""/>
+      <w:lvlJc w:val="left"/>
+      <w:pPr>
+        <w:tabs>
+          <w:tab w:val="num" w:pos="3600"/>
+        </w:tabs>
+        <w:ind w:left="3600" w:hanging="360"/>
+      </w:pPr>
+      <w:rPr>
+        <w:rFonts w:ascii="Wingdings" w:hAnsi="Wingdings" w:hint="default"/>
+        <w:sz w:val="20"/>
+      </w:rPr>
+    </w:lvl>
+    <w:lvl w:ilvl="5" w:tentative="1">
+      <w:start w:val="1"/>
+      <w:numFmt w:val="bullet"/>
+      <w:lvlText w:val=""/>
+      <w:lvlJc w:val="left"/>
+      <w:pPr>
+        <w:tabs>
+          <w:tab w:val="num" w:pos="4320"/>
+        </w:tabs>
+        <w:ind w:left="4320" w:hanging="360"/>
+      </w:pPr>
+      <w:rPr>
+        <w:rFonts w:ascii="Wingdings" w:hAnsi="Wingdings" w:hint="default"/>
+        <w:sz w:val="20"/>
+      </w:rPr>
+    </w:lvl>
+    <w:lvl w:ilvl="6" w:tentative="1">
+      <w:start w:val="1"/>
+      <w:numFmt w:val="bullet"/>
+      <w:lvlText w:val=""/>
+      <w:lvlJc w:val="left"/>
+      <w:pPr>
+        <w:tabs>
+          <w:tab w:val="num" w:pos="5040"/>
+        </w:tabs>
+        <w:ind w:left="5040" w:hanging="360"/>
+      </w:pPr>
+      <w:rPr>
+        <w:rFonts w:ascii="Wingdings" w:hAnsi="Wingdings" w:hint="default"/>
+        <w:sz w:val="20"/>
+      </w:rPr>
+    </w:lvl>
+    <w:lvl w:ilvl="7" w:tentative="1">
+      <w:start w:val="1"/>
+      <w:numFmt w:val="bullet"/>
+      <w:lvlText w:val=""/>
+      <w:lvlJc w:val="left"/>
+      <w:pPr>
+        <w:tabs>
+          <w:tab w:val="num" w:pos="5760"/>
+        </w:tabs>
+        <w:ind w:left="5760" w:hanging="360"/>
+      </w:pPr>
+      <w:rPr>
+        <w:rFonts w:ascii="Wingdings" w:hAnsi="Wingdings" w:hint="default"/>
+        <w:sz w:val="20"/>
+      </w:rPr>
+    </w:lvl>
+    <w:lvl w:ilvl="8" w:tentative="1">
+      <w:start w:val="1"/>
+      <w:numFmt w:val="bullet"/>
+      <w:lvlText w:val=""/>
+      <w:lvlJc w:val="left"/>
+      <w:pPr>
+        <w:tabs>
+          <w:tab w:val="num" w:pos="6480"/>
+        </w:tabs>
+        <w:ind w:left="6480" w:hanging="360"/>
+      </w:pPr>
+      <w:rPr>
+        <w:rFonts w:ascii="Wingdings" w:hAnsi="Wingdings" w:hint="default"/>
+        <w:sz w:val="20"/>
+      </w:rPr>
+    </w:lvl>
+  </w:abstractNum>
+  <w:abstractNum w:abstractNumId="16" w15:restartNumberingAfterBreak="0">
+    <w:nsid w:val="7FC90F27"/>
+    <w:multiLevelType w:val="multilevel"/>
+    <w:tmpl w:val="10E0B160"/>
     <w:lvl w:ilvl="0">
       <w:start w:val="1"/>
       <w:numFmt w:val="bullet"/>
@@ -1941,7 +4655,52 @@
     <w:abstractNumId w:val="0"/>
   </w:num>
   <w:num w:numId="2" w16cid:durableId="1032192387">
+    <w:abstractNumId w:val="2"/>
+  </w:num>
+  <w:num w:numId="3" w16cid:durableId="70277423">
+    <w:abstractNumId w:val="10"/>
+  </w:num>
+  <w:num w:numId="4" w16cid:durableId="1659531884">
+    <w:abstractNumId w:val="4"/>
+  </w:num>
+  <w:num w:numId="5" w16cid:durableId="1864977119">
+    <w:abstractNumId w:val="14"/>
+  </w:num>
+  <w:num w:numId="6" w16cid:durableId="850412504">
+    <w:abstractNumId w:val="3"/>
+  </w:num>
+  <w:num w:numId="7" w16cid:durableId="1450512810">
+    <w:abstractNumId w:val="7"/>
+  </w:num>
+  <w:num w:numId="8" w16cid:durableId="149101605">
+    <w:abstractNumId w:val="8"/>
+  </w:num>
+  <w:num w:numId="9" w16cid:durableId="1012874550">
+    <w:abstractNumId w:val="13"/>
+  </w:num>
+  <w:num w:numId="10" w16cid:durableId="961152442">
+    <w:abstractNumId w:val="5"/>
+  </w:num>
+  <w:num w:numId="11" w16cid:durableId="1975401822">
+    <w:abstractNumId w:val="9"/>
+  </w:num>
+  <w:num w:numId="12" w16cid:durableId="1463158686">
+    <w:abstractNumId w:val="15"/>
+  </w:num>
+  <w:num w:numId="13" w16cid:durableId="12533827">
+    <w:abstractNumId w:val="11"/>
+  </w:num>
+  <w:num w:numId="14" w16cid:durableId="464660787">
+    <w:abstractNumId w:val="16"/>
+  </w:num>
+  <w:num w:numId="15" w16cid:durableId="480851387">
+    <w:abstractNumId w:val="6"/>
+  </w:num>
+  <w:num w:numId="16" w16cid:durableId="463158415">
     <w:abstractNumId w:val="1"/>
+  </w:num>
+  <w:num w:numId="17" w16cid:durableId="264844481">
+    <w:abstractNumId w:val="12"/>
   </w:num>
 </w:numbering>
 </file>
